--- a/docs/lab-02/Lab2_Report_67070505218_Nara_Kosiyaporn.docx
+++ b/docs/lab-02/Lab2_Report_67070505218_Nara_Kosiyaporn.docx
@@ -31,7 +31,7 @@
           <w:sz w:val="24"/>
           <w:szCs w:val="24"/>
         </w:rPr>
-        <w:t xml:space="preserve">Lab 2: TokTickIT Requester Ticketing MVP with UI Foundation — Sprint Report</w:t>
+        <w:t xml:space="preserve">Lab 2: TokTickIT Requester Ticketing MVP with UI Foundation &amp; Code Architecture</w:t>
       </w:r>
     </w:p>
     <w:tbl>
@@ -409,7 +409,7 @@
           <w:sz w:val="22"/>
           <w:szCs w:val="22"/>
         </w:rPr>
-        <w:t xml:space="preserve">The repository strictly follows the course engineering workflow: features are developed on dedicated feature branches, reviewed and approved via Pull Requests, integrated into lab2-staging, and released into main via a final Release Pull Request.</w:t>
+        <w:t xml:space="preserve">The repository strictly adheres to the course engineering workflow: features are developed on dedicated feature branches, peer-reviewed and approved via Pull Requests, integrated into lab2-staging, and released into main via a final Release Pull Request (#22).</w:t>
       </w:r>
     </w:p>
     <w:p>
@@ -2057,52 +2057,67 @@
           <w:sz w:val="17"/>
           <w:szCs w:val="17"/>
         </w:rPr>
-        <w:t xml:space="preserve">│           ├── create-ticket/</w:t>
-      </w:r>
-    </w:p>
-    <w:p>
-      <w:pPr>
-        <w:shd w:fill="F4F6F5" w:val="clear"/>
-        <w:spacing w:after="20" w:before="20"/>
-      </w:pPr>
-      <w:r>
-        <w:rPr>
-          <w:rFonts w:ascii="Consolas" w:cs="Consolas" w:eastAsia="Consolas" w:hAnsi="Consolas"/>
-          <w:color w:val="222222"/>
-          <w:sz w:val="17"/>
-          <w:szCs w:val="17"/>
-        </w:rPr>
-        <w:t xml:space="preserve">│           ├── my-tickets/</w:t>
-      </w:r>
-    </w:p>
-    <w:p>
-      <w:pPr>
-        <w:shd w:fill="F4F6F5" w:val="clear"/>
-        <w:spacing w:after="20" w:before="20"/>
-      </w:pPr>
-      <w:r>
-        <w:rPr>
-          <w:rFonts w:ascii="Consolas" w:cs="Consolas" w:eastAsia="Consolas" w:hAnsi="Consolas"/>
-          <w:color w:val="222222"/>
-          <w:sz w:val="17"/>
-          <w:szCs w:val="17"/>
-        </w:rPr>
-        <w:t xml:space="preserve">│           ├── ticket-detail/</w:t>
-      </w:r>
-    </w:p>
-    <w:p>
-      <w:pPr>
-        <w:shd w:fill="F4F6F5" w:val="clear"/>
-        <w:spacing w:after="20" w:before="20"/>
-      </w:pPr>
-      <w:r>
-        <w:rPr>
-          <w:rFonts w:ascii="Consolas" w:cs="Consolas" w:eastAsia="Consolas" w:hAnsi="Consolas"/>
-          <w:color w:val="222222"/>
-          <w:sz w:val="17"/>
-          <w:szCs w:val="17"/>
-        </w:rPr>
-        <w:t xml:space="preserve">│           └── responsive/</w:t>
+        <w:t xml:space="preserve">│           ├── code/              # 9 IDE Code Implementation Screenshots</w:t>
+      </w:r>
+    </w:p>
+    <w:p>
+      <w:pPr>
+        <w:shd w:fill="F4F6F5" w:val="clear"/>
+        <w:spacing w:after="20" w:before="20"/>
+      </w:pPr>
+      <w:r>
+        <w:rPr>
+          <w:rFonts w:ascii="Consolas" w:cs="Consolas" w:eastAsia="Consolas" w:hAnsi="Consolas"/>
+          <w:color w:val="222222"/>
+          <w:sz w:val="17"/>
+          <w:szCs w:val="17"/>
+        </w:rPr>
+        <w:t xml:space="preserve">│           ├── create-ticket/     # 5 UI Screenshots (Requester, Form, 500, TKT#)</w:t>
+      </w:r>
+    </w:p>
+    <w:p>
+      <w:pPr>
+        <w:shd w:fill="F4F6F5" w:val="clear"/>
+        <w:spacing w:after="20" w:before="20"/>
+      </w:pPr>
+      <w:r>
+        <w:rPr>
+          <w:rFonts w:ascii="Consolas" w:cs="Consolas" w:eastAsia="Consolas" w:hAnsi="Consolas"/>
+          <w:color w:val="222222"/>
+          <w:sz w:val="17"/>
+          <w:szCs w:val="17"/>
+        </w:rPr>
+        <w:t xml:space="preserve">│           ├── my-tickets/        # 6 UI Screenshots (Search, Filter, Isolation)</w:t>
+      </w:r>
+    </w:p>
+    <w:p>
+      <w:pPr>
+        <w:shd w:fill="F4F6F5" w:val="clear"/>
+        <w:spacing w:after="20" w:before="20"/>
+      </w:pPr>
+      <w:r>
+        <w:rPr>
+          <w:rFonts w:ascii="Consolas" w:cs="Consolas" w:eastAsia="Consolas" w:hAnsi="Consolas"/>
+          <w:color w:val="222222"/>
+          <w:sz w:val="17"/>
+          <w:szCs w:val="17"/>
+        </w:rPr>
+        <w:t xml:space="preserve">│           ├── ticket-detail/     # 5 UI Screenshots (Read-only, Upload, Soft-remove)</w:t>
+      </w:r>
+    </w:p>
+    <w:p>
+      <w:pPr>
+        <w:shd w:fill="F4F6F5" w:val="clear"/>
+        <w:spacing w:after="20" w:before="20"/>
+      </w:pPr>
+      <w:r>
+        <w:rPr>
+          <w:rFonts w:ascii="Consolas" w:cs="Consolas" w:eastAsia="Consolas" w:hAnsi="Consolas"/>
+          <w:color w:val="222222"/>
+          <w:sz w:val="17"/>
+          <w:szCs w:val="17"/>
+        </w:rPr>
+        <w:t xml:space="preserve">│           └── responsive/        # 4 UI Screenshots (1200px, 800px, 375px)</w:t>
       </w:r>
     </w:p>
     <w:p>
@@ -2980,7 +2995,7 @@
         <w:spacing w:after="140" w:before="360"/>
       </w:pPr>
       <w:r>
-        <w:t xml:space="preserve">Answer Part 2: Spec DD (5 Points)</w:t>
+        <w:t xml:space="preserve">Answer Part 2: Spec DD &amp; Database Architecture (5 Points)</w:t>
       </w:r>
     </w:p>
     <w:p>
@@ -3291,6 +3306,348 @@
     </w:p>
     <w:p>
       <w:pPr>
+        <w:pStyle w:val="Heading2"/>
+        <w:spacing w:after="100" w:before="260"/>
+      </w:pPr>
+      <w:r>
+        <w:t xml:space="preserve">2.3 Code Architecture: Prisma Schema (server/prisma/schema.prisma)</w:t>
+      </w:r>
+    </w:p>
+    <w:p>
+      <w:pPr>
+        <w:spacing w:after="120"/>
+      </w:pPr>
+      <w:r>
+        <w:rPr>
+          <w:rFonts w:ascii="Calibri" w:cs="Calibri" w:eastAsia="Calibri" w:hAnsi="Calibri"/>
+          <w:b w:val="false"/>
+          <w:bCs w:val="false"/>
+          <w:i w:val="false"/>
+          <w:iCs w:val="false"/>
+          <w:color w:val="1B3A2A"/>
+          <w:sz w:val="22"/>
+          <w:szCs w:val="22"/>
+        </w:rPr>
+        <w:t xml:space="preserve">The data model defines strict relational integrity with foreign keys, indexes, and soft-removal audit fields:</w:t>
+      </w:r>
+    </w:p>
+    <w:p>
+      <w:pPr>
+        <w:spacing w:after="60" w:before="120"/>
+        <w:jc w:val="center"/>
+      </w:pPr>
+      <w:r>
+        <w:drawing>
+          <wp:inline distT="0" distB="0" distL="0" distR="0">
+            <wp:extent cx="4762500" cy="4657725"/>
+            <wp:effectExtent t="0" r="0" b="0" l="0"/>
+            <wp:docPr id="1" name="" descr="" title=""/>
+            <wp:cNvGraphicFramePr>
+              <a:graphicFrameLocks xmlns:a="http://schemas.openxmlformats.org/drawingml/2006/main" noChangeAspect="1"/>
+            </wp:cNvGraphicFramePr>
+            <a:graphic xmlns:a="http://schemas.openxmlformats.org/drawingml/2006/main">
+              <a:graphicData uri="http://schemas.openxmlformats.org/drawingml/2006/picture">
+                <pic:pic xmlns:pic="http://schemas.openxmlformats.org/drawingml/2006/picture">
+                  <pic:nvPicPr>
+                    <pic:cNvPr id="0" name="" descr=""/>
+                    <pic:cNvPicPr>
+                      <a:picLocks noChangeAspect="1" noChangeArrowheads="1"/>
+                    </pic:cNvPicPr>
+                  </pic:nvPicPr>
+                  <pic:blipFill>
+                    <a:blip r:embed="rId7" cstate="none"/>
+                    <a:srcRect/>
+                    <a:stretch>
+                      <a:fillRect/>
+                    </a:stretch>
+                  </pic:blipFill>
+                  <pic:spPr bwMode="auto">
+                    <a:xfrm>
+                      <a:off x="0" y="0"/>
+                      <a:ext cx="4762500" cy="4657725"/>
+                    </a:xfrm>
+                    <a:prstGeom prst="rect">
+                      <a:avLst/>
+                    </a:prstGeom>
+                  </pic:spPr>
+                </pic:pic>
+              </a:graphicData>
+            </a:graphic>
+          </wp:inline>
+        </w:drawing>
+      </w:r>
+    </w:p>
+    <w:p>
+      <w:pPr>
+        <w:spacing w:after="180" w:before="60"/>
+        <w:jc w:val="center"/>
+      </w:pPr>
+      <w:r>
+        <w:rPr>
+          <w:rFonts w:ascii="Calibri" w:cs="Calibri" w:eastAsia="Calibri" w:hAnsi="Calibri"/>
+          <w:i/>
+          <w:iCs/>
+          <w:color w:val="556E60"/>
+          <w:sz w:val="18"/>
+          <w:szCs w:val="18"/>
+        </w:rPr>
+        <w:t xml:space="preserve">Code Figure 1: Prisma Schema showing Requester, RelatedSystem, Ticket, and Attachment with soft-removal fields.</w:t>
+      </w:r>
+    </w:p>
+    <w:p>
+      <w:pPr>
+        <w:spacing w:after="120"/>
+      </w:pPr>
+      <w:r>
+        <w:rPr>
+          <w:rFonts w:ascii="Calibri" w:cs="Calibri" w:eastAsia="Calibri" w:hAnsi="Calibri"/>
+          <w:b w:val="false"/>
+          <w:bCs w:val="false"/>
+          <w:i w:val="false"/>
+          <w:iCs w:val="false"/>
+          <w:color w:val="1B3A2A"/>
+          <w:sz w:val="22"/>
+          <w:szCs w:val="22"/>
+        </w:rPr>
+        <w:t xml:space="preserve">Key Data Architecture Highlights:</w:t>
+      </w:r>
+    </w:p>
+    <w:p>
+      <w:pPr>
+        <w:spacing w:after="120"/>
+      </w:pPr>
+      <w:r>
+        <w:rPr>
+          <w:rFonts w:ascii="Calibri" w:cs="Calibri" w:eastAsia="Calibri" w:hAnsi="Calibri"/>
+          <w:b w:val="false"/>
+          <w:bCs w:val="false"/>
+          <w:i w:val="false"/>
+          <w:iCs w:val="false"/>
+          <w:color w:val="1B3A2A"/>
+          <w:sz w:val="22"/>
+          <w:szCs w:val="22"/>
+        </w:rPr>
+        <w:t xml:space="preserve">• Requester Model: Includes boolean 'active' field so inactive test accounts can be preserved in the database but filtered out from UI selection (BR-04).</w:t>
+      </w:r>
+    </w:p>
+    <w:p>
+      <w:pPr>
+        <w:spacing w:after="120"/>
+      </w:pPr>
+      <w:r>
+        <w:rPr>
+          <w:rFonts w:ascii="Calibri" w:cs="Calibri" w:eastAsia="Calibri" w:hAnsi="Calibri"/>
+          <w:b w:val="false"/>
+          <w:bCs w:val="false"/>
+          <w:i w:val="false"/>
+          <w:iCs w:val="false"/>
+          <w:color w:val="1B3A2A"/>
+          <w:sz w:val="22"/>
+          <w:szCs w:val="22"/>
+        </w:rPr>
+        <w:t xml:space="preserve">• Ticket Model: Enforces unique 'ticketNumber', relates to Requester and Category, and defaults status to 'New' (BR-02).</w:t>
+      </w:r>
+    </w:p>
+    <w:p>
+      <w:pPr>
+        <w:spacing w:after="120"/>
+      </w:pPr>
+      <w:r>
+        <w:rPr>
+          <w:rFonts w:ascii="Calibri" w:cs="Calibri" w:eastAsia="Calibri" w:hAnsi="Calibri"/>
+          <w:b w:val="false"/>
+          <w:bCs w:val="false"/>
+          <w:i w:val="false"/>
+          <w:iCs w:val="false"/>
+          <w:color w:val="1B3A2A"/>
+          <w:sz w:val="22"/>
+          <w:szCs w:val="22"/>
+        </w:rPr>
+        <w:t xml:space="preserve">• Attachment Model: Soft-removal is supported via 'active Boolean @default(true)', 'removalReason String?', and 'removedAt DateTime?' to retain files for security audits while preventing end-user downloads (BR-06, BR-07).</w:t>
+      </w:r>
+    </w:p>
+    <w:p>
+      <w:pPr>
+        <w:pStyle w:val="Heading2"/>
+        <w:spacing w:after="100" w:before="260"/>
+      </w:pPr>
+      <w:r>
+        <w:t xml:space="preserve">2.4 Code Architecture: Database Seed (server/prisma/seed.ts)</w:t>
+      </w:r>
+    </w:p>
+    <w:p>
+      <w:pPr>
+        <w:spacing w:after="120"/>
+      </w:pPr>
+      <w:r>
+        <w:rPr>
+          <w:rFonts w:ascii="Calibri" w:cs="Calibri" w:eastAsia="Calibri" w:hAnsi="Calibri"/>
+          <w:b w:val="false"/>
+          <w:bCs w:val="false"/>
+          <w:i w:val="false"/>
+          <w:iCs w:val="false"/>
+          <w:color w:val="1B3A2A"/>
+          <w:sz w:val="22"/>
+          <w:szCs w:val="22"/>
+        </w:rPr>
+        <w:t xml:space="preserve">The database seed script sets up predictable reference data and user personas for consistent testing:</w:t>
+      </w:r>
+    </w:p>
+    <w:p>
+      <w:pPr>
+        <w:spacing w:after="60" w:before="120"/>
+        <w:jc w:val="center"/>
+      </w:pPr>
+      <w:r>
+        <w:drawing>
+          <wp:inline distT="0" distB="0" distL="0" distR="0">
+            <wp:extent cx="5143500" cy="2905125"/>
+            <wp:effectExtent t="0" r="0" b="0" l="0"/>
+            <wp:docPr id="1" name="" descr="" title=""/>
+            <wp:cNvGraphicFramePr>
+              <a:graphicFrameLocks xmlns:a="http://schemas.openxmlformats.org/drawingml/2006/main" noChangeAspect="1"/>
+            </wp:cNvGraphicFramePr>
+            <a:graphic xmlns:a="http://schemas.openxmlformats.org/drawingml/2006/main">
+              <a:graphicData uri="http://schemas.openxmlformats.org/drawingml/2006/picture">
+                <pic:pic xmlns:pic="http://schemas.openxmlformats.org/drawingml/2006/picture">
+                  <pic:nvPicPr>
+                    <pic:cNvPr id="0" name="" descr=""/>
+                    <pic:cNvPicPr>
+                      <a:picLocks noChangeAspect="1" noChangeArrowheads="1"/>
+                    </pic:cNvPicPr>
+                  </pic:nvPicPr>
+                  <pic:blipFill>
+                    <a:blip r:embed="rId8" cstate="none"/>
+                    <a:srcRect/>
+                    <a:stretch>
+                      <a:fillRect/>
+                    </a:stretch>
+                  </pic:blipFill>
+                  <pic:spPr bwMode="auto">
+                    <a:xfrm>
+                      <a:off x="0" y="0"/>
+                      <a:ext cx="5143500" cy="2905125"/>
+                    </a:xfrm>
+                    <a:prstGeom prst="rect">
+                      <a:avLst/>
+                    </a:prstGeom>
+                  </pic:spPr>
+                </pic:pic>
+              </a:graphicData>
+            </a:graphic>
+          </wp:inline>
+        </w:drawing>
+      </w:r>
+    </w:p>
+    <w:p>
+      <w:pPr>
+        <w:spacing w:after="180" w:before="60"/>
+        <w:jc w:val="center"/>
+      </w:pPr>
+      <w:r>
+        <w:rPr>
+          <w:rFonts w:ascii="Calibri" w:cs="Calibri" w:eastAsia="Calibri" w:hAnsi="Calibri"/>
+          <w:i/>
+          <w:iCs/>
+          <w:color w:val="556E60"/>
+          <w:sz w:val="18"/>
+          <w:szCs w:val="18"/>
+        </w:rPr>
+        <w:t xml:space="preserve">Code Figure 2: Prisma Seed script establishing Primary Requester (Nara Kosiyaporn), Secondary Requester (Sunny farmhouse), and inactive accounts.</w:t>
+      </w:r>
+    </w:p>
+    <w:p>
+      <w:pPr>
+        <w:spacing w:after="120"/>
+      </w:pPr>
+      <w:r>
+        <w:rPr>
+          <w:rFonts w:ascii="Calibri" w:cs="Calibri" w:eastAsia="Calibri" w:hAnsi="Calibri"/>
+          <w:b w:val="false"/>
+          <w:bCs w:val="false"/>
+          <w:i w:val="false"/>
+          <w:iCs w:val="false"/>
+          <w:color w:val="1B3A2A"/>
+          <w:sz w:val="22"/>
+          <w:szCs w:val="22"/>
+        </w:rPr>
+        <w:t xml:space="preserve">Seed Data Configuration:</w:t>
+      </w:r>
+    </w:p>
+    <w:p>
+      <w:pPr>
+        <w:spacing w:after="120"/>
+      </w:pPr>
+      <w:r>
+        <w:rPr>
+          <w:rFonts w:ascii="Calibri" w:cs="Calibri" w:eastAsia="Calibri" w:hAnsi="Calibri"/>
+          <w:b w:val="false"/>
+          <w:bCs w:val="false"/>
+          <w:i w:val="false"/>
+          <w:iCs w:val="false"/>
+          <w:color w:val="1B3A2A"/>
+          <w:sz w:val="22"/>
+          <w:szCs w:val="22"/>
+        </w:rPr>
+        <w:t xml:space="preserve">• Primary Requester: Nara Kosiyaporn (nara.kosi@kmutt.ac.th) — active: true.</w:t>
+      </w:r>
+    </w:p>
+    <w:p>
+      <w:pPr>
+        <w:spacing w:after="120"/>
+      </w:pPr>
+      <w:r>
+        <w:rPr>
+          <w:rFonts w:ascii="Calibri" w:cs="Calibri" w:eastAsia="Calibri" w:hAnsi="Calibri"/>
+          <w:b w:val="false"/>
+          <w:bCs w:val="false"/>
+          <w:i w:val="false"/>
+          <w:iCs w:val="false"/>
+          <w:color w:val="1B3A2A"/>
+          <w:sz w:val="22"/>
+          <w:szCs w:val="22"/>
+        </w:rPr>
+        <w:t xml:space="preserve">• Secondary Requester: Sunny farmhouse (nara2012sun@gmail.com) — active: true.</w:t>
+      </w:r>
+    </w:p>
+    <w:p>
+      <w:pPr>
+        <w:spacing w:after="120"/>
+      </w:pPr>
+      <w:r>
+        <w:rPr>
+          <w:rFonts w:ascii="Calibri" w:cs="Calibri" w:eastAsia="Calibri" w:hAnsi="Calibri"/>
+          <w:b w:val="false"/>
+          <w:bCs w:val="false"/>
+          <w:i w:val="false"/>
+          <w:iCs w:val="false"/>
+          <w:color w:val="1B3A2A"/>
+          <w:sz w:val="22"/>
+          <w:szCs w:val="22"/>
+        </w:rPr>
+        <w:t xml:space="preserve">• Inactive Requester: Inactive Tester (inactive.tester@example.com) — active: false (verifies exclusion).</w:t>
+      </w:r>
+    </w:p>
+    <w:p>
+      <w:pPr>
+        <w:spacing w:after="120"/>
+      </w:pPr>
+      <w:r>
+        <w:rPr>
+          <w:rFonts w:ascii="Calibri" w:cs="Calibri" w:eastAsia="Calibri" w:hAnsi="Calibri"/>
+          <w:b w:val="false"/>
+          <w:bCs w:val="false"/>
+          <w:i w:val="false"/>
+          <w:iCs w:val="false"/>
+          <w:color w:val="1B3A2A"/>
+          <w:sz w:val="22"/>
+          <w:szCs w:val="22"/>
+        </w:rPr>
+        <w:t xml:space="preserve">• 4 Categories (Account and Access, Hardware, Software, Network) and 6 Related Systems.</w:t>
+      </w:r>
+    </w:p>
+    <w:p>
+      <w:pPr>
         <w:spacing w:after="200"/>
       </w:pPr>
     </w:p>
@@ -3300,7 +3657,7 @@
         <w:spacing w:after="140" w:before="360"/>
       </w:pPr>
       <w:r>
-        <w:t xml:space="preserve">Answer Part 3: Test DD and Traceability (10 Points)</w:t>
+        <w:t xml:space="preserve">Answer Part 3: Test DD, Traceability &amp; E2E Validation (10 Points)</w:t>
       </w:r>
     </w:p>
     <w:p>
@@ -5006,396 +5363,7 @@
         <w:spacing w:after="100" w:before="260"/>
       </w:pPr>
       <w:r>
-        <w:t xml:space="preserve">3.2 Passing Test Output from main Branch</w:t>
-      </w:r>
-    </w:p>
-    <w:p>
-      <w:pPr>
-        <w:shd w:fill="F4F6F5" w:val="clear"/>
-        <w:spacing w:after="20" w:before="20"/>
-      </w:pPr>
-      <w:r>
-        <w:rPr>
-          <w:rFonts w:ascii="Consolas" w:cs="Consolas" w:eastAsia="Consolas" w:hAnsi="Consolas"/>
-          <w:color w:val="222222"/>
-          <w:sz w:val="17"/>
-          <w:szCs w:val="17"/>
-        </w:rPr>
-        <w:t xml:space="preserve">=== SERVER VITEST TEST SUITE ===</w:t>
-      </w:r>
-    </w:p>
-    <w:p>
-      <w:pPr>
-        <w:shd w:fill="F4F6F5" w:val="clear"/>
-        <w:spacing w:after="20" w:before="20"/>
-      </w:pPr>
-      <w:r>
-        <w:rPr>
-          <w:rFonts w:ascii="Consolas" w:cs="Consolas" w:eastAsia="Consolas" w:hAnsi="Consolas"/>
-          <w:color w:val="222222"/>
-          <w:sz w:val="17"/>
-          <w:szCs w:val="17"/>
-        </w:rPr>
-        <w:t xml:space="preserve"> ✓ tests/lab-01/health.test.ts (1 test)</w:t>
-      </w:r>
-    </w:p>
-    <w:p>
-      <w:pPr>
-        <w:shd w:fill="F4F6F5" w:val="clear"/>
-        <w:spacing w:after="20" w:before="20"/>
-      </w:pPr>
-      <w:r>
-        <w:rPr>
-          <w:rFonts w:ascii="Consolas" w:cs="Consolas" w:eastAsia="Consolas" w:hAnsi="Consolas"/>
-          <w:color w:val="222222"/>
-          <w:sz w:val="17"/>
-          <w:szCs w:val="17"/>
-        </w:rPr>
-        <w:t xml:space="preserve"> ✓ tests/lab-01/categories.test.ts (1 test)</w:t>
-      </w:r>
-    </w:p>
-    <w:p>
-      <w:pPr>
-        <w:shd w:fill="F4F6F5" w:val="clear"/>
-        <w:spacing w:after="20" w:before="20"/>
-      </w:pPr>
-      <w:r>
-        <w:rPr>
-          <w:rFonts w:ascii="Consolas" w:cs="Consolas" w:eastAsia="Consolas" w:hAnsi="Consolas"/>
-          <w:color w:val="222222"/>
-          <w:sz w:val="17"/>
-          <w:szCs w:val="17"/>
-        </w:rPr>
-        <w:t xml:space="preserve"> ✓ tests/lab-02/related-systems.test.ts (1 test)</w:t>
-      </w:r>
-    </w:p>
-    <w:p>
-      <w:pPr>
-        <w:shd w:fill="F4F6F5" w:val="clear"/>
-        <w:spacing w:after="20" w:before="20"/>
-      </w:pPr>
-      <w:r>
-        <w:rPr>
-          <w:rFonts w:ascii="Consolas" w:cs="Consolas" w:eastAsia="Consolas" w:hAnsi="Consolas"/>
-          <w:color w:val="222222"/>
-          <w:sz w:val="17"/>
-          <w:szCs w:val="17"/>
-        </w:rPr>
-        <w:t xml:space="preserve"> ✓ tests/lab-02/requesters.test.ts (1 test)</w:t>
-      </w:r>
-    </w:p>
-    <w:p>
-      <w:pPr>
-        <w:shd w:fill="F4F6F5" w:val="clear"/>
-        <w:spacing w:after="20" w:before="20"/>
-      </w:pPr>
-      <w:r>
-        <w:rPr>
-          <w:rFonts w:ascii="Consolas" w:cs="Consolas" w:eastAsia="Consolas" w:hAnsi="Consolas"/>
-          <w:color w:val="222222"/>
-          <w:sz w:val="17"/>
-          <w:szCs w:val="17"/>
-        </w:rPr>
-        <w:t xml:space="preserve"> ✓ tests/lab-02/create-ticket.test.ts (7 tests)</w:t>
-      </w:r>
-    </w:p>
-    <w:p>
-      <w:pPr>
-        <w:shd w:fill="F4F6F5" w:val="clear"/>
-        <w:spacing w:after="20" w:before="20"/>
-      </w:pPr>
-      <w:r>
-        <w:rPr>
-          <w:rFonts w:ascii="Consolas" w:cs="Consolas" w:eastAsia="Consolas" w:hAnsi="Consolas"/>
-          <w:color w:val="222222"/>
-          <w:sz w:val="17"/>
-          <w:szCs w:val="17"/>
-        </w:rPr>
-        <w:t xml:space="preserve"> ✓ tests/lab-02/ticket-detail.test.ts (4 tests)</w:t>
-      </w:r>
-    </w:p>
-    <w:p>
-      <w:pPr>
-        <w:shd w:fill="F4F6F5" w:val="clear"/>
-        <w:spacing w:after="20" w:before="20"/>
-      </w:pPr>
-      <w:r>
-        <w:rPr>
-          <w:rFonts w:ascii="Consolas" w:cs="Consolas" w:eastAsia="Consolas" w:hAnsi="Consolas"/>
-          <w:color w:val="222222"/>
-          <w:sz w:val="17"/>
-          <w:szCs w:val="17"/>
-        </w:rPr>
-        <w:t xml:space="preserve"> ✓ tests/lab-02/my-tickets.test.ts (8 tests)</w:t>
-      </w:r>
-    </w:p>
-    <w:p>
-      <w:pPr>
-        <w:shd w:fill="F4F6F5" w:val="clear"/>
-        <w:spacing w:after="20" w:before="20"/>
-      </w:pPr>
-      <w:r>
-        <w:rPr>
-          <w:rFonts w:ascii="Consolas" w:cs="Consolas" w:eastAsia="Consolas" w:hAnsi="Consolas"/>
-          <w:color w:val="222222"/>
-          <w:sz w:val="17"/>
-          <w:szCs w:val="17"/>
-        </w:rPr>
-        <w:t xml:space="preserve"> ✓ tests/lab-02/attachments.test.ts (11 tests)</w:t>
-      </w:r>
-    </w:p>
-    <w:p>
-      <w:pPr>
-        <w:shd w:fill="F4F6F5" w:val="clear"/>
-        <w:spacing w:after="20" w:before="20"/>
-      </w:pPr>
-      <w:r>
-        <w:rPr>
-          <w:rFonts w:ascii="Consolas" w:cs="Consolas" w:eastAsia="Consolas" w:hAnsi="Consolas"/>
-          <w:color w:val="222222"/>
-          <w:sz w:val="17"/>
-          <w:szCs w:val="17"/>
-        </w:rPr>
-        <w:t xml:space="preserve"> Test Files  8 passed (8)</w:t>
-      </w:r>
-    </w:p>
-    <w:p>
-      <w:pPr>
-        <w:shd w:fill="F4F6F5" w:val="clear"/>
-        <w:spacing w:after="20" w:before="20"/>
-      </w:pPr>
-      <w:r>
-        <w:rPr>
-          <w:rFonts w:ascii="Consolas" w:cs="Consolas" w:eastAsia="Consolas" w:hAnsi="Consolas"/>
-          <w:color w:val="222222"/>
-          <w:sz w:val="17"/>
-          <w:szCs w:val="17"/>
-        </w:rPr>
-        <w:t xml:space="preserve">      Tests  34 passed (34)</w:t>
-      </w:r>
-    </w:p>
-    <w:p>
-      <w:pPr>
-        <w:shd w:fill="F4F6F5" w:val="clear"/>
-        <w:spacing w:after="20" w:before="20"/>
-      </w:pPr>
-      <w:r>
-        <w:rPr>
-          <w:rFonts w:ascii="Consolas" w:cs="Consolas" w:eastAsia="Consolas" w:hAnsi="Consolas"/>
-          <w:color w:val="222222"/>
-          <w:sz w:val="17"/>
-          <w:szCs w:val="17"/>
-        </w:rPr>
-        <w:t xml:space="preserve"/>
-      </w:r>
-    </w:p>
-    <w:p>
-      <w:pPr>
-        <w:shd w:fill="F4F6F5" w:val="clear"/>
-        <w:spacing w:after="20" w:before="20"/>
-      </w:pPr>
-      <w:r>
-        <w:rPr>
-          <w:rFonts w:ascii="Consolas" w:cs="Consolas" w:eastAsia="Consolas" w:hAnsi="Consolas"/>
-          <w:color w:val="222222"/>
-          <w:sz w:val="17"/>
-          <w:szCs w:val="17"/>
-        </w:rPr>
-        <w:t xml:space="preserve">=== CLIENT VITEST TEST SUITE ===</w:t>
-      </w:r>
-    </w:p>
-    <w:p>
-      <w:pPr>
-        <w:shd w:fill="F4F6F5" w:val="clear"/>
-        <w:spacing w:after="20" w:before="20"/>
-      </w:pPr>
-      <w:r>
-        <w:rPr>
-          <w:rFonts w:ascii="Consolas" w:cs="Consolas" w:eastAsia="Consolas" w:hAnsi="Consolas"/>
-          <w:color w:val="222222"/>
-          <w:sz w:val="17"/>
-          <w:szCs w:val="17"/>
-        </w:rPr>
-        <w:t xml:space="preserve"> ✓ tests/lab-02/RequesterSelect.test.tsx (2 tests)</w:t>
-      </w:r>
-    </w:p>
-    <w:p>
-      <w:pPr>
-        <w:shd w:fill="F4F6F5" w:val="clear"/>
-        <w:spacing w:after="20" w:before="20"/>
-      </w:pPr>
-      <w:r>
-        <w:rPr>
-          <w:rFonts w:ascii="Consolas" w:cs="Consolas" w:eastAsia="Consolas" w:hAnsi="Consolas"/>
-          <w:color w:val="222222"/>
-          <w:sz w:val="17"/>
-          <w:szCs w:val="17"/>
-        </w:rPr>
-        <w:t xml:space="preserve"> ✓ tests/lab-01/App.test.tsx (3 tests)</w:t>
-      </w:r>
-    </w:p>
-    <w:p>
-      <w:pPr>
-        <w:shd w:fill="F4F6F5" w:val="clear"/>
-        <w:spacing w:after="20" w:before="20"/>
-      </w:pPr>
-      <w:r>
-        <w:rPr>
-          <w:rFonts w:ascii="Consolas" w:cs="Consolas" w:eastAsia="Consolas" w:hAnsi="Consolas"/>
-          <w:color w:val="222222"/>
-          <w:sz w:val="17"/>
-          <w:szCs w:val="17"/>
-        </w:rPr>
-        <w:t xml:space="preserve"> ✓ tests/lab-02/CreateTicket.test.tsx (4 tests)</w:t>
-      </w:r>
-    </w:p>
-    <w:p>
-      <w:pPr>
-        <w:shd w:fill="F4F6F5" w:val="clear"/>
-        <w:spacing w:after="20" w:before="20"/>
-      </w:pPr>
-      <w:r>
-        <w:rPr>
-          <w:rFonts w:ascii="Consolas" w:cs="Consolas" w:eastAsia="Consolas" w:hAnsi="Consolas"/>
-          <w:color w:val="222222"/>
-          <w:sz w:val="17"/>
-          <w:szCs w:val="17"/>
-        </w:rPr>
-        <w:t xml:space="preserve"> ✓ tests/lab-02/AppShell.test.tsx (2 tests)</w:t>
-      </w:r>
-    </w:p>
-    <w:p>
-      <w:pPr>
-        <w:shd w:fill="F4F6F5" w:val="clear"/>
-        <w:spacing w:after="20" w:before="20"/>
-      </w:pPr>
-      <w:r>
-        <w:rPr>
-          <w:rFonts w:ascii="Consolas" w:cs="Consolas" w:eastAsia="Consolas" w:hAnsi="Consolas"/>
-          <w:color w:val="222222"/>
-          <w:sz w:val="17"/>
-          <w:szCs w:val="17"/>
-        </w:rPr>
-        <w:t xml:space="preserve"> ✓ tests/lab-02/MyTickets.test.tsx (5 tests)</w:t>
-      </w:r>
-    </w:p>
-    <w:p>
-      <w:pPr>
-        <w:shd w:fill="F4F6F5" w:val="clear"/>
-        <w:spacing w:after="20" w:before="20"/>
-      </w:pPr>
-      <w:r>
-        <w:rPr>
-          <w:rFonts w:ascii="Consolas" w:cs="Consolas" w:eastAsia="Consolas" w:hAnsi="Consolas"/>
-          <w:color w:val="222222"/>
-          <w:sz w:val="17"/>
-          <w:szCs w:val="17"/>
-        </w:rPr>
-        <w:t xml:space="preserve"> ✓ tests/lab-02/TicketDetail.test.tsx (6 tests)</w:t>
-      </w:r>
-    </w:p>
-    <w:p>
-      <w:pPr>
-        <w:shd w:fill="F4F6F5" w:val="clear"/>
-        <w:spacing w:after="20" w:before="20"/>
-      </w:pPr>
-      <w:r>
-        <w:rPr>
-          <w:rFonts w:ascii="Consolas" w:cs="Consolas" w:eastAsia="Consolas" w:hAnsi="Consolas"/>
-          <w:color w:val="222222"/>
-          <w:sz w:val="17"/>
-          <w:szCs w:val="17"/>
-        </w:rPr>
-        <w:t xml:space="preserve"> Test Files  6 passed (6)</w:t>
-      </w:r>
-    </w:p>
-    <w:p>
-      <w:pPr>
-        <w:shd w:fill="F4F6F5" w:val="clear"/>
-        <w:spacing w:after="20" w:before="20"/>
-      </w:pPr>
-      <w:r>
-        <w:rPr>
-          <w:rFonts w:ascii="Consolas" w:cs="Consolas" w:eastAsia="Consolas" w:hAnsi="Consolas"/>
-          <w:color w:val="222222"/>
-          <w:sz w:val="17"/>
-          <w:szCs w:val="17"/>
-        </w:rPr>
-        <w:t xml:space="preserve">      Tests  22 passed (22)</w:t>
-      </w:r>
-    </w:p>
-    <w:p>
-      <w:pPr>
-        <w:shd w:fill="F4F6F5" w:val="clear"/>
-        <w:spacing w:after="20" w:before="20"/>
-      </w:pPr>
-      <w:r>
-        <w:rPr>
-          <w:rFonts w:ascii="Consolas" w:cs="Consolas" w:eastAsia="Consolas" w:hAnsi="Consolas"/>
-          <w:color w:val="222222"/>
-          <w:sz w:val="17"/>
-          <w:szCs w:val="17"/>
-        </w:rPr>
-        <w:t xml:space="preserve"/>
-      </w:r>
-    </w:p>
-    <w:p>
-      <w:pPr>
-        <w:shd w:fill="F4F6F5" w:val="clear"/>
-        <w:spacing w:after="20" w:before="20"/>
-      </w:pPr>
-      <w:r>
-        <w:rPr>
-          <w:rFonts w:ascii="Consolas" w:cs="Consolas" w:eastAsia="Consolas" w:hAnsi="Consolas"/>
-          <w:color w:val="222222"/>
-          <w:sz w:val="17"/>
-          <w:szCs w:val="17"/>
-        </w:rPr>
-        <w:t xml:space="preserve">=== PLAYWRIGHT END-TO-END TEST SUITE ===</w:t>
-      </w:r>
-    </w:p>
-    <w:p>
-      <w:pPr>
-        <w:shd w:fill="F4F6F5" w:val="clear"/>
-        <w:spacing w:after="20" w:before="20"/>
-      </w:pPr>
-      <w:r>
-        <w:rPr>
-          <w:rFonts w:ascii="Consolas" w:cs="Consolas" w:eastAsia="Consolas" w:hAnsi="Consolas"/>
-          <w:color w:val="222222"/>
-          <w:sz w:val="17"/>
-          <w:szCs w:val="17"/>
-        </w:rPr>
-        <w:t xml:space="preserve">  ok 1 [chromium] › e2e/lab-02/requester-ticket-flow.spec.ts:9:3 › E2E-01: complete requester journey (1.4s)</w:t>
-      </w:r>
-    </w:p>
-    <w:p>
-      <w:pPr>
-        <w:shd w:fill="F4F6F5" w:val="clear"/>
-        <w:spacing w:after="20" w:before="20"/>
-      </w:pPr>
-      <w:r>
-        <w:rPr>
-          <w:rFonts w:ascii="Consolas" w:cs="Consolas" w:eastAsia="Consolas" w:hAnsi="Consolas"/>
-          <w:color w:val="222222"/>
-          <w:sz w:val="17"/>
-          <w:szCs w:val="17"/>
-        </w:rPr>
-        <w:t xml:space="preserve">  1 passed (4.5s)</w:t>
-      </w:r>
-    </w:p>
-    <w:p>
-      <w:pPr>
-        <w:spacing w:after="200"/>
-      </w:pPr>
-    </w:p>
-    <w:p>
-      <w:pPr>
-        <w:pStyle w:val="Heading1"/>
-        <w:spacing w:after="140" w:before="360"/>
-      </w:pPr>
-      <w:r>
-        <w:t xml:space="preserve">Answer Part 4: AI Use with Reflection (5 Points)</w:t>
+        <w:t xml:space="preserve">3.2 Code Architecture: Playwright E2E Test Suite (e2e/lab-02/requester-ticket-flow.spec.ts)</w:t>
       </w:r>
     </w:p>
     <w:p>
@@ -5413,603 +5381,7 @@
           <w:sz w:val="22"/>
           <w:szCs w:val="22"/>
         </w:rPr>
-        <w:t xml:space="preserve">AI Record Link: https://github.com/narakosi-dev/toktickit/blob/main/docs/lab-02/ai_use.md</w:t>
-      </w:r>
-    </w:p>
-    <w:p>
-      <w:pPr>
-        <w:spacing w:after="120"/>
-      </w:pPr>
-      <w:r>
-        <w:rPr>
-          <w:rFonts w:ascii="Calibri" w:cs="Calibri" w:eastAsia="Calibri" w:hAnsi="Calibri"/>
-          <w:b w:val="false"/>
-          <w:bCs w:val="false"/>
-          <w:i w:val="false"/>
-          <w:iCs w:val="false"/>
-          <w:color w:val="1B3A2A"/>
-          <w:sz w:val="22"/>
-          <w:szCs w:val="22"/>
-        </w:rPr>
-        <w:t xml:space="preserve">AI Tool Used: Google Antigravity AI Agent (DeepMind Advanced Coding Engine).</w:t>
-      </w:r>
-    </w:p>
-    <w:p>
-      <w:pPr>
-        <w:pStyle w:val="Heading2"/>
-        <w:spacing w:after="100" w:before="260"/>
-      </w:pPr>
-      <w:r>
-        <w:t xml:space="preserve">4.1 Selected Key Prompts Table</w:t>
-      </w:r>
-    </w:p>
-    <w:tbl>
-      <w:tblPr>
-        <w:tblW w:type="pct" w:w="100%"/>
-        <w:tblBorders>
-          <w:top w:val="single" w:color="auto" w:sz="4"/>
-          <w:left w:val="single" w:color="auto" w:sz="4"/>
-          <w:bottom w:val="single" w:color="auto" w:sz="4"/>
-          <w:right w:val="single" w:color="auto" w:sz="4"/>
-          <w:insideH w:val="single" w:color="auto" w:sz="4"/>
-          <w:insideV w:val="single" w:color="auto" w:sz="4"/>
-        </w:tblBorders>
-      </w:tblPr>
-      <w:tblGrid>
-        <w:gridCol w:w="100"/>
-        <w:gridCol w:w="100"/>
-        <w:gridCol w:w="100"/>
-      </w:tblGrid>
-      <w:tr>
-        <w:trPr>
-          <w:tblHeader/>
-        </w:trPr>
-        <w:tc>
-          <w:tcPr>
-            <w:tcW w:type="pct" w:w="6%"/>
-            <w:shd w:fill="006B3C" w:val="clear"/>
-          </w:tcPr>
-          <w:p>
-            <w:pPr>
-              <w:jc w:val="center"/>
-            </w:pPr>
-            <w:r>
-              <w:rPr>
-                <w:rFonts w:ascii="Calibri" w:cs="Calibri" w:eastAsia="Calibri" w:hAnsi="Calibri"/>
-                <w:b/>
-                <w:bCs/>
-                <w:color w:val="FFFFFF"/>
-                <w:sz w:val="20"/>
-                <w:szCs w:val="20"/>
-              </w:rPr>
-              <w:t xml:space="preserve">#</w:t>
-            </w:r>
-          </w:p>
-        </w:tc>
-        <w:tc>
-          <w:tcPr>
-            <w:tcW w:type="pct" w:w="44%"/>
-            <w:shd w:fill="006B3C" w:val="clear"/>
-          </w:tcPr>
-          <w:p>
-            <w:pPr>
-              <w:jc w:val="center"/>
-            </w:pPr>
-            <w:r>
-              <w:rPr>
-                <w:rFonts w:ascii="Calibri" w:cs="Calibri" w:eastAsia="Calibri" w:hAnsi="Calibri"/>
-                <w:b/>
-                <w:bCs/>
-                <w:color w:val="FFFFFF"/>
-                <w:sz w:val="20"/>
-                <w:szCs w:val="20"/>
-              </w:rPr>
-              <w:t xml:space="preserve">Prompt Summary</w:t>
-            </w:r>
-          </w:p>
-        </w:tc>
-        <w:tc>
-          <w:tcPr>
-            <w:tcW w:type="pct" w:w="50%"/>
-            <w:shd w:fill="006B3C" w:val="clear"/>
-          </w:tcPr>
-          <w:p>
-            <w:pPr>
-              <w:jc w:val="center"/>
-            </w:pPr>
-            <w:r>
-              <w:rPr>
-                <w:rFonts w:ascii="Calibri" w:cs="Calibri" w:eastAsia="Calibri" w:hAnsi="Calibri"/>
-                <w:b/>
-                <w:bCs/>
-                <w:color w:val="FFFFFF"/>
-                <w:sz w:val="20"/>
-                <w:szCs w:val="20"/>
-              </w:rPr>
-              <w:t xml:space="preserve">Engineering Outcome</w:t>
-            </w:r>
-          </w:p>
-        </w:tc>
-      </w:tr>
-      <w:tr>
-        <w:tc>
-          <w:tcPr>
-            <w:tcW w:type="pct" w:w="6%"/>
-          </w:tcPr>
-          <w:p>
-            <w:r>
-              <w:rPr>
-                <w:rFonts w:ascii="Calibri" w:cs="Calibri" w:eastAsia="Calibri" w:hAnsi="Calibri"/>
-                <w:color w:val="1B3A2A"/>
-                <w:sz w:val="20"/>
-                <w:szCs w:val="20"/>
-              </w:rPr>
-              <w:t xml:space="preserve">1</w:t>
-            </w:r>
-          </w:p>
-        </w:tc>
-        <w:tc>
-          <w:tcPr>
-            <w:tcW w:type="pct" w:w="44%"/>
-          </w:tcPr>
-          <w:p>
-            <w:r>
-              <w:rPr>
-                <w:rFonts w:ascii="Calibri" w:cs="Calibri" w:eastAsia="Calibri" w:hAnsi="Calibri"/>
-                <w:color w:val="1B3A2A"/>
-                <w:sz w:val="20"/>
-                <w:szCs w:val="20"/>
-              </w:rPr>
-              <w:t xml:space="preserve">Analyze Lab 2 stakeholder requirements and generate engineering specifications covering Spec DD, UI Spec, API Spec, and Test DD.</w:t>
-            </w:r>
-          </w:p>
-        </w:tc>
-        <w:tc>
-          <w:tcPr>
-            <w:tcW w:type="pct" w:w="50%"/>
-          </w:tcPr>
-          <w:p>
-            <w:r>
-              <w:rPr>
-                <w:rFonts w:ascii="Calibri" w:cs="Calibri" w:eastAsia="Calibri" w:hAnsi="Calibri"/>
-                <w:color w:val="1B3A2A"/>
-                <w:sz w:val="20"/>
-                <w:szCs w:val="20"/>
-              </w:rPr>
-              <w:t xml:space="preserve">Produced complete specification documents adhering to Zen Green and acceptance criteria before writing code.</w:t>
-            </w:r>
-          </w:p>
-        </w:tc>
-      </w:tr>
-      <w:tr>
-        <w:tc>
-          <w:tcPr>
-            <w:tcW w:type="pct" w:w="6%"/>
-            <w:shd w:fill="EAF6EF" w:val="clear"/>
-          </w:tcPr>
-          <w:p>
-            <w:r>
-              <w:rPr>
-                <w:rFonts w:ascii="Calibri" w:cs="Calibri" w:eastAsia="Calibri" w:hAnsi="Calibri"/>
-                <w:color w:val="1B3A2A"/>
-                <w:sz w:val="20"/>
-                <w:szCs w:val="20"/>
-              </w:rPr>
-              <w:t xml:space="preserve">2</w:t>
-            </w:r>
-          </w:p>
-        </w:tc>
-        <w:tc>
-          <w:tcPr>
-            <w:tcW w:type="pct" w:w="44%"/>
-            <w:shd w:fill="EAF6EF" w:val="clear"/>
-          </w:tcPr>
-          <w:p>
-            <w:r>
-              <w:rPr>
-                <w:rFonts w:ascii="Calibri" w:cs="Calibri" w:eastAsia="Calibri" w:hAnsi="Calibri"/>
-                <w:color w:val="1B3A2A"/>
-                <w:sz w:val="20"/>
-                <w:szCs w:val="20"/>
-              </w:rPr>
-              <w:t xml:space="preserve">Design Prisma schema migrations adding Requester, RelatedSystem, Ticket, and Attachment models with relationships, indexes, and seed data.</w:t>
-            </w:r>
-          </w:p>
-        </w:tc>
-        <w:tc>
-          <w:tcPr>
-            <w:tcW w:type="pct" w:w="50%"/>
-            <w:shd w:fill="EAF6EF" w:val="clear"/>
-          </w:tcPr>
-          <w:p>
-            <w:r>
-              <w:rPr>
-                <w:rFonts w:ascii="Calibri" w:cs="Calibri" w:eastAsia="Calibri" w:hAnsi="Calibri"/>
-                <w:color w:val="1B3A2A"/>
-                <w:sz w:val="20"/>
-                <w:szCs w:val="20"/>
-              </w:rPr>
-              <w:t xml:space="preserve">Established relational foundation with idempotent seed data including active/inactive users.</w:t>
-            </w:r>
-          </w:p>
-        </w:tc>
-      </w:tr>
-      <w:tr>
-        <w:tc>
-          <w:tcPr>
-            <w:tcW w:type="pct" w:w="6%"/>
-          </w:tcPr>
-          <w:p>
-            <w:r>
-              <w:rPr>
-                <w:rFonts w:ascii="Calibri" w:cs="Calibri" w:eastAsia="Calibri" w:hAnsi="Calibri"/>
-                <w:color w:val="1B3A2A"/>
-                <w:sz w:val="20"/>
-                <w:szCs w:val="20"/>
-              </w:rPr>
-              <w:t xml:space="preserve">3</w:t>
-            </w:r>
-          </w:p>
-        </w:tc>
-        <w:tc>
-          <w:tcPr>
-            <w:tcW w:type="pct" w:w="44%"/>
-          </w:tcPr>
-          <w:p>
-            <w:r>
-              <w:rPr>
-                <w:rFonts w:ascii="Calibri" w:cs="Calibri" w:eastAsia="Calibri" w:hAnsi="Calibri"/>
-                <w:color w:val="1B3A2A"/>
-                <w:sz w:val="20"/>
-                <w:szCs w:val="20"/>
-              </w:rPr>
-              <w:t xml:space="preserve">Implement Development Requester context in React with persistent state, header identity bar, and user-picker modal.</w:t>
-            </w:r>
-          </w:p>
-        </w:tc>
-        <w:tc>
-          <w:tcPr>
-            <w:tcW w:type="pct" w:w="50%"/>
-          </w:tcPr>
-          <w:p>
-            <w:r>
-              <w:rPr>
-                <w:rFonts w:ascii="Calibri" w:cs="Calibri" w:eastAsia="Calibri" w:hAnsi="Calibri"/>
-                <w:color w:val="1B3A2A"/>
-                <w:sz w:val="20"/>
-                <w:szCs w:val="20"/>
-              </w:rPr>
-              <w:t xml:space="preserve">Created RequesterSelect.tsx and AppShell.tsx enabling multi-user testing harness.</w:t>
-            </w:r>
-          </w:p>
-        </w:tc>
-      </w:tr>
-      <w:tr>
-        <w:tc>
-          <w:tcPr>
-            <w:tcW w:type="pct" w:w="6%"/>
-            <w:shd w:fill="EAF6EF" w:val="clear"/>
-          </w:tcPr>
-          <w:p>
-            <w:r>
-              <w:rPr>
-                <w:rFonts w:ascii="Calibri" w:cs="Calibri" w:eastAsia="Calibri" w:hAnsi="Calibri"/>
-                <w:color w:val="1B3A2A"/>
-                <w:sz w:val="20"/>
-                <w:szCs w:val="20"/>
-              </w:rPr>
-              <w:t xml:space="preserve">4</w:t>
-            </w:r>
-          </w:p>
-        </w:tc>
-        <w:tc>
-          <w:tcPr>
-            <w:tcW w:type="pct" w:w="44%"/>
-            <w:shd w:fill="EAF6EF" w:val="clear"/>
-          </w:tcPr>
-          <w:p>
-            <w:r>
-              <w:rPr>
-                <w:rFonts w:ascii="Calibri" w:cs="Calibri" w:eastAsia="Calibri" w:hAnsi="Calibri"/>
-                <w:color w:val="1B3A2A"/>
-                <w:sz w:val="20"/>
-                <w:szCs w:val="20"/>
-              </w:rPr>
-              <w:t xml:space="preserve">Create ticket creation endpoint POST /api/tickets with input validation, transaction-safe unique ticket number generation, and tests.</w:t>
-            </w:r>
-          </w:p>
-        </w:tc>
-        <w:tc>
-          <w:tcPr>
-            <w:tcW w:type="pct" w:w="50%"/>
-            <w:shd w:fill="EAF6EF" w:val="clear"/>
-          </w:tcPr>
-          <w:p>
-            <w:r>
-              <w:rPr>
-                <w:rFonts w:ascii="Calibri" w:cs="Calibri" w:eastAsia="Calibri" w:hAnsi="Calibri"/>
-                <w:color w:val="1B3A2A"/>
-                <w:sz w:val="20"/>
-                <w:szCs w:val="20"/>
-              </w:rPr>
-              <w:t xml:space="preserve">Implemented concurrent-safe ticket counter with TKT-YYYY-NNNNNN format.</w:t>
-            </w:r>
-          </w:p>
-        </w:tc>
-      </w:tr>
-      <w:tr>
-        <w:tc>
-          <w:tcPr>
-            <w:tcW w:type="pct" w:w="6%"/>
-          </w:tcPr>
-          <w:p>
-            <w:r>
-              <w:rPr>
-                <w:rFonts w:ascii="Calibri" w:cs="Calibri" w:eastAsia="Calibri" w:hAnsi="Calibri"/>
-                <w:color w:val="1B3A2A"/>
-                <w:sz w:val="20"/>
-                <w:szCs w:val="20"/>
-              </w:rPr>
-              <w:t xml:space="preserve">5</w:t>
-            </w:r>
-          </w:p>
-        </w:tc>
-        <w:tc>
-          <w:tcPr>
-            <w:tcW w:type="pct" w:w="44%"/>
-          </w:tcPr>
-          <w:p>
-            <w:r>
-              <w:rPr>
-                <w:rFonts w:ascii="Calibri" w:cs="Calibri" w:eastAsia="Calibri" w:hAnsi="Calibri"/>
-                <w:color w:val="1B3A2A"/>
-                <w:sz w:val="20"/>
-                <w:szCs w:val="20"/>
-              </w:rPr>
-              <w:t xml:space="preserve">Implement My Tickets screen with ownership isolation, search, category/priority/status filters, pagination, and responsive cards.</w:t>
-            </w:r>
-          </w:p>
-        </w:tc>
-        <w:tc>
-          <w:tcPr>
-            <w:tcW w:type="pct" w:w="50%"/>
-          </w:tcPr>
-          <w:p>
-            <w:r>
-              <w:rPr>
-                <w:rFonts w:ascii="Calibri" w:cs="Calibri" w:eastAsia="Calibri" w:hAnsi="Calibri"/>
-                <w:color w:val="1B3A2A"/>
-                <w:sz w:val="20"/>
-                <w:szCs w:val="20"/>
-              </w:rPr>
-              <w:t xml:space="preserve">Built robust ticket list filtering strictly by requesterId with empty and no-results states.</w:t>
-            </w:r>
-          </w:p>
-        </w:tc>
-      </w:tr>
-      <w:tr>
-        <w:tc>
-          <w:tcPr>
-            <w:tcW w:type="pct" w:w="6%"/>
-            <w:shd w:fill="EAF6EF" w:val="clear"/>
-          </w:tcPr>
-          <w:p>
-            <w:r>
-              <w:rPr>
-                <w:rFonts w:ascii="Calibri" w:cs="Calibri" w:eastAsia="Calibri" w:hAnsi="Calibri"/>
-                <w:color w:val="1B3A2A"/>
-                <w:sz w:val="20"/>
-                <w:szCs w:val="20"/>
-              </w:rPr>
-              <w:t xml:space="preserve">6</w:t>
-            </w:r>
-          </w:p>
-        </w:tc>
-        <w:tc>
-          <w:tcPr>
-            <w:tcW w:type="pct" w:w="44%"/>
-            <w:shd w:fill="EAF6EF" w:val="clear"/>
-          </w:tcPr>
-          <w:p>
-            <w:r>
-              <w:rPr>
-                <w:rFonts w:ascii="Calibri" w:cs="Calibri" w:eastAsia="Calibri" w:hAnsi="Calibri"/>
-                <w:color w:val="1B3A2A"/>
-                <w:sz w:val="20"/>
-                <w:szCs w:val="20"/>
-              </w:rPr>
-              <w:t xml:space="preserve">Build Ticket Detail view and attachment management with Multer disk uploads, 5MB limit, and soft-removal audit reason.</w:t>
-            </w:r>
-          </w:p>
-        </w:tc>
-        <w:tc>
-          <w:tcPr>
-            <w:tcW w:type="pct" w:w="50%"/>
-            <w:shd w:fill="EAF6EF" w:val="clear"/>
-          </w:tcPr>
-          <w:p>
-            <w:r>
-              <w:rPr>
-                <w:rFonts w:ascii="Calibri" w:cs="Calibri" w:eastAsia="Calibri" w:hAnsi="Calibri"/>
-                <w:color w:val="1B3A2A"/>
-                <w:sz w:val="20"/>
-                <w:szCs w:val="20"/>
-              </w:rPr>
-              <w:t xml:space="preserve">Implemented attachment lifecycle with 410 Gone download protection on removed files.</w:t>
-            </w:r>
-          </w:p>
-        </w:tc>
-      </w:tr>
-      <w:tr>
-        <w:tc>
-          <w:tcPr>
-            <w:tcW w:type="pct" w:w="6%"/>
-          </w:tcPr>
-          <w:p>
-            <w:r>
-              <w:rPr>
-                <w:rFonts w:ascii="Calibri" w:cs="Calibri" w:eastAsia="Calibri" w:hAnsi="Calibri"/>
-                <w:color w:val="1B3A2A"/>
-                <w:sz w:val="20"/>
-                <w:szCs w:val="20"/>
-              </w:rPr>
-              <w:t xml:space="preserve">7</w:t>
-            </w:r>
-          </w:p>
-        </w:tc>
-        <w:tc>
-          <w:tcPr>
-            <w:tcW w:type="pct" w:w="44%"/>
-          </w:tcPr>
-          <w:p>
-            <w:r>
-              <w:rPr>
-                <w:rFonts w:ascii="Calibri" w:cs="Calibri" w:eastAsia="Calibri" w:hAnsi="Calibri"/>
-                <w:color w:val="1B3A2A"/>
-                <w:sz w:val="20"/>
-                <w:szCs w:val="20"/>
-              </w:rPr>
-              <w:t xml:space="preserve">Write automated Playwright E2E test verifying complete requester flow across Desktop, Tablet, and Mobile viewports.</w:t>
-            </w:r>
-          </w:p>
-        </w:tc>
-        <w:tc>
-          <w:tcPr>
-            <w:tcW w:type="pct" w:w="50%"/>
-          </w:tcPr>
-          <w:p>
-            <w:r>
-              <w:rPr>
-                <w:rFonts w:ascii="Calibri" w:cs="Calibri" w:eastAsia="Calibri" w:hAnsi="Calibri"/>
-                <w:color w:val="1B3A2A"/>
-                <w:sz w:val="20"/>
-                <w:szCs w:val="20"/>
-              </w:rPr>
-              <w:t xml:space="preserve">Created end-to-end automated test suite verifying user flows and responsiveness.</w:t>
-            </w:r>
-          </w:p>
-        </w:tc>
-      </w:tr>
-      <w:tr>
-        <w:tc>
-          <w:tcPr>
-            <w:tcW w:type="pct" w:w="6%"/>
-            <w:shd w:fill="EAF6EF" w:val="clear"/>
-          </w:tcPr>
-          <w:p>
-            <w:r>
-              <w:rPr>
-                <w:rFonts w:ascii="Calibri" w:cs="Calibri" w:eastAsia="Calibri" w:hAnsi="Calibri"/>
-                <w:color w:val="1B3A2A"/>
-                <w:sz w:val="20"/>
-                <w:szCs w:val="20"/>
-              </w:rPr>
-              <w:t xml:space="preserve">8</w:t>
-            </w:r>
-          </w:p>
-        </w:tc>
-        <w:tc>
-          <w:tcPr>
-            <w:tcW w:type="pct" w:w="44%"/>
-            <w:shd w:fill="EAF6EF" w:val="clear"/>
-          </w:tcPr>
-          <w:p>
-            <w:r>
-              <w:rPr>
-                <w:rFonts w:ascii="Calibri" w:cs="Calibri" w:eastAsia="Calibri" w:hAnsi="Calibri"/>
-                <w:color w:val="1B3A2A"/>
-                <w:sz w:val="20"/>
-                <w:szCs w:val="20"/>
-              </w:rPr>
-              <w:t xml:space="preserve">Generate GitHub Pull Request templates, peer-review comments, and Definition of Done checklists for partner collaboration.</w:t>
-            </w:r>
-          </w:p>
-        </w:tc>
-        <w:tc>
-          <w:tcPr>
-            <w:tcW w:type="pct" w:w="50%"/>
-            <w:shd w:fill="EAF6EF" w:val="clear"/>
-          </w:tcPr>
-          <w:p>
-            <w:r>
-              <w:rPr>
-                <w:rFonts w:ascii="Calibri" w:cs="Calibri" w:eastAsia="Calibri" w:hAnsi="Calibri"/>
-                <w:color w:val="1B3A2A"/>
-                <w:sz w:val="20"/>
-                <w:szCs w:val="20"/>
-              </w:rPr>
-              <w:t xml:space="preserve">Facilitated smooth code reviews with @FramePongrit and @Leviathan-c137.</w:t>
-            </w:r>
-          </w:p>
-        </w:tc>
-      </w:tr>
-    </w:tbl>
-    <w:p>
-      <w:pPr>
-        <w:pStyle w:val="Heading2"/>
-        <w:spacing w:after="100" w:before="260"/>
-      </w:pPr>
-      <w:r>
-        <w:t xml:space="preserve">4.2 My Reflection</w:t>
-      </w:r>
-    </w:p>
-    <w:p>
-      <w:pPr>
-        <w:spacing w:after="120"/>
-      </w:pPr>
-      <w:r>
-        <w:rPr>
-          <w:rFonts w:ascii="Calibri" w:cs="Calibri" w:eastAsia="Calibri" w:hAnsi="Calibri"/>
-          <w:b w:val="false"/>
-          <w:bCs w:val="false"/>
-          <w:i w:val="false"/>
-          <w:iCs w:val="false"/>
-          <w:color w:val="1B3A2A"/>
-          <w:sz w:val="22"/>
-          <w:szCs w:val="22"/>
-        </w:rPr>
-        <w:t xml:space="preserve">Working with an AI coding agent fundamentally shifted development from manual syntax writing to high-level engineering orchestration, specification rigor, and verification. By defining clear business rules, exact error boundary expectations (e.g. 404 for unowned tickets and 410 for soft-removed attachments), and concrete acceptance criteria up front, the AI assistant generated production-ready code with comprehensive test coverage. The human engineer remained responsible for architectural trade-offs, test execution against real databases, and visual responsive layout inspection.</w:t>
-      </w:r>
-    </w:p>
-    <w:p>
-      <w:pPr>
-        <w:spacing w:after="200"/>
-      </w:pPr>
-    </w:p>
-    <w:p>
-      <w:pPr>
-        <w:pStyle w:val="Heading1"/>
-        <w:spacing w:after="140" w:before="360"/>
-      </w:pPr>
-      <w:r>
-        <w:t xml:space="preserve">Answer Part 5 &amp; 6: Development Requester &amp; Working Ticket Screen: Create Mode (10 Points)</w:t>
-      </w:r>
-    </w:p>
-    <w:p>
-      <w:pPr>
-        <w:spacing w:after="120"/>
-      </w:pPr>
-      <w:r>
-        <w:rPr>
-          <w:rFonts w:ascii="Calibri" w:cs="Calibri" w:eastAsia="Calibri" w:hAnsi="Calibri"/>
-          <w:b w:val="false"/>
-          <w:bCs w:val="false"/>
-          <w:i w:val="false"/>
-          <w:iCs w:val="false"/>
-          <w:color w:val="1B3A2A"/>
-          <w:sz w:val="22"/>
-          <w:szCs w:val="22"/>
-        </w:rPr>
-        <w:t xml:space="preserve">Demonstrates the Development Requester selection screen, dynamic reference data loading, field-level validations, API failure resilience, and successful ticket creation with unique ticket number generation.</w:t>
-      </w:r>
-    </w:p>
-    <w:p>
-      <w:pPr>
-        <w:pStyle w:val="Heading2"/>
-        <w:spacing w:after="100" w:before="260"/>
-      </w:pPr>
-      <w:r>
-        <w:t xml:space="preserve">Figure 1: Development Requester Selection Screen</w:t>
+        <w:t xml:space="preserve">The automated Playwright E2E suite verifies complete end-to-end user workflows and responsive behavior:</w:t>
       </w:r>
     </w:p>
     <w:p>
@@ -6020,151 +5392,7 @@
       <w:r>
         <w:drawing>
           <wp:inline distT="0" distB="0" distL="0" distR="0">
-            <wp:extent cx="5143500" cy="3238500"/>
-            <wp:effectExtent t="0" r="0" b="0" l="0"/>
-            <wp:docPr id="1" name="" descr="" title=""/>
-            <wp:cNvGraphicFramePr>
-              <a:graphicFrameLocks xmlns:a="http://schemas.openxmlformats.org/drawingml/2006/main" noChangeAspect="1"/>
-            </wp:cNvGraphicFramePr>
-            <a:graphic xmlns:a="http://schemas.openxmlformats.org/drawingml/2006/main">
-              <a:graphicData uri="http://schemas.openxmlformats.org/drawingml/2006/picture">
-                <pic:pic xmlns:pic="http://schemas.openxmlformats.org/drawingml/2006/picture">
-                  <pic:nvPicPr>
-                    <pic:cNvPr id="0" name="" descr=""/>
-                    <pic:cNvPicPr>
-                      <a:picLocks noChangeAspect="1" noChangeArrowheads="1"/>
-                    </pic:cNvPicPr>
-                  </pic:nvPicPr>
-                  <pic:blipFill>
-                    <a:blip r:embed="rId7" cstate="none"/>
-                    <a:srcRect/>
-                    <a:stretch>
-                      <a:fillRect/>
-                    </a:stretch>
-                  </pic:blipFill>
-                  <pic:spPr bwMode="auto">
-                    <a:xfrm>
-                      <a:off x="0" y="0"/>
-                      <a:ext cx="5143500" cy="3238500"/>
-                    </a:xfrm>
-                    <a:prstGeom prst="rect">
-                      <a:avLst/>
-                    </a:prstGeom>
-                  </pic:spPr>
-                </pic:pic>
-              </a:graphicData>
-            </a:graphic>
-          </wp:inline>
-        </w:drawing>
-      </w:r>
-    </w:p>
-    <w:p>
-      <w:pPr>
-        <w:spacing w:after="180" w:before="60"/>
-        <w:jc w:val="center"/>
-      </w:pPr>
-      <w:r>
-        <w:rPr>
-          <w:rFonts w:ascii="Calibri" w:cs="Calibri" w:eastAsia="Calibri" w:hAnsi="Calibri"/>
-          <w:i/>
-          <w:iCs/>
-          <w:color w:val="556E60"/>
-          <w:sz w:val="18"/>
-          <w:szCs w:val="18"/>
-        </w:rPr>
-        <w:t xml:space="preserve">Figure 1: Development Requester selection dropdown displaying active user 'Nara Kosiyaporn (nara.kosi@kmutt.ac.th)'.</w:t>
-      </w:r>
-    </w:p>
-    <w:p>
-      <w:pPr>
-        <w:pStyle w:val="Heading2"/>
-        <w:spacing w:after="100" w:before="260"/>
-      </w:pPr>
-      <w:r>
-        <w:t xml:space="preserve">Figure 2: Create Ticket Screen (Desktop Viewport)</w:t>
-      </w:r>
-    </w:p>
-    <w:p>
-      <w:pPr>
-        <w:spacing w:after="60" w:before="120"/>
-        <w:jc w:val="center"/>
-      </w:pPr>
-      <w:r>
-        <w:drawing>
-          <wp:inline distT="0" distB="0" distL="0" distR="0">
-            <wp:extent cx="5143500" cy="3238500"/>
-            <wp:effectExtent t="0" r="0" b="0" l="0"/>
-            <wp:docPr id="1" name="" descr="" title=""/>
-            <wp:cNvGraphicFramePr>
-              <a:graphicFrameLocks xmlns:a="http://schemas.openxmlformats.org/drawingml/2006/main" noChangeAspect="1"/>
-            </wp:cNvGraphicFramePr>
-            <a:graphic xmlns:a="http://schemas.openxmlformats.org/drawingml/2006/main">
-              <a:graphicData uri="http://schemas.openxmlformats.org/drawingml/2006/picture">
-                <pic:pic xmlns:pic="http://schemas.openxmlformats.org/drawingml/2006/picture">
-                  <pic:nvPicPr>
-                    <pic:cNvPr id="0" name="" descr=""/>
-                    <pic:cNvPicPr>
-                      <a:picLocks noChangeAspect="1" noChangeArrowheads="1"/>
-                    </pic:cNvPicPr>
-                  </pic:nvPicPr>
-                  <pic:blipFill>
-                    <a:blip r:embed="rId8" cstate="none"/>
-                    <a:srcRect/>
-                    <a:stretch>
-                      <a:fillRect/>
-                    </a:stretch>
-                  </pic:blipFill>
-                  <pic:spPr bwMode="auto">
-                    <a:xfrm>
-                      <a:off x="0" y="0"/>
-                      <a:ext cx="5143500" cy="3238500"/>
-                    </a:xfrm>
-                    <a:prstGeom prst="rect">
-                      <a:avLst/>
-                    </a:prstGeom>
-                  </pic:spPr>
-                </pic:pic>
-              </a:graphicData>
-            </a:graphic>
-          </wp:inline>
-        </w:drawing>
-      </w:r>
-    </w:p>
-    <w:p>
-      <w:pPr>
-        <w:spacing w:after="180" w:before="60"/>
-        <w:jc w:val="center"/>
-      </w:pPr>
-      <w:r>
-        <w:rPr>
-          <w:rFonts w:ascii="Calibri" w:cs="Calibri" w:eastAsia="Calibri" w:hAnsi="Calibri"/>
-          <w:i/>
-          <w:iCs/>
-          <w:color w:val="556E60"/>
-          <w:sz w:val="18"/>
-          <w:szCs w:val="18"/>
-        </w:rPr>
-        <w:t xml:space="preserve">Figure 2: Create Ticket screen on desktop viewport showing category, related system, priority dropdowns, and user identity 'Nara Kosiyaporn' in header.</w:t>
-      </w:r>
-    </w:p>
-    <w:p>
-      <w:pPr>
-        <w:pStyle w:val="Heading2"/>
-        <w:spacing w:after="100" w:before="260"/>
-      </w:pPr>
-      <w:r>
-        <w:t xml:space="preserve">Figure 3: Client-Side Validation Error States</w:t>
-      </w:r>
-    </w:p>
-    <w:p>
-      <w:pPr>
-        <w:spacing w:after="60" w:before="120"/>
-        <w:jc w:val="center"/>
-      </w:pPr>
-      <w:r>
-        <w:drawing>
-          <wp:inline distT="0" distB="0" distL="0" distR="0">
-            <wp:extent cx="5143500" cy="3238500"/>
+            <wp:extent cx="5143500" cy="3371850"/>
             <wp:effectExtent t="0" r="0" b="0" l="0"/>
             <wp:docPr id="1" name="" descr="" title=""/>
             <wp:cNvGraphicFramePr>
@@ -6189,7 +5417,7 @@
                   <pic:spPr bwMode="auto">
                     <a:xfrm>
                       <a:off x="0" y="0"/>
-                      <a:ext cx="5143500" cy="3238500"/>
+                      <a:ext cx="5143500" cy="3371850"/>
                     </a:xfrm>
                     <a:prstGeom prst="rect">
                       <a:avLst/>
@@ -6216,7 +5444,79 @@
           <w:sz w:val="18"/>
           <w:szCs w:val="18"/>
         </w:rPr>
-        <w:t xml:space="preserve">Figure 3: Field-level validation messages shown immediately below required fields upon submitting an empty form.</w:t>
+        <w:t xml:space="preserve">Code Figure 3: Playwright E2E automated test verifying requester journey, responsive viewports, and zero horizontal scroll.</w:t>
+      </w:r>
+    </w:p>
+    <w:p>
+      <w:pPr>
+        <w:spacing w:after="120"/>
+      </w:pPr>
+      <w:r>
+        <w:rPr>
+          <w:rFonts w:ascii="Calibri" w:cs="Calibri" w:eastAsia="Calibri" w:hAnsi="Calibri"/>
+          <w:b w:val="false"/>
+          <w:bCs w:val="false"/>
+          <w:i w:val="false"/>
+          <w:iCs w:val="false"/>
+          <w:color w:val="1B3A2A"/>
+          <w:sz w:val="22"/>
+          <w:szCs w:val="22"/>
+        </w:rPr>
+        <w:t xml:space="preserve">Automated E2E Assertions:</w:t>
+      </w:r>
+    </w:p>
+    <w:p>
+      <w:pPr>
+        <w:spacing w:after="120"/>
+      </w:pPr>
+      <w:r>
+        <w:rPr>
+          <w:rFonts w:ascii="Calibri" w:cs="Calibri" w:eastAsia="Calibri" w:hAnsi="Calibri"/>
+          <w:b w:val="false"/>
+          <w:bCs w:val="false"/>
+          <w:i w:val="false"/>
+          <w:iCs w:val="false"/>
+          <w:color w:val="1B3A2A"/>
+          <w:sz w:val="22"/>
+          <w:szCs w:val="22"/>
+        </w:rPr>
+        <w:t xml:space="preserve">• Full Requester Journey: Selects Nara Kosiyaporn -&gt; Creates Ticket -&gt; Checks Form Validation -&gt; Submits Ticket -&gt; Verifies in My Tickets -&gt; Views Details -&gt; Uploads Attachment -&gt; Soft-Removes with Reason.</w:t>
+      </w:r>
+    </w:p>
+    <w:p>
+      <w:pPr>
+        <w:spacing w:after="120"/>
+      </w:pPr>
+      <w:r>
+        <w:rPr>
+          <w:rFonts w:ascii="Calibri" w:cs="Calibri" w:eastAsia="Calibri" w:hAnsi="Calibri"/>
+          <w:b w:val="false"/>
+          <w:bCs w:val="false"/>
+          <w:i w:val="false"/>
+          <w:iCs w:val="false"/>
+          <w:color w:val="1B3A2A"/>
+          <w:sz w:val="22"/>
+          <w:szCs w:val="22"/>
+        </w:rPr>
+        <w:t xml:space="preserve">• Multi-Viewport Assertions: Automatically iterates over Desktop (1280x720), Tablet (800x1024), and Mobile (375x667).</w:t>
+      </w:r>
+    </w:p>
+    <w:p>
+      <w:pPr>
+        <w:spacing w:after="120"/>
+      </w:pPr>
+      <w:r>
+        <w:rPr>
+          <w:rFonts w:ascii="Calibri" w:cs="Calibri" w:eastAsia="Calibri" w:hAnsi="Calibri"/>
+          <w:b w:val="false"/>
+          <w:bCs w:val="false"/>
+          <w:i w:val="false"/>
+          <w:iCs w:val="false"/>
+          <w:color w:val="1B3A2A"/>
+          <w:sz w:val="22"/>
+          <w:szCs w:val="22"/>
+        </w:rPr>
+        <w:t xml:space="preserve">• Zero Horizontal Overflow: Verifies 'document.documentElement.scrollWidth &lt;= clientWidth' at 375px mobile viewport.</w:t>
       </w:r>
     </w:p>
     <w:p>
@@ -6225,7 +5525,1010 @@
         <w:spacing w:after="100" w:before="260"/>
       </w:pPr>
       <w:r>
-        <w:t xml:space="preserve">Figure 4: API Failure Resilience (Form Values Preserved)</w:t>
+        <w:t xml:space="preserve">3.3 Passing Test Output from main Branch</w:t>
+      </w:r>
+    </w:p>
+    <w:p>
+      <w:pPr>
+        <w:shd w:fill="F4F6F5" w:val="clear"/>
+        <w:spacing w:after="20" w:before="20"/>
+      </w:pPr>
+      <w:r>
+        <w:rPr>
+          <w:rFonts w:ascii="Consolas" w:cs="Consolas" w:eastAsia="Consolas" w:hAnsi="Consolas"/>
+          <w:color w:val="222222"/>
+          <w:sz w:val="17"/>
+          <w:szCs w:val="17"/>
+        </w:rPr>
+        <w:t xml:space="preserve">=== SERVER VITEST TEST SUITE ===</w:t>
+      </w:r>
+    </w:p>
+    <w:p>
+      <w:pPr>
+        <w:shd w:fill="F4F6F5" w:val="clear"/>
+        <w:spacing w:after="20" w:before="20"/>
+      </w:pPr>
+      <w:r>
+        <w:rPr>
+          <w:rFonts w:ascii="Consolas" w:cs="Consolas" w:eastAsia="Consolas" w:hAnsi="Consolas"/>
+          <w:color w:val="222222"/>
+          <w:sz w:val="17"/>
+          <w:szCs w:val="17"/>
+        </w:rPr>
+        <w:t xml:space="preserve"> ✓ tests/lab-01/health.test.ts (1 test)</w:t>
+      </w:r>
+    </w:p>
+    <w:p>
+      <w:pPr>
+        <w:shd w:fill="F4F6F5" w:val="clear"/>
+        <w:spacing w:after="20" w:before="20"/>
+      </w:pPr>
+      <w:r>
+        <w:rPr>
+          <w:rFonts w:ascii="Consolas" w:cs="Consolas" w:eastAsia="Consolas" w:hAnsi="Consolas"/>
+          <w:color w:val="222222"/>
+          <w:sz w:val="17"/>
+          <w:szCs w:val="17"/>
+        </w:rPr>
+        <w:t xml:space="preserve"> ✓ tests/lab-01/categories.test.ts (1 test)</w:t>
+      </w:r>
+    </w:p>
+    <w:p>
+      <w:pPr>
+        <w:shd w:fill="F4F6F5" w:val="clear"/>
+        <w:spacing w:after="20" w:before="20"/>
+      </w:pPr>
+      <w:r>
+        <w:rPr>
+          <w:rFonts w:ascii="Consolas" w:cs="Consolas" w:eastAsia="Consolas" w:hAnsi="Consolas"/>
+          <w:color w:val="222222"/>
+          <w:sz w:val="17"/>
+          <w:szCs w:val="17"/>
+        </w:rPr>
+        <w:t xml:space="preserve"> ✓ tests/lab-02/related-systems.test.ts (1 test)</w:t>
+      </w:r>
+    </w:p>
+    <w:p>
+      <w:pPr>
+        <w:shd w:fill="F4F6F5" w:val="clear"/>
+        <w:spacing w:after="20" w:before="20"/>
+      </w:pPr>
+      <w:r>
+        <w:rPr>
+          <w:rFonts w:ascii="Consolas" w:cs="Consolas" w:eastAsia="Consolas" w:hAnsi="Consolas"/>
+          <w:color w:val="222222"/>
+          <w:sz w:val="17"/>
+          <w:szCs w:val="17"/>
+        </w:rPr>
+        <w:t xml:space="preserve"> ✓ tests/lab-02/requesters.test.ts (1 test)</w:t>
+      </w:r>
+    </w:p>
+    <w:p>
+      <w:pPr>
+        <w:shd w:fill="F4F6F5" w:val="clear"/>
+        <w:spacing w:after="20" w:before="20"/>
+      </w:pPr>
+      <w:r>
+        <w:rPr>
+          <w:rFonts w:ascii="Consolas" w:cs="Consolas" w:eastAsia="Consolas" w:hAnsi="Consolas"/>
+          <w:color w:val="222222"/>
+          <w:sz w:val="17"/>
+          <w:szCs w:val="17"/>
+        </w:rPr>
+        <w:t xml:space="preserve"> ✓ tests/lab-02/create-ticket.test.ts (7 tests)</w:t>
+      </w:r>
+    </w:p>
+    <w:p>
+      <w:pPr>
+        <w:shd w:fill="F4F6F5" w:val="clear"/>
+        <w:spacing w:after="20" w:before="20"/>
+      </w:pPr>
+      <w:r>
+        <w:rPr>
+          <w:rFonts w:ascii="Consolas" w:cs="Consolas" w:eastAsia="Consolas" w:hAnsi="Consolas"/>
+          <w:color w:val="222222"/>
+          <w:sz w:val="17"/>
+          <w:szCs w:val="17"/>
+        </w:rPr>
+        <w:t xml:space="preserve"> ✓ tests/lab-02/ticket-detail.test.ts (4 tests)</w:t>
+      </w:r>
+    </w:p>
+    <w:p>
+      <w:pPr>
+        <w:shd w:fill="F4F6F5" w:val="clear"/>
+        <w:spacing w:after="20" w:before="20"/>
+      </w:pPr>
+      <w:r>
+        <w:rPr>
+          <w:rFonts w:ascii="Consolas" w:cs="Consolas" w:eastAsia="Consolas" w:hAnsi="Consolas"/>
+          <w:color w:val="222222"/>
+          <w:sz w:val="17"/>
+          <w:szCs w:val="17"/>
+        </w:rPr>
+        <w:t xml:space="preserve"> ✓ tests/lab-02/my-tickets.test.ts (8 tests)</w:t>
+      </w:r>
+    </w:p>
+    <w:p>
+      <w:pPr>
+        <w:shd w:fill="F4F6F5" w:val="clear"/>
+        <w:spacing w:after="20" w:before="20"/>
+      </w:pPr>
+      <w:r>
+        <w:rPr>
+          <w:rFonts w:ascii="Consolas" w:cs="Consolas" w:eastAsia="Consolas" w:hAnsi="Consolas"/>
+          <w:color w:val="222222"/>
+          <w:sz w:val="17"/>
+          <w:szCs w:val="17"/>
+        </w:rPr>
+        <w:t xml:space="preserve"> ✓ tests/lab-02/attachments.test.ts (11 tests)</w:t>
+      </w:r>
+    </w:p>
+    <w:p>
+      <w:pPr>
+        <w:shd w:fill="F4F6F5" w:val="clear"/>
+        <w:spacing w:after="20" w:before="20"/>
+      </w:pPr>
+      <w:r>
+        <w:rPr>
+          <w:rFonts w:ascii="Consolas" w:cs="Consolas" w:eastAsia="Consolas" w:hAnsi="Consolas"/>
+          <w:color w:val="222222"/>
+          <w:sz w:val="17"/>
+          <w:szCs w:val="17"/>
+        </w:rPr>
+        <w:t xml:space="preserve"> Test Files  8 passed (8)</w:t>
+      </w:r>
+    </w:p>
+    <w:p>
+      <w:pPr>
+        <w:shd w:fill="F4F6F5" w:val="clear"/>
+        <w:spacing w:after="20" w:before="20"/>
+      </w:pPr>
+      <w:r>
+        <w:rPr>
+          <w:rFonts w:ascii="Consolas" w:cs="Consolas" w:eastAsia="Consolas" w:hAnsi="Consolas"/>
+          <w:color w:val="222222"/>
+          <w:sz w:val="17"/>
+          <w:szCs w:val="17"/>
+        </w:rPr>
+        <w:t xml:space="preserve">      Tests  34 passed (34)</w:t>
+      </w:r>
+    </w:p>
+    <w:p>
+      <w:pPr>
+        <w:shd w:fill="F4F6F5" w:val="clear"/>
+        <w:spacing w:after="20" w:before="20"/>
+      </w:pPr>
+      <w:r>
+        <w:rPr>
+          <w:rFonts w:ascii="Consolas" w:cs="Consolas" w:eastAsia="Consolas" w:hAnsi="Consolas"/>
+          <w:color w:val="222222"/>
+          <w:sz w:val="17"/>
+          <w:szCs w:val="17"/>
+        </w:rPr>
+        <w:t xml:space="preserve"/>
+      </w:r>
+    </w:p>
+    <w:p>
+      <w:pPr>
+        <w:shd w:fill="F4F6F5" w:val="clear"/>
+        <w:spacing w:after="20" w:before="20"/>
+      </w:pPr>
+      <w:r>
+        <w:rPr>
+          <w:rFonts w:ascii="Consolas" w:cs="Consolas" w:eastAsia="Consolas" w:hAnsi="Consolas"/>
+          <w:color w:val="222222"/>
+          <w:sz w:val="17"/>
+          <w:szCs w:val="17"/>
+        </w:rPr>
+        <w:t xml:space="preserve">=== CLIENT VITEST TEST SUITE ===</w:t>
+      </w:r>
+    </w:p>
+    <w:p>
+      <w:pPr>
+        <w:shd w:fill="F4F6F5" w:val="clear"/>
+        <w:spacing w:after="20" w:before="20"/>
+      </w:pPr>
+      <w:r>
+        <w:rPr>
+          <w:rFonts w:ascii="Consolas" w:cs="Consolas" w:eastAsia="Consolas" w:hAnsi="Consolas"/>
+          <w:color w:val="222222"/>
+          <w:sz w:val="17"/>
+          <w:szCs w:val="17"/>
+        </w:rPr>
+        <w:t xml:space="preserve"> ✓ tests/lab-02/RequesterSelect.test.tsx (2 tests)</w:t>
+      </w:r>
+    </w:p>
+    <w:p>
+      <w:pPr>
+        <w:shd w:fill="F4F6F5" w:val="clear"/>
+        <w:spacing w:after="20" w:before="20"/>
+      </w:pPr>
+      <w:r>
+        <w:rPr>
+          <w:rFonts w:ascii="Consolas" w:cs="Consolas" w:eastAsia="Consolas" w:hAnsi="Consolas"/>
+          <w:color w:val="222222"/>
+          <w:sz w:val="17"/>
+          <w:szCs w:val="17"/>
+        </w:rPr>
+        <w:t xml:space="preserve"> ✓ tests/lab-01/App.test.tsx (3 tests)</w:t>
+      </w:r>
+    </w:p>
+    <w:p>
+      <w:pPr>
+        <w:shd w:fill="F4F6F5" w:val="clear"/>
+        <w:spacing w:after="20" w:before="20"/>
+      </w:pPr>
+      <w:r>
+        <w:rPr>
+          <w:rFonts w:ascii="Consolas" w:cs="Consolas" w:eastAsia="Consolas" w:hAnsi="Consolas"/>
+          <w:color w:val="222222"/>
+          <w:sz w:val="17"/>
+          <w:szCs w:val="17"/>
+        </w:rPr>
+        <w:t xml:space="preserve"> ✓ tests/lab-02/CreateTicket.test.tsx (4 tests)</w:t>
+      </w:r>
+    </w:p>
+    <w:p>
+      <w:pPr>
+        <w:shd w:fill="F4F6F5" w:val="clear"/>
+        <w:spacing w:after="20" w:before="20"/>
+      </w:pPr>
+      <w:r>
+        <w:rPr>
+          <w:rFonts w:ascii="Consolas" w:cs="Consolas" w:eastAsia="Consolas" w:hAnsi="Consolas"/>
+          <w:color w:val="222222"/>
+          <w:sz w:val="17"/>
+          <w:szCs w:val="17"/>
+        </w:rPr>
+        <w:t xml:space="preserve"> ✓ tests/lab-02/AppShell.test.tsx (2 tests)</w:t>
+      </w:r>
+    </w:p>
+    <w:p>
+      <w:pPr>
+        <w:shd w:fill="F4F6F5" w:val="clear"/>
+        <w:spacing w:after="20" w:before="20"/>
+      </w:pPr>
+      <w:r>
+        <w:rPr>
+          <w:rFonts w:ascii="Consolas" w:cs="Consolas" w:eastAsia="Consolas" w:hAnsi="Consolas"/>
+          <w:color w:val="222222"/>
+          <w:sz w:val="17"/>
+          <w:szCs w:val="17"/>
+        </w:rPr>
+        <w:t xml:space="preserve"> ✓ tests/lab-02/MyTickets.test.tsx (5 tests)</w:t>
+      </w:r>
+    </w:p>
+    <w:p>
+      <w:pPr>
+        <w:shd w:fill="F4F6F5" w:val="clear"/>
+        <w:spacing w:after="20" w:before="20"/>
+      </w:pPr>
+      <w:r>
+        <w:rPr>
+          <w:rFonts w:ascii="Consolas" w:cs="Consolas" w:eastAsia="Consolas" w:hAnsi="Consolas"/>
+          <w:color w:val="222222"/>
+          <w:sz w:val="17"/>
+          <w:szCs w:val="17"/>
+        </w:rPr>
+        <w:t xml:space="preserve"> ✓ tests/lab-02/TicketDetail.test.tsx (6 tests)</w:t>
+      </w:r>
+    </w:p>
+    <w:p>
+      <w:pPr>
+        <w:shd w:fill="F4F6F5" w:val="clear"/>
+        <w:spacing w:after="20" w:before="20"/>
+      </w:pPr>
+      <w:r>
+        <w:rPr>
+          <w:rFonts w:ascii="Consolas" w:cs="Consolas" w:eastAsia="Consolas" w:hAnsi="Consolas"/>
+          <w:color w:val="222222"/>
+          <w:sz w:val="17"/>
+          <w:szCs w:val="17"/>
+        </w:rPr>
+        <w:t xml:space="preserve"> Test Files  6 passed (6)</w:t>
+      </w:r>
+    </w:p>
+    <w:p>
+      <w:pPr>
+        <w:shd w:fill="F4F6F5" w:val="clear"/>
+        <w:spacing w:after="20" w:before="20"/>
+      </w:pPr>
+      <w:r>
+        <w:rPr>
+          <w:rFonts w:ascii="Consolas" w:cs="Consolas" w:eastAsia="Consolas" w:hAnsi="Consolas"/>
+          <w:color w:val="222222"/>
+          <w:sz w:val="17"/>
+          <w:szCs w:val="17"/>
+        </w:rPr>
+        <w:t xml:space="preserve">      Tests  22 passed (22)</w:t>
+      </w:r>
+    </w:p>
+    <w:p>
+      <w:pPr>
+        <w:shd w:fill="F4F6F5" w:val="clear"/>
+        <w:spacing w:after="20" w:before="20"/>
+      </w:pPr>
+      <w:r>
+        <w:rPr>
+          <w:rFonts w:ascii="Consolas" w:cs="Consolas" w:eastAsia="Consolas" w:hAnsi="Consolas"/>
+          <w:color w:val="222222"/>
+          <w:sz w:val="17"/>
+          <w:szCs w:val="17"/>
+        </w:rPr>
+        <w:t xml:space="preserve"/>
+      </w:r>
+    </w:p>
+    <w:p>
+      <w:pPr>
+        <w:shd w:fill="F4F6F5" w:val="clear"/>
+        <w:spacing w:after="20" w:before="20"/>
+      </w:pPr>
+      <w:r>
+        <w:rPr>
+          <w:rFonts w:ascii="Consolas" w:cs="Consolas" w:eastAsia="Consolas" w:hAnsi="Consolas"/>
+          <w:color w:val="222222"/>
+          <w:sz w:val="17"/>
+          <w:szCs w:val="17"/>
+        </w:rPr>
+        <w:t xml:space="preserve">=== PLAYWRIGHT END-TO-END TEST SUITE ===</w:t>
+      </w:r>
+    </w:p>
+    <w:p>
+      <w:pPr>
+        <w:shd w:fill="F4F6F5" w:val="clear"/>
+        <w:spacing w:after="20" w:before="20"/>
+      </w:pPr>
+      <w:r>
+        <w:rPr>
+          <w:rFonts w:ascii="Consolas" w:cs="Consolas" w:eastAsia="Consolas" w:hAnsi="Consolas"/>
+          <w:color w:val="222222"/>
+          <w:sz w:val="17"/>
+          <w:szCs w:val="17"/>
+        </w:rPr>
+        <w:t xml:space="preserve">  ok 1 [chromium] › e2e/lab-02/requester-ticket-flow.spec.ts:9:3 › E2E-01: complete requester journey (1.4s)</w:t>
+      </w:r>
+    </w:p>
+    <w:p>
+      <w:pPr>
+        <w:shd w:fill="F4F6F5" w:val="clear"/>
+        <w:spacing w:after="20" w:before="20"/>
+      </w:pPr>
+      <w:r>
+        <w:rPr>
+          <w:rFonts w:ascii="Consolas" w:cs="Consolas" w:eastAsia="Consolas" w:hAnsi="Consolas"/>
+          <w:color w:val="222222"/>
+          <w:sz w:val="17"/>
+          <w:szCs w:val="17"/>
+        </w:rPr>
+        <w:t xml:space="preserve">  1 passed (4.5s)</w:t>
+      </w:r>
+    </w:p>
+    <w:p>
+      <w:pPr>
+        <w:spacing w:after="200"/>
+      </w:pPr>
+    </w:p>
+    <w:p>
+      <w:pPr>
+        <w:pStyle w:val="Heading1"/>
+        <w:spacing w:after="140" w:before="360"/>
+      </w:pPr>
+      <w:r>
+        <w:t xml:space="preserve">Answer Part 4: AI Use with Reflection (5 Points)</w:t>
+      </w:r>
+    </w:p>
+    <w:p>
+      <w:pPr>
+        <w:spacing w:after="120"/>
+      </w:pPr>
+      <w:r>
+        <w:rPr>
+          <w:rFonts w:ascii="Calibri" w:cs="Calibri" w:eastAsia="Calibri" w:hAnsi="Calibri"/>
+          <w:b w:val="false"/>
+          <w:bCs w:val="false"/>
+          <w:i w:val="false"/>
+          <w:iCs w:val="false"/>
+          <w:color w:val="1B3A2A"/>
+          <w:sz w:val="22"/>
+          <w:szCs w:val="22"/>
+        </w:rPr>
+        <w:t xml:space="preserve">AI Record Link: https://github.com/narakosi-dev/toktickit/blob/main/docs/lab-02/ai_use.md</w:t>
+      </w:r>
+    </w:p>
+    <w:p>
+      <w:pPr>
+        <w:spacing w:after="120"/>
+      </w:pPr>
+      <w:r>
+        <w:rPr>
+          <w:rFonts w:ascii="Calibri" w:cs="Calibri" w:eastAsia="Calibri" w:hAnsi="Calibri"/>
+          <w:b w:val="false"/>
+          <w:bCs w:val="false"/>
+          <w:i w:val="false"/>
+          <w:iCs w:val="false"/>
+          <w:color w:val="1B3A2A"/>
+          <w:sz w:val="22"/>
+          <w:szCs w:val="22"/>
+        </w:rPr>
+        <w:t xml:space="preserve">AI Tool Used: Google Antigravity AI Agent (DeepMind Advanced Coding Engine).</w:t>
+      </w:r>
+    </w:p>
+    <w:p>
+      <w:pPr>
+        <w:pStyle w:val="Heading2"/>
+        <w:spacing w:after="100" w:before="260"/>
+      </w:pPr>
+      <w:r>
+        <w:t xml:space="preserve">4.1 Selected Key Prompts Table</w:t>
+      </w:r>
+    </w:p>
+    <w:tbl>
+      <w:tblPr>
+        <w:tblW w:type="pct" w:w="100%"/>
+        <w:tblBorders>
+          <w:top w:val="single" w:color="auto" w:sz="4"/>
+          <w:left w:val="single" w:color="auto" w:sz="4"/>
+          <w:bottom w:val="single" w:color="auto" w:sz="4"/>
+          <w:right w:val="single" w:color="auto" w:sz="4"/>
+          <w:insideH w:val="single" w:color="auto" w:sz="4"/>
+          <w:insideV w:val="single" w:color="auto" w:sz="4"/>
+        </w:tblBorders>
+      </w:tblPr>
+      <w:tblGrid>
+        <w:gridCol w:w="100"/>
+        <w:gridCol w:w="100"/>
+        <w:gridCol w:w="100"/>
+      </w:tblGrid>
+      <w:tr>
+        <w:trPr>
+          <w:tblHeader/>
+        </w:trPr>
+        <w:tc>
+          <w:tcPr>
+            <w:tcW w:type="pct" w:w="6%"/>
+            <w:shd w:fill="006B3C" w:val="clear"/>
+          </w:tcPr>
+          <w:p>
+            <w:pPr>
+              <w:jc w:val="center"/>
+            </w:pPr>
+            <w:r>
+              <w:rPr>
+                <w:rFonts w:ascii="Calibri" w:cs="Calibri" w:eastAsia="Calibri" w:hAnsi="Calibri"/>
+                <w:b/>
+                <w:bCs/>
+                <w:color w:val="FFFFFF"/>
+                <w:sz w:val="20"/>
+                <w:szCs w:val="20"/>
+              </w:rPr>
+              <w:t xml:space="preserve">#</w:t>
+            </w:r>
+          </w:p>
+        </w:tc>
+        <w:tc>
+          <w:tcPr>
+            <w:tcW w:type="pct" w:w="44%"/>
+            <w:shd w:fill="006B3C" w:val="clear"/>
+          </w:tcPr>
+          <w:p>
+            <w:pPr>
+              <w:jc w:val="center"/>
+            </w:pPr>
+            <w:r>
+              <w:rPr>
+                <w:rFonts w:ascii="Calibri" w:cs="Calibri" w:eastAsia="Calibri" w:hAnsi="Calibri"/>
+                <w:b/>
+                <w:bCs/>
+                <w:color w:val="FFFFFF"/>
+                <w:sz w:val="20"/>
+                <w:szCs w:val="20"/>
+              </w:rPr>
+              <w:t xml:space="preserve">Prompt Summary</w:t>
+            </w:r>
+          </w:p>
+        </w:tc>
+        <w:tc>
+          <w:tcPr>
+            <w:tcW w:type="pct" w:w="50%"/>
+            <w:shd w:fill="006B3C" w:val="clear"/>
+          </w:tcPr>
+          <w:p>
+            <w:pPr>
+              <w:jc w:val="center"/>
+            </w:pPr>
+            <w:r>
+              <w:rPr>
+                <w:rFonts w:ascii="Calibri" w:cs="Calibri" w:eastAsia="Calibri" w:hAnsi="Calibri"/>
+                <w:b/>
+                <w:bCs/>
+                <w:color w:val="FFFFFF"/>
+                <w:sz w:val="20"/>
+                <w:szCs w:val="20"/>
+              </w:rPr>
+              <w:t xml:space="preserve">Engineering Outcome</w:t>
+            </w:r>
+          </w:p>
+        </w:tc>
+      </w:tr>
+      <w:tr>
+        <w:tc>
+          <w:tcPr>
+            <w:tcW w:type="pct" w:w="6%"/>
+          </w:tcPr>
+          <w:p>
+            <w:r>
+              <w:rPr>
+                <w:rFonts w:ascii="Calibri" w:cs="Calibri" w:eastAsia="Calibri" w:hAnsi="Calibri"/>
+                <w:color w:val="1B3A2A"/>
+                <w:sz w:val="20"/>
+                <w:szCs w:val="20"/>
+              </w:rPr>
+              <w:t xml:space="preserve">1</w:t>
+            </w:r>
+          </w:p>
+        </w:tc>
+        <w:tc>
+          <w:tcPr>
+            <w:tcW w:type="pct" w:w="44%"/>
+          </w:tcPr>
+          <w:p>
+            <w:r>
+              <w:rPr>
+                <w:rFonts w:ascii="Calibri" w:cs="Calibri" w:eastAsia="Calibri" w:hAnsi="Calibri"/>
+                <w:color w:val="1B3A2A"/>
+                <w:sz w:val="20"/>
+                <w:szCs w:val="20"/>
+              </w:rPr>
+              <w:t xml:space="preserve">Analyze Lab 2 stakeholder requirements and generate engineering specifications covering Spec DD, UI Spec, API Spec, and Test DD.</w:t>
+            </w:r>
+          </w:p>
+        </w:tc>
+        <w:tc>
+          <w:tcPr>
+            <w:tcW w:type="pct" w:w="50%"/>
+          </w:tcPr>
+          <w:p>
+            <w:r>
+              <w:rPr>
+                <w:rFonts w:ascii="Calibri" w:cs="Calibri" w:eastAsia="Calibri" w:hAnsi="Calibri"/>
+                <w:color w:val="1B3A2A"/>
+                <w:sz w:val="20"/>
+                <w:szCs w:val="20"/>
+              </w:rPr>
+              <w:t xml:space="preserve">Produced complete specification documents adhering to Zen Green and acceptance criteria before writing code.</w:t>
+            </w:r>
+          </w:p>
+        </w:tc>
+      </w:tr>
+      <w:tr>
+        <w:tc>
+          <w:tcPr>
+            <w:tcW w:type="pct" w:w="6%"/>
+            <w:shd w:fill="EAF6EF" w:val="clear"/>
+          </w:tcPr>
+          <w:p>
+            <w:r>
+              <w:rPr>
+                <w:rFonts w:ascii="Calibri" w:cs="Calibri" w:eastAsia="Calibri" w:hAnsi="Calibri"/>
+                <w:color w:val="1B3A2A"/>
+                <w:sz w:val="20"/>
+                <w:szCs w:val="20"/>
+              </w:rPr>
+              <w:t xml:space="preserve">2</w:t>
+            </w:r>
+          </w:p>
+        </w:tc>
+        <w:tc>
+          <w:tcPr>
+            <w:tcW w:type="pct" w:w="44%"/>
+            <w:shd w:fill="EAF6EF" w:val="clear"/>
+          </w:tcPr>
+          <w:p>
+            <w:r>
+              <w:rPr>
+                <w:rFonts w:ascii="Calibri" w:cs="Calibri" w:eastAsia="Calibri" w:hAnsi="Calibri"/>
+                <w:color w:val="1B3A2A"/>
+                <w:sz w:val="20"/>
+                <w:szCs w:val="20"/>
+              </w:rPr>
+              <w:t xml:space="preserve">Design Prisma schema migrations adding Requester, RelatedSystem, Ticket, and Attachment models with relationships, indexes, and seed data.</w:t>
+            </w:r>
+          </w:p>
+        </w:tc>
+        <w:tc>
+          <w:tcPr>
+            <w:tcW w:type="pct" w:w="50%"/>
+            <w:shd w:fill="EAF6EF" w:val="clear"/>
+          </w:tcPr>
+          <w:p>
+            <w:r>
+              <w:rPr>
+                <w:rFonts w:ascii="Calibri" w:cs="Calibri" w:eastAsia="Calibri" w:hAnsi="Calibri"/>
+                <w:color w:val="1B3A2A"/>
+                <w:sz w:val="20"/>
+                <w:szCs w:val="20"/>
+              </w:rPr>
+              <w:t xml:space="preserve">Established relational foundation with idempotent seed data including active/inactive users.</w:t>
+            </w:r>
+          </w:p>
+        </w:tc>
+      </w:tr>
+      <w:tr>
+        <w:tc>
+          <w:tcPr>
+            <w:tcW w:type="pct" w:w="6%"/>
+          </w:tcPr>
+          <w:p>
+            <w:r>
+              <w:rPr>
+                <w:rFonts w:ascii="Calibri" w:cs="Calibri" w:eastAsia="Calibri" w:hAnsi="Calibri"/>
+                <w:color w:val="1B3A2A"/>
+                <w:sz w:val="20"/>
+                <w:szCs w:val="20"/>
+              </w:rPr>
+              <w:t xml:space="preserve">3</w:t>
+            </w:r>
+          </w:p>
+        </w:tc>
+        <w:tc>
+          <w:tcPr>
+            <w:tcW w:type="pct" w:w="44%"/>
+          </w:tcPr>
+          <w:p>
+            <w:r>
+              <w:rPr>
+                <w:rFonts w:ascii="Calibri" w:cs="Calibri" w:eastAsia="Calibri" w:hAnsi="Calibri"/>
+                <w:color w:val="1B3A2A"/>
+                <w:sz w:val="20"/>
+                <w:szCs w:val="20"/>
+              </w:rPr>
+              <w:t xml:space="preserve">Implement Development Requester context in React with persistent state, header identity bar, and user-picker modal.</w:t>
+            </w:r>
+          </w:p>
+        </w:tc>
+        <w:tc>
+          <w:tcPr>
+            <w:tcW w:type="pct" w:w="50%"/>
+          </w:tcPr>
+          <w:p>
+            <w:r>
+              <w:rPr>
+                <w:rFonts w:ascii="Calibri" w:cs="Calibri" w:eastAsia="Calibri" w:hAnsi="Calibri"/>
+                <w:color w:val="1B3A2A"/>
+                <w:sz w:val="20"/>
+                <w:szCs w:val="20"/>
+              </w:rPr>
+              <w:t xml:space="preserve">Created RequesterSelect.tsx and AppShell.tsx enabling multi-user testing harness.</w:t>
+            </w:r>
+          </w:p>
+        </w:tc>
+      </w:tr>
+      <w:tr>
+        <w:tc>
+          <w:tcPr>
+            <w:tcW w:type="pct" w:w="6%"/>
+            <w:shd w:fill="EAF6EF" w:val="clear"/>
+          </w:tcPr>
+          <w:p>
+            <w:r>
+              <w:rPr>
+                <w:rFonts w:ascii="Calibri" w:cs="Calibri" w:eastAsia="Calibri" w:hAnsi="Calibri"/>
+                <w:color w:val="1B3A2A"/>
+                <w:sz w:val="20"/>
+                <w:szCs w:val="20"/>
+              </w:rPr>
+              <w:t xml:space="preserve">4</w:t>
+            </w:r>
+          </w:p>
+        </w:tc>
+        <w:tc>
+          <w:tcPr>
+            <w:tcW w:type="pct" w:w="44%"/>
+            <w:shd w:fill="EAF6EF" w:val="clear"/>
+          </w:tcPr>
+          <w:p>
+            <w:r>
+              <w:rPr>
+                <w:rFonts w:ascii="Calibri" w:cs="Calibri" w:eastAsia="Calibri" w:hAnsi="Calibri"/>
+                <w:color w:val="1B3A2A"/>
+                <w:sz w:val="20"/>
+                <w:szCs w:val="20"/>
+              </w:rPr>
+              <w:t xml:space="preserve">Create ticket creation endpoint POST /api/tickets with input validation, transaction-safe unique ticket number generation, and tests.</w:t>
+            </w:r>
+          </w:p>
+        </w:tc>
+        <w:tc>
+          <w:tcPr>
+            <w:tcW w:type="pct" w:w="50%"/>
+            <w:shd w:fill="EAF6EF" w:val="clear"/>
+          </w:tcPr>
+          <w:p>
+            <w:r>
+              <w:rPr>
+                <w:rFonts w:ascii="Calibri" w:cs="Calibri" w:eastAsia="Calibri" w:hAnsi="Calibri"/>
+                <w:color w:val="1B3A2A"/>
+                <w:sz w:val="20"/>
+                <w:szCs w:val="20"/>
+              </w:rPr>
+              <w:t xml:space="preserve">Implemented concurrent-safe ticket counter with TKT-YYYY-NNNNNN format.</w:t>
+            </w:r>
+          </w:p>
+        </w:tc>
+      </w:tr>
+      <w:tr>
+        <w:tc>
+          <w:tcPr>
+            <w:tcW w:type="pct" w:w="6%"/>
+          </w:tcPr>
+          <w:p>
+            <w:r>
+              <w:rPr>
+                <w:rFonts w:ascii="Calibri" w:cs="Calibri" w:eastAsia="Calibri" w:hAnsi="Calibri"/>
+                <w:color w:val="1B3A2A"/>
+                <w:sz w:val="20"/>
+                <w:szCs w:val="20"/>
+              </w:rPr>
+              <w:t xml:space="preserve">5</w:t>
+            </w:r>
+          </w:p>
+        </w:tc>
+        <w:tc>
+          <w:tcPr>
+            <w:tcW w:type="pct" w:w="44%"/>
+          </w:tcPr>
+          <w:p>
+            <w:r>
+              <w:rPr>
+                <w:rFonts w:ascii="Calibri" w:cs="Calibri" w:eastAsia="Calibri" w:hAnsi="Calibri"/>
+                <w:color w:val="1B3A2A"/>
+                <w:sz w:val="20"/>
+                <w:szCs w:val="20"/>
+              </w:rPr>
+              <w:t xml:space="preserve">Implement My Tickets screen with ownership isolation, search, category/priority/status filters, pagination, and responsive cards.</w:t>
+            </w:r>
+          </w:p>
+        </w:tc>
+        <w:tc>
+          <w:tcPr>
+            <w:tcW w:type="pct" w:w="50%"/>
+          </w:tcPr>
+          <w:p>
+            <w:r>
+              <w:rPr>
+                <w:rFonts w:ascii="Calibri" w:cs="Calibri" w:eastAsia="Calibri" w:hAnsi="Calibri"/>
+                <w:color w:val="1B3A2A"/>
+                <w:sz w:val="20"/>
+                <w:szCs w:val="20"/>
+              </w:rPr>
+              <w:t xml:space="preserve">Built robust ticket list filtering strictly by requesterId with empty and no-results states.</w:t>
+            </w:r>
+          </w:p>
+        </w:tc>
+      </w:tr>
+      <w:tr>
+        <w:tc>
+          <w:tcPr>
+            <w:tcW w:type="pct" w:w="6%"/>
+            <w:shd w:fill="EAF6EF" w:val="clear"/>
+          </w:tcPr>
+          <w:p>
+            <w:r>
+              <w:rPr>
+                <w:rFonts w:ascii="Calibri" w:cs="Calibri" w:eastAsia="Calibri" w:hAnsi="Calibri"/>
+                <w:color w:val="1B3A2A"/>
+                <w:sz w:val="20"/>
+                <w:szCs w:val="20"/>
+              </w:rPr>
+              <w:t xml:space="preserve">6</w:t>
+            </w:r>
+          </w:p>
+        </w:tc>
+        <w:tc>
+          <w:tcPr>
+            <w:tcW w:type="pct" w:w="44%"/>
+            <w:shd w:fill="EAF6EF" w:val="clear"/>
+          </w:tcPr>
+          <w:p>
+            <w:r>
+              <w:rPr>
+                <w:rFonts w:ascii="Calibri" w:cs="Calibri" w:eastAsia="Calibri" w:hAnsi="Calibri"/>
+                <w:color w:val="1B3A2A"/>
+                <w:sz w:val="20"/>
+                <w:szCs w:val="20"/>
+              </w:rPr>
+              <w:t xml:space="preserve">Build Ticket Detail view and attachment management with Multer disk uploads, 5MB limit, and soft-removal audit reason.</w:t>
+            </w:r>
+          </w:p>
+        </w:tc>
+        <w:tc>
+          <w:tcPr>
+            <w:tcW w:type="pct" w:w="50%"/>
+            <w:shd w:fill="EAF6EF" w:val="clear"/>
+          </w:tcPr>
+          <w:p>
+            <w:r>
+              <w:rPr>
+                <w:rFonts w:ascii="Calibri" w:cs="Calibri" w:eastAsia="Calibri" w:hAnsi="Calibri"/>
+                <w:color w:val="1B3A2A"/>
+                <w:sz w:val="20"/>
+                <w:szCs w:val="20"/>
+              </w:rPr>
+              <w:t xml:space="preserve">Implemented attachment lifecycle with 410 Gone download protection on removed files.</w:t>
+            </w:r>
+          </w:p>
+        </w:tc>
+      </w:tr>
+      <w:tr>
+        <w:tc>
+          <w:tcPr>
+            <w:tcW w:type="pct" w:w="6%"/>
+          </w:tcPr>
+          <w:p>
+            <w:r>
+              <w:rPr>
+                <w:rFonts w:ascii="Calibri" w:cs="Calibri" w:eastAsia="Calibri" w:hAnsi="Calibri"/>
+                <w:color w:val="1B3A2A"/>
+                <w:sz w:val="20"/>
+                <w:szCs w:val="20"/>
+              </w:rPr>
+              <w:t xml:space="preserve">7</w:t>
+            </w:r>
+          </w:p>
+        </w:tc>
+        <w:tc>
+          <w:tcPr>
+            <w:tcW w:type="pct" w:w="44%"/>
+          </w:tcPr>
+          <w:p>
+            <w:r>
+              <w:rPr>
+                <w:rFonts w:ascii="Calibri" w:cs="Calibri" w:eastAsia="Calibri" w:hAnsi="Calibri"/>
+                <w:color w:val="1B3A2A"/>
+                <w:sz w:val="20"/>
+                <w:szCs w:val="20"/>
+              </w:rPr>
+              <w:t xml:space="preserve">Write automated Playwright E2E test verifying complete requester flow across Desktop, Tablet, and Mobile viewports.</w:t>
+            </w:r>
+          </w:p>
+        </w:tc>
+        <w:tc>
+          <w:tcPr>
+            <w:tcW w:type="pct" w:w="50%"/>
+          </w:tcPr>
+          <w:p>
+            <w:r>
+              <w:rPr>
+                <w:rFonts w:ascii="Calibri" w:cs="Calibri" w:eastAsia="Calibri" w:hAnsi="Calibri"/>
+                <w:color w:val="1B3A2A"/>
+                <w:sz w:val="20"/>
+                <w:szCs w:val="20"/>
+              </w:rPr>
+              <w:t xml:space="preserve">Created end-to-end automated test suite verifying user flows and responsiveness.</w:t>
+            </w:r>
+          </w:p>
+        </w:tc>
+      </w:tr>
+      <w:tr>
+        <w:tc>
+          <w:tcPr>
+            <w:tcW w:type="pct" w:w="6%"/>
+            <w:shd w:fill="EAF6EF" w:val="clear"/>
+          </w:tcPr>
+          <w:p>
+            <w:r>
+              <w:rPr>
+                <w:rFonts w:ascii="Calibri" w:cs="Calibri" w:eastAsia="Calibri" w:hAnsi="Calibri"/>
+                <w:color w:val="1B3A2A"/>
+                <w:sz w:val="20"/>
+                <w:szCs w:val="20"/>
+              </w:rPr>
+              <w:t xml:space="preserve">8</w:t>
+            </w:r>
+          </w:p>
+        </w:tc>
+        <w:tc>
+          <w:tcPr>
+            <w:tcW w:type="pct" w:w="44%"/>
+            <w:shd w:fill="EAF6EF" w:val="clear"/>
+          </w:tcPr>
+          <w:p>
+            <w:r>
+              <w:rPr>
+                <w:rFonts w:ascii="Calibri" w:cs="Calibri" w:eastAsia="Calibri" w:hAnsi="Calibri"/>
+                <w:color w:val="1B3A2A"/>
+                <w:sz w:val="20"/>
+                <w:szCs w:val="20"/>
+              </w:rPr>
+              <w:t xml:space="preserve">Generate GitHub Pull Request templates, peer-review comments, and Definition of Done checklists for partner collaboration.</w:t>
+            </w:r>
+          </w:p>
+        </w:tc>
+        <w:tc>
+          <w:tcPr>
+            <w:tcW w:type="pct" w:w="50%"/>
+            <w:shd w:fill="EAF6EF" w:val="clear"/>
+          </w:tcPr>
+          <w:p>
+            <w:r>
+              <w:rPr>
+                <w:rFonts w:ascii="Calibri" w:cs="Calibri" w:eastAsia="Calibri" w:hAnsi="Calibri"/>
+                <w:color w:val="1B3A2A"/>
+                <w:sz w:val="20"/>
+                <w:szCs w:val="20"/>
+              </w:rPr>
+              <w:t xml:space="preserve">Facilitated smooth code reviews with @FramePongrit and @Leviathan-c137.</w:t>
+            </w:r>
+          </w:p>
+        </w:tc>
+      </w:tr>
+    </w:tbl>
+    <w:p>
+      <w:pPr>
+        <w:pStyle w:val="Heading2"/>
+        <w:spacing w:after="100" w:before="260"/>
+      </w:pPr>
+      <w:r>
+        <w:t xml:space="preserve">4.2 My Reflection</w:t>
+      </w:r>
+    </w:p>
+    <w:p>
+      <w:pPr>
+        <w:spacing w:after="120"/>
+      </w:pPr>
+      <w:r>
+        <w:rPr>
+          <w:rFonts w:ascii="Calibri" w:cs="Calibri" w:eastAsia="Calibri" w:hAnsi="Calibri"/>
+          <w:b w:val="false"/>
+          <w:bCs w:val="false"/>
+          <w:i w:val="false"/>
+          <w:iCs w:val="false"/>
+          <w:color w:val="1B3A2A"/>
+          <w:sz w:val="22"/>
+          <w:szCs w:val="22"/>
+        </w:rPr>
+        <w:t xml:space="preserve">Working with an AI coding agent fundamentally shifted development from manual syntax writing to high-level engineering orchestration, specification rigor, and verification. By defining clear business rules, exact error boundary expectations (e.g. 404 for unowned tickets and 410 for soft-removed attachments), and concrete acceptance criteria up front, the AI assistant generated production-ready code with comprehensive test coverage. The human engineer remained responsible for architectural trade-offs, test execution against real databases, and visual responsive layout inspection.</w:t>
+      </w:r>
+    </w:p>
+    <w:p>
+      <w:pPr>
+        <w:spacing w:after="200"/>
+      </w:pPr>
+    </w:p>
+    <w:p>
+      <w:pPr>
+        <w:pStyle w:val="Heading1"/>
+        <w:spacing w:after="140" w:before="360"/>
+      </w:pPr>
+      <w:r>
+        <w:t xml:space="preserve">Answer Part 5 &amp; 6: Development Requester &amp; Working Ticket Screen: Create Mode (10 Points)</w:t>
+      </w:r>
+    </w:p>
+    <w:p>
+      <w:pPr>
+        <w:spacing w:after="120"/>
+      </w:pPr>
+      <w:r>
+        <w:rPr>
+          <w:rFonts w:ascii="Calibri" w:cs="Calibri" w:eastAsia="Calibri" w:hAnsi="Calibri"/>
+          <w:b w:val="false"/>
+          <w:bCs w:val="false"/>
+          <w:i w:val="false"/>
+          <w:iCs w:val="false"/>
+          <w:color w:val="1B3A2A"/>
+          <w:sz w:val="22"/>
+          <w:szCs w:val="22"/>
+        </w:rPr>
+        <w:t xml:space="preserve">Demonstrates the Development Requester selection screen, dynamic reference data loading, field-level validations, API failure resilience, and successful ticket creation with unique ticket number generation.</w:t>
+      </w:r>
+    </w:p>
+    <w:p>
+      <w:pPr>
+        <w:pStyle w:val="Heading2"/>
+        <w:spacing w:after="100" w:before="260"/>
+      </w:pPr>
+      <w:r>
+        <w:t xml:space="preserve">Figure 1: Development Requester Selection Screen</w:t>
       </w:r>
     </w:p>
     <w:p>
@@ -6288,7 +6591,7 @@
           <w:sz w:val="18"/>
           <w:szCs w:val="18"/>
         </w:rPr>
-        <w:t xml:space="preserve">Figure 4: Error banner displayed when backend returns 500; entered Summary and Description are fully preserved without data loss.</w:t>
+        <w:t xml:space="preserve">Figure 1: Development Requester selection dropdown displaying active user 'Nara Kosiyaporn (nara.kosi@kmutt.ac.th)'.</w:t>
       </w:r>
     </w:p>
     <w:p>
@@ -6297,7 +6600,7 @@
         <w:spacing w:after="100" w:before="260"/>
       </w:pPr>
       <w:r>
-        <w:t xml:space="preserve">Figure 5: Successful Ticket Creation Dialog &amp; Official Ticket Number</w:t>
+        <w:t xml:space="preserve">Figure 2: Create Ticket Screen (Desktop Viewport)</w:t>
       </w:r>
     </w:p>
     <w:p>
@@ -6360,39 +6663,7 @@
           <w:sz w:val="18"/>
           <w:szCs w:val="18"/>
         </w:rPr>
-        <w:t xml:space="preserve">Figure 5: Confirmation view displaying official generated Ticket Number (TKT-2026-000072), initial status 'New', and action buttons.</w:t>
-      </w:r>
-    </w:p>
-    <w:p>
-      <w:pPr>
-        <w:spacing w:after="200"/>
-      </w:pPr>
-    </w:p>
-    <w:p>
-      <w:pPr>
-        <w:pStyle w:val="Heading1"/>
-        <w:spacing w:after="140" w:before="360"/>
-      </w:pPr>
-      <w:r>
-        <w:t xml:space="preserve">Answer Part 7: Working My Tickets Screen (10 Points)</w:t>
-      </w:r>
-    </w:p>
-    <w:p>
-      <w:pPr>
-        <w:spacing w:after="120"/>
-      </w:pPr>
-      <w:r>
-        <w:rPr>
-          <w:rFonts w:ascii="Calibri" w:cs="Calibri" w:eastAsia="Calibri" w:hAnsi="Calibri"/>
-          <w:b w:val="false"/>
-          <w:bCs w:val="false"/>
-          <w:i w:val="false"/>
-          <w:iCs w:val="false"/>
-          <w:color w:val="1B3A2A"/>
-          <w:sz w:val="22"/>
-          <w:szCs w:val="22"/>
-        </w:rPr>
-        <w:t xml:space="preserve">Demonstrates ticket list retrieval, real-time keyword search, category filtering, priority filtering, empty states, and strict ownership isolation when switching requesters.</w:t>
+        <w:t xml:space="preserve">Figure 2: Create Ticket screen on desktop viewport showing category, related system, priority dropdowns, and user identity 'Nara Kosiyaporn' in header.</w:t>
       </w:r>
     </w:p>
     <w:p>
@@ -6401,7 +6672,7 @@
         <w:spacing w:after="100" w:before="260"/>
       </w:pPr>
       <w:r>
-        <w:t xml:space="preserve">Figure 6: My Tickets List for Primary Requester (Nara Kosiyaporn)</w:t>
+        <w:t xml:space="preserve">Figure 3: Client-Side Validation Error States</w:t>
       </w:r>
     </w:p>
     <w:p>
@@ -6464,7 +6735,7 @@
           <w:sz w:val="18"/>
           <w:szCs w:val="18"/>
         </w:rPr>
-        <w:t xml:space="preserve">Figure 6: My Tickets table displaying submitted tickets owned strictly by Nara Kosiyaporn.</w:t>
+        <w:t xml:space="preserve">Figure 3: Field-level validation messages shown immediately below required fields upon submitting an empty form.</w:t>
       </w:r>
     </w:p>
     <w:p>
@@ -6473,7 +6744,7 @@
         <w:spacing w:after="100" w:before="260"/>
       </w:pPr>
       <w:r>
-        <w:t xml:space="preserve">Figure 7: Filter by Category</w:t>
+        <w:t xml:space="preserve">Figure 4: API Failure Resilience (Form Values Preserved)</w:t>
       </w:r>
     </w:p>
     <w:p>
@@ -6536,7 +6807,7 @@
           <w:sz w:val="18"/>
           <w:szCs w:val="18"/>
         </w:rPr>
-        <w:t xml:space="preserve">Figure 7: Table dynamically filtered by Category.</w:t>
+        <w:t xml:space="preserve">Figure 4: Error banner displayed when backend returns 500; entered Summary and Description are fully preserved without data loss.</w:t>
       </w:r>
     </w:p>
     <w:p>
@@ -6545,7 +6816,7 @@
         <w:spacing w:after="100" w:before="260"/>
       </w:pPr>
       <w:r>
-        <w:t xml:space="preserve">Figure 8: Filter by Priority (High)</w:t>
+        <w:t xml:space="preserve">Figure 5: Successful Ticket Creation Dialog &amp; Official Ticket Number</w:t>
       </w:r>
     </w:p>
     <w:p>
@@ -6608,7 +6879,7 @@
           <w:sz w:val="18"/>
           <w:szCs w:val="18"/>
         </w:rPr>
-        <w:t xml:space="preserve">Figure 8: Table dynamically filtered by Priority 'High'.</w:t>
+        <w:t xml:space="preserve">Figure 5: Confirmation view displaying official generated Ticket Number (TKT-2026-000072), initial status 'New', and action buttons.</w:t>
       </w:r>
     </w:p>
     <w:p>
@@ -6617,7 +6888,25 @@
         <w:spacing w:after="100" w:before="260"/>
       </w:pPr>
       <w:r>
-        <w:t xml:space="preserve">Figure 9: Real-Time Search by Keyword</w:t>
+        <w:t xml:space="preserve">6.1 Code Architecture: Frontend Requester Context (client/src/context/RequesterContext.tsx)</w:t>
+      </w:r>
+    </w:p>
+    <w:p>
+      <w:pPr>
+        <w:spacing w:after="120"/>
+      </w:pPr>
+      <w:r>
+        <w:rPr>
+          <w:rFonts w:ascii="Calibri" w:cs="Calibri" w:eastAsia="Calibri" w:hAnsi="Calibri"/>
+          <w:b w:val="false"/>
+          <w:bCs w:val="false"/>
+          <w:i w:val="false"/>
+          <w:iCs w:val="false"/>
+          <w:color w:val="1B3A2A"/>
+          <w:sz w:val="22"/>
+          <w:szCs w:val="22"/>
+        </w:rPr>
+        <w:t xml:space="preserve">The React Requester Context acts as the dev harness, persisting the active identity in localStorage across page refreshes:</w:t>
       </w:r>
     </w:p>
     <w:p>
@@ -6628,7 +6917,7 @@
       <w:r>
         <w:drawing>
           <wp:inline distT="0" distB="0" distL="0" distR="0">
-            <wp:extent cx="5143500" cy="3238500"/>
+            <wp:extent cx="5143500" cy="2781300"/>
             <wp:effectExtent t="0" r="0" b="0" l="0"/>
             <wp:docPr id="1" name="" descr="" title=""/>
             <wp:cNvGraphicFramePr>
@@ -6653,7 +6942,7 @@
                   <pic:spPr bwMode="auto">
                     <a:xfrm>
                       <a:off x="0" y="0"/>
-                      <a:ext cx="5143500" cy="3238500"/>
+                      <a:ext cx="5143500" cy="2781300"/>
                     </a:xfrm>
                     <a:prstGeom prst="rect">
                       <a:avLst/>
@@ -6680,7 +6969,7 @@
           <w:sz w:val="18"/>
           <w:szCs w:val="18"/>
         </w:rPr>
-        <w:t xml:space="preserve">Figure 9: Real-time search matching summary keyword 'MacBook'.</w:t>
+        <w:t xml:space="preserve">Code Figure 4: React Context managing selected development requester with localStorage persistence.</w:t>
       </w:r>
     </w:p>
     <w:p>
@@ -6689,7 +6978,25 @@
         <w:spacing w:after="100" w:before="260"/>
       </w:pPr>
       <w:r>
-        <w:t xml:space="preserve">Figure 10: No Matching Results State</w:t>
+        <w:t xml:space="preserve">6.2 Code Architecture: Backend Ticket Creation &amp; Unique Number (server/src/app.ts)</w:t>
+      </w:r>
+    </w:p>
+    <w:p>
+      <w:pPr>
+        <w:spacing w:after="120"/>
+      </w:pPr>
+      <w:r>
+        <w:rPr>
+          <w:rFonts w:ascii="Calibri" w:cs="Calibri" w:eastAsia="Calibri" w:hAnsi="Calibri"/>
+          <w:b w:val="false"/>
+          <w:bCs w:val="false"/>
+          <w:i w:val="false"/>
+          <w:iCs w:val="false"/>
+          <w:color w:val="1B3A2A"/>
+          <w:sz w:val="22"/>
+          <w:szCs w:val="22"/>
+        </w:rPr>
+        <w:t xml:space="preserve">The POST /api/tickets endpoint handles validation and transactional ticket number generation:</w:t>
       </w:r>
     </w:p>
     <w:p>
@@ -6700,7 +7007,7 @@
       <w:r>
         <w:drawing>
           <wp:inline distT="0" distB="0" distL="0" distR="0">
-            <wp:extent cx="5143500" cy="3238500"/>
+            <wp:extent cx="4762500" cy="4762500"/>
             <wp:effectExtent t="0" r="0" b="0" l="0"/>
             <wp:docPr id="1" name="" descr="" title=""/>
             <wp:cNvGraphicFramePr>
@@ -6725,7 +7032,7 @@
                   <pic:spPr bwMode="auto">
                     <a:xfrm>
                       <a:off x="0" y="0"/>
-                      <a:ext cx="5143500" cy="3238500"/>
+                      <a:ext cx="4762500" cy="4762500"/>
                     </a:xfrm>
                     <a:prstGeom prst="rect">
                       <a:avLst/>
@@ -6752,7 +7059,79 @@
           <w:sz w:val="18"/>
           <w:szCs w:val="18"/>
         </w:rPr>
-        <w:t xml:space="preserve">Figure 10: Clear no-results state with 'Clear Filters' button when search keyword has zero matches.</w:t>
+        <w:t xml:space="preserve">Code Figure 5: POST /api/tickets implementation with TKT-YYYY-NNNNNN generation and boundary validation.</w:t>
+      </w:r>
+    </w:p>
+    <w:p>
+      <w:pPr>
+        <w:spacing w:after="120"/>
+      </w:pPr>
+      <w:r>
+        <w:rPr>
+          <w:rFonts w:ascii="Calibri" w:cs="Calibri" w:eastAsia="Calibri" w:hAnsi="Calibri"/>
+          <w:b w:val="false"/>
+          <w:bCs w:val="false"/>
+          <w:i w:val="false"/>
+          <w:iCs w:val="false"/>
+          <w:color w:val="1B3A2A"/>
+          <w:sz w:val="22"/>
+          <w:szCs w:val="22"/>
+        </w:rPr>
+        <w:t xml:space="preserve">Implementation Details:</w:t>
+      </w:r>
+    </w:p>
+    <w:p>
+      <w:pPr>
+        <w:spacing w:after="120"/>
+      </w:pPr>
+      <w:r>
+        <w:rPr>
+          <w:rFonts w:ascii="Calibri" w:cs="Calibri" w:eastAsia="Calibri" w:hAnsi="Calibri"/>
+          <w:b w:val="false"/>
+          <w:bCs w:val="false"/>
+          <w:i w:val="false"/>
+          <w:iCs w:val="false"/>
+          <w:color w:val="1B3A2A"/>
+          <w:sz w:val="22"/>
+          <w:szCs w:val="22"/>
+        </w:rPr>
+        <w:t xml:space="preserve">• Ticket Number Format: 'TKT-YYYY-NNNNNN' (e.g. TKT-2026-000072) generated using the current year and 6-digit zero-padded sequence (BR-01).</w:t>
+      </w:r>
+    </w:p>
+    <w:p>
+      <w:pPr>
+        <w:spacing w:after="120"/>
+      </w:pPr>
+      <w:r>
+        <w:rPr>
+          <w:rFonts w:ascii="Calibri" w:cs="Calibri" w:eastAsia="Calibri" w:hAnsi="Calibri"/>
+          <w:b w:val="false"/>
+          <w:bCs w:val="false"/>
+          <w:i w:val="false"/>
+          <w:iCs w:val="false"/>
+          <w:color w:val="1B3A2A"/>
+          <w:sz w:val="22"/>
+          <w:szCs w:val="22"/>
+        </w:rPr>
+        <w:t xml:space="preserve">• Boundary Validation: Rejects summaries under 5 or over 120 chars; rejects descriptions under 10 or over 2000 chars (BR-08).</w:t>
+      </w:r>
+    </w:p>
+    <w:p>
+      <w:pPr>
+        <w:spacing w:after="120"/>
+      </w:pPr>
+      <w:r>
+        <w:rPr>
+          <w:rFonts w:ascii="Calibri" w:cs="Calibri" w:eastAsia="Calibri" w:hAnsi="Calibri"/>
+          <w:b w:val="false"/>
+          <w:bCs w:val="false"/>
+          <w:i w:val="false"/>
+          <w:iCs w:val="false"/>
+          <w:color w:val="1B3A2A"/>
+          <w:sz w:val="22"/>
+          <w:szCs w:val="22"/>
+        </w:rPr>
+        <w:t xml:space="preserve">• Default Status: Set to 'New' upon creation (BR-02).</w:t>
       </w:r>
     </w:p>
     <w:p>
@@ -6761,7 +7140,25 @@
         <w:spacing w:after="100" w:before="260"/>
       </w:pPr>
       <w:r>
-        <w:t xml:space="preserve">Figure 11: Requester Data Isolation (Switch to Requester B: Sunny farmhouse)</w:t>
+        <w:t xml:space="preserve">6.3 Code Architecture: Frontend Ticket Creation Form (client/src/components/CreateTicket.tsx)</w:t>
+      </w:r>
+    </w:p>
+    <w:p>
+      <w:pPr>
+        <w:spacing w:after="120"/>
+      </w:pPr>
+      <w:r>
+        <w:rPr>
+          <w:rFonts w:ascii="Calibri" w:cs="Calibri" w:eastAsia="Calibri" w:hAnsi="Calibri"/>
+          <w:b w:val="false"/>
+          <w:bCs w:val="false"/>
+          <w:i w:val="false"/>
+          <w:iCs w:val="false"/>
+          <w:color w:val="1B3A2A"/>
+          <w:sz w:val="22"/>
+          <w:szCs w:val="22"/>
+        </w:rPr>
+        <w:t xml:space="preserve">CreateTicket.tsx implements field-level validation and 500 API failure resilience:</w:t>
       </w:r>
     </w:p>
     <w:p>
@@ -6772,7 +7169,7 @@
       <w:r>
         <w:drawing>
           <wp:inline distT="0" distB="0" distL="0" distR="0">
-            <wp:extent cx="5143500" cy="3238500"/>
+            <wp:extent cx="5143500" cy="4000500"/>
             <wp:effectExtent t="0" r="0" b="0" l="0"/>
             <wp:docPr id="1" name="" descr="" title=""/>
             <wp:cNvGraphicFramePr>
@@ -6797,7 +7194,7 @@
                   <pic:spPr bwMode="auto">
                     <a:xfrm>
                       <a:off x="0" y="0"/>
-                      <a:ext cx="5143500" cy="3238500"/>
+                      <a:ext cx="5143500" cy="4000500"/>
                     </a:xfrm>
                     <a:prstGeom prst="rect">
                       <a:avLst/>
@@ -6824,21 +7221,7 @@
           <w:sz w:val="18"/>
           <w:szCs w:val="18"/>
         </w:rPr>
-        <w:t xml:space="preserve">Figure 11: Switched to Sunny farmhouse (nara2012sun@gmail.com); Nara Kosiyaporn's tickets are completely hidden, displaying empty state 'No Tickets Yet'.</w:t>
-      </w:r>
-    </w:p>
-    <w:p>
-      <w:pPr>
-        <w:spacing w:after="200"/>
-      </w:pPr>
-    </w:p>
-    <w:p>
-      <w:pPr>
-        <w:pStyle w:val="Heading1"/>
-        <w:spacing w:after="140" w:before="360"/>
-      </w:pPr>
-      <w:r>
-        <w:t xml:space="preserve">Answer Part 8: Working Ticket Screen: View Mode and Attachments (5 Points)</w:t>
+        <w:t xml:space="preserve">Code Figure 6: CreateTicket.tsx form submission, client-side validation, and error-resilience state preservation.</w:t>
       </w:r>
     </w:p>
     <w:p>
@@ -6856,7 +7239,39 @@
           <w:sz w:val="22"/>
           <w:szCs w:val="22"/>
         </w:rPr>
-        <w:t xml:space="preserve">Demonstrates read-only ticket details, attachment format validation, active upload counter, soft-removal modal with mandatory audit reason, and download prevention.</w:t>
+        <w:t xml:space="preserve">Key Resilience Feature: When an HTTP 500 error occurs, entered form state is preserved completely, and an error banner is displayed without clearing fields, preventing frustrating data loss (FR-06, AC-06).</w:t>
+      </w:r>
+    </w:p>
+    <w:p>
+      <w:pPr>
+        <w:spacing w:after="200"/>
+      </w:pPr>
+    </w:p>
+    <w:p>
+      <w:pPr>
+        <w:pStyle w:val="Heading1"/>
+        <w:spacing w:after="140" w:before="360"/>
+      </w:pPr>
+      <w:r>
+        <w:t xml:space="preserve">Answer Part 7: Working My Tickets Screen &amp; Ownership Isolation (10 Points)</w:t>
+      </w:r>
+    </w:p>
+    <w:p>
+      <w:pPr>
+        <w:spacing w:after="120"/>
+      </w:pPr>
+      <w:r>
+        <w:rPr>
+          <w:rFonts w:ascii="Calibri" w:cs="Calibri" w:eastAsia="Calibri" w:hAnsi="Calibri"/>
+          <w:b w:val="false"/>
+          <w:bCs w:val="false"/>
+          <w:i w:val="false"/>
+          <w:iCs w:val="false"/>
+          <w:color w:val="1B3A2A"/>
+          <w:sz w:val="22"/>
+          <w:szCs w:val="22"/>
+        </w:rPr>
+        <w:t xml:space="preserve">Demonstrates ticket list retrieval, real-time keyword search, category filtering, priority filtering, empty states, and strict ownership isolation when switching requesters.</w:t>
       </w:r>
     </w:p>
     <w:p>
@@ -6865,7 +7280,7 @@
         <w:spacing w:after="100" w:before="260"/>
       </w:pPr>
       <w:r>
-        <w:t xml:space="preserve">Figure 12: Ticket Detail View</w:t>
+        <w:t xml:space="preserve">Figure 6: My Tickets List for Primary Requester (Nara Kosiyaporn)</w:t>
       </w:r>
     </w:p>
     <w:p>
@@ -6928,7 +7343,7 @@
           <w:sz w:val="18"/>
           <w:szCs w:val="18"/>
         </w:rPr>
-        <w:t xml:space="preserve">Figure 12: Read-only Ticket Detail view showing Ticket Number, Status, Category, Related System, Requester 'Nara Kosiyaporn', and Contact Email 'nara.kosi@kmutt.ac.th'.</w:t>
+        <w:t xml:space="preserve">Figure 6: My Tickets table displaying submitted tickets owned strictly by Nara Kosiyaporn.</w:t>
       </w:r>
     </w:p>
     <w:p>
@@ -6937,7 +7352,7 @@
         <w:spacing w:after="100" w:before="260"/>
       </w:pPr>
       <w:r>
-        <w:t xml:space="preserve">Figure 13: Unsupported Attachment Format Rejection</w:t>
+        <w:t xml:space="preserve">Figure 7: Filter by Category</w:t>
       </w:r>
     </w:p>
     <w:p>
@@ -7000,7 +7415,7 @@
           <w:sz w:val="18"/>
           <w:szCs w:val="18"/>
         </w:rPr>
-        <w:t xml:space="preserve">Figure 13: Selecting an unsupported .txt file triggers client-side validation error message.</w:t>
+        <w:t xml:space="preserve">Figure 7: Table dynamically filtered by Category.</w:t>
       </w:r>
     </w:p>
     <w:p>
@@ -7009,7 +7424,7 @@
         <w:spacing w:after="100" w:before="260"/>
       </w:pPr>
       <w:r>
-        <w:t xml:space="preserve">Figure 14: Valid Attachment Uploaded (Active Count Updated)</w:t>
+        <w:t xml:space="preserve">Figure 8: Filter by Priority (High)</w:t>
       </w:r>
     </w:p>
     <w:p>
@@ -7072,7 +7487,7 @@
           <w:sz w:val="18"/>
           <w:szCs w:val="18"/>
         </w:rPr>
-        <w:t xml:space="preserve">Figure 14: Uploading valid PNG screenshot updates active counter to '1 / 5 active attachments' and enables Download and Remove buttons.</w:t>
+        <w:t xml:space="preserve">Figure 8: Table dynamically filtered by Priority 'High'.</w:t>
       </w:r>
     </w:p>
     <w:p>
@@ -7081,7 +7496,7 @@
         <w:spacing w:after="100" w:before="260"/>
       </w:pPr>
       <w:r>
-        <w:t xml:space="preserve">Figure 15: Soft-Removal Modal with Mandatory Audit Reason</w:t>
+        <w:t xml:space="preserve">Figure 9: Real-Time Search by Keyword</w:t>
       </w:r>
     </w:p>
     <w:p>
@@ -7144,7 +7559,7 @@
           <w:sz w:val="18"/>
           <w:szCs w:val="18"/>
         </w:rPr>
-        <w:t xml:space="preserve">Figure 15: Soft-removal modal prompting for audit reason (minimum 5 characters).</w:t>
+        <w:t xml:space="preserve">Figure 9: Real-time search matching summary keyword 'MacBook'.</w:t>
       </w:r>
     </w:p>
     <w:p>
@@ -7153,7 +7568,7 @@
         <w:spacing w:after="100" w:before="260"/>
       </w:pPr>
       <w:r>
-        <w:t xml:space="preserve">Figure 16: Soft-Removed State (Audit Quote Displayed, Download Disabled)</w:t>
+        <w:t xml:space="preserve">Figure 10: No Matching Results State</w:t>
       </w:r>
     </w:p>
     <w:p>
@@ -7216,57 +7631,7 @@
           <w:sz w:val="18"/>
           <w:szCs w:val="18"/>
         </w:rPr>
-        <w:t xml:space="preserve">Figure 16: Attachment displays 'Removed' badge, shows audit reason quote and timestamp; download button is disabled with 'Download unavailable' and 410 Gone backend protection.</w:t>
-      </w:r>
-    </w:p>
-    <w:p>
-      <w:pPr>
-        <w:spacing w:after="200"/>
-      </w:pPr>
-    </w:p>
-    <w:p>
-      <w:pPr>
-        <w:pStyle w:val="Heading1"/>
-        <w:spacing w:after="140" w:before="360"/>
-      </w:pPr>
-      <w:r>
-        <w:t xml:space="preserve">Answer Part 9: Zen Green UI and Responsive Evidence (5 Points)</w:t>
-      </w:r>
-    </w:p>
-    <w:p>
-      <w:pPr>
-        <w:spacing w:after="120"/>
-      </w:pPr>
-      <w:r>
-        <w:rPr>
-          <w:rFonts w:ascii="Calibri" w:cs="Calibri" w:eastAsia="Calibri" w:hAnsi="Calibri"/>
-          <w:b w:val="false"/>
-          <w:bCs w:val="false"/>
-          <w:i w:val="false"/>
-          <w:iCs w:val="false"/>
-          <w:color w:val="1B3A2A"/>
-          <w:sz w:val="22"/>
-          <w:szCs w:val="22"/>
-        </w:rPr>
-        <w:t xml:space="preserve">UI Specification Link: https://github.com/narakosi-dev/toktickit/blob/main/docs/lab-02/ui-spec.md</w:t>
-      </w:r>
-    </w:p>
-    <w:p>
-      <w:pPr>
-        <w:spacing w:after="120"/>
-      </w:pPr>
-      <w:r>
-        <w:rPr>
-          <w:rFonts w:ascii="Calibri" w:cs="Calibri" w:eastAsia="Calibri" w:hAnsi="Calibri"/>
-          <w:b w:val="false"/>
-          <w:bCs w:val="false"/>
-          <w:i w:val="false"/>
-          <w:iCs w:val="false"/>
-          <w:color w:val="1B3A2A"/>
-          <w:sz w:val="22"/>
-          <w:szCs w:val="22"/>
-        </w:rPr>
-        <w:t xml:space="preserve">Validates the Zen Green Design System tokens (#006B3C primary, #0B7A46 secondary, #EAF6EF pale, #F5F7F6 canvas) and responsive layout across Desktop (1200px), Tablet (800px), and Mobile (375px) with zero horizontal overflow.</w:t>
+        <w:t xml:space="preserve">Figure 10: Clear no-results state with 'Clear Filters' button when search keyword has zero matches.</w:t>
       </w:r>
     </w:p>
     <w:p>
@@ -7275,7 +7640,7 @@
         <w:spacing w:after="100" w:before="260"/>
       </w:pPr>
       <w:r>
-        <w:t xml:space="preserve">Figure 17: Desktop Viewport (1200px Wide)</w:t>
+        <w:t xml:space="preserve">Figure 11: Requester Data Isolation (Switch to Requester B: Sunny farmhouse)</w:t>
       </w:r>
     </w:p>
     <w:p>
@@ -7338,7 +7703,7 @@
           <w:sz w:val="18"/>
           <w:szCs w:val="18"/>
         </w:rPr>
-        <w:t xml:space="preserve">Figure 17: Desktop two-column form layout and wide navbar.</w:t>
+        <w:t xml:space="preserve">Figure 11: Switched to Sunny farmhouse (nara2012sun@gmail.com); Nara Kosiyaporn's tickets are completely hidden, displaying empty state 'No Tickets Yet'.</w:t>
       </w:r>
     </w:p>
     <w:p>
@@ -7347,7 +7712,25 @@
         <w:spacing w:after="100" w:before="260"/>
       </w:pPr>
       <w:r>
-        <w:t xml:space="preserve">Figure 18: Tablet Viewport (800px Wide)</w:t>
+        <w:t xml:space="preserve">7.1 Code Architecture: Backend Ownership Isolation (server/src/app.ts)</w:t>
+      </w:r>
+    </w:p>
+    <w:p>
+      <w:pPr>
+        <w:spacing w:after="120"/>
+      </w:pPr>
+      <w:r>
+        <w:rPr>
+          <w:rFonts w:ascii="Calibri" w:cs="Calibri" w:eastAsia="Calibri" w:hAnsi="Calibri"/>
+          <w:b w:val="false"/>
+          <w:bCs w:val="false"/>
+          <w:i w:val="false"/>
+          <w:iCs w:val="false"/>
+          <w:color w:val="1B3A2A"/>
+          <w:sz w:val="22"/>
+          <w:szCs w:val="22"/>
+        </w:rPr>
+        <w:t xml:space="preserve">The GET /api/tickets endpoint enforces strict requesterId scoping and multi-parameter filtering:</w:t>
       </w:r>
     </w:p>
     <w:p>
@@ -7358,7 +7741,7 @@
       <w:r>
         <w:drawing>
           <wp:inline distT="0" distB="0" distL="0" distR="0">
-            <wp:extent cx="4000500" cy="4953000"/>
+            <wp:extent cx="5143500" cy="3552825"/>
             <wp:effectExtent t="0" r="0" b="0" l="0"/>
             <wp:docPr id="1" name="" descr="" title=""/>
             <wp:cNvGraphicFramePr>
@@ -7383,7 +7766,7 @@
                   <pic:spPr bwMode="auto">
                     <a:xfrm>
                       <a:off x="0" y="0"/>
-                      <a:ext cx="4000500" cy="4953000"/>
+                      <a:ext cx="5143500" cy="3552825"/>
                     </a:xfrm>
                     <a:prstGeom prst="rect">
                       <a:avLst/>
@@ -7410,7 +7793,111 @@
           <w:sz w:val="18"/>
           <w:szCs w:val="18"/>
         </w:rPr>
-        <w:t xml:space="preserve">Figure 18: Tablet adaptive layout with touch-friendly controls.</w:t>
+        <w:t xml:space="preserve">Code Figure 7: GET /api/tickets showing mandatory requesterId scoping, keyword search, filters, and pagination.</w:t>
+      </w:r>
+    </w:p>
+    <w:p>
+      <w:pPr>
+        <w:spacing w:after="120"/>
+      </w:pPr>
+      <w:r>
+        <w:rPr>
+          <w:rFonts w:ascii="Calibri" w:cs="Calibri" w:eastAsia="Calibri" w:hAnsi="Calibri"/>
+          <w:b w:val="false"/>
+          <w:bCs w:val="false"/>
+          <w:i w:val="false"/>
+          <w:iCs w:val="false"/>
+          <w:color w:val="1B3A2A"/>
+          <w:sz w:val="22"/>
+          <w:szCs w:val="22"/>
+        </w:rPr>
+        <w:t xml:space="preserve">Ownership &amp; Isolation Enforcement:</w:t>
+      </w:r>
+    </w:p>
+    <w:p>
+      <w:pPr>
+        <w:spacing w:after="120"/>
+      </w:pPr>
+      <w:r>
+        <w:rPr>
+          <w:rFonts w:ascii="Calibri" w:cs="Calibri" w:eastAsia="Calibri" w:hAnsi="Calibri"/>
+          <w:b w:val="false"/>
+          <w:bCs w:val="false"/>
+          <w:i w:val="false"/>
+          <w:iCs w:val="false"/>
+          <w:color w:val="1B3A2A"/>
+          <w:sz w:val="22"/>
+          <w:szCs w:val="22"/>
+        </w:rPr>
+        <w:t xml:space="preserve">• Ownership Scoping: Queries strictly enforce 'where: { requesterId: req.query.requesterId }'. A user cannot view any tickets created by other requesters (BR-05).</w:t>
+      </w:r>
+    </w:p>
+    <w:p>
+      <w:pPr>
+        <w:spacing w:after="120"/>
+      </w:pPr>
+      <w:r>
+        <w:rPr>
+          <w:rFonts w:ascii="Calibri" w:cs="Calibri" w:eastAsia="Calibri" w:hAnsi="Calibri"/>
+          <w:b w:val="false"/>
+          <w:bCs w:val="false"/>
+          <w:i w:val="false"/>
+          <w:iCs w:val="false"/>
+          <w:color w:val="1B3A2A"/>
+          <w:sz w:val="22"/>
+          <w:szCs w:val="22"/>
+        </w:rPr>
+        <w:t xml:space="preserve">• Multi-field Keyword Search: Performs case-insensitive matching across summary, description, and ticketNumber.</w:t>
+      </w:r>
+    </w:p>
+    <w:p>
+      <w:pPr>
+        <w:spacing w:after="120"/>
+      </w:pPr>
+      <w:r>
+        <w:rPr>
+          <w:rFonts w:ascii="Calibri" w:cs="Calibri" w:eastAsia="Calibri" w:hAnsi="Calibri"/>
+          <w:b w:val="false"/>
+          <w:bCs w:val="false"/>
+          <w:i w:val="false"/>
+          <w:iCs w:val="false"/>
+          <w:color w:val="1B3A2A"/>
+          <w:sz w:val="22"/>
+          <w:szCs w:val="22"/>
+        </w:rPr>
+        <w:t xml:space="preserve">• Pagination: Implements skip/take logic returning total count, page, and limit.</w:t>
+      </w:r>
+    </w:p>
+    <w:p>
+      <w:pPr>
+        <w:spacing w:after="200"/>
+      </w:pPr>
+    </w:p>
+    <w:p>
+      <w:pPr>
+        <w:pStyle w:val="Heading1"/>
+        <w:spacing w:after="140" w:before="360"/>
+      </w:pPr>
+      <w:r>
+        <w:t xml:space="preserve">Answer Part 8: Working Ticket Screen: View Mode and Attachments (5 Points)</w:t>
+      </w:r>
+    </w:p>
+    <w:p>
+      <w:pPr>
+        <w:spacing w:after="120"/>
+      </w:pPr>
+      <w:r>
+        <w:rPr>
+          <w:rFonts w:ascii="Calibri" w:cs="Calibri" w:eastAsia="Calibri" w:hAnsi="Calibri"/>
+          <w:b w:val="false"/>
+          <w:bCs w:val="false"/>
+          <w:i w:val="false"/>
+          <w:iCs w:val="false"/>
+          <w:color w:val="1B3A2A"/>
+          <w:sz w:val="22"/>
+          <w:szCs w:val="22"/>
+        </w:rPr>
+        <w:t xml:space="preserve">Demonstrates read-only ticket details, attachment format validation, active upload counter, soft-removal modal with mandatory audit reason, and download prevention.</w:t>
       </w:r>
     </w:p>
     <w:p>
@@ -7419,7 +7906,7 @@
         <w:spacing w:after="100" w:before="260"/>
       </w:pPr>
       <w:r>
-        <w:t xml:space="preserve">Figure 19: Mobile Viewport (375px Wide) — Create Ticket</w:t>
+        <w:t xml:space="preserve">Figure 12: Ticket Detail View</w:t>
       </w:r>
     </w:p>
     <w:p>
@@ -7430,7 +7917,7 @@
       <w:r>
         <w:drawing>
           <wp:inline distT="0" distB="0" distL="0" distR="0">
-            <wp:extent cx="2667000" cy="4572000"/>
+            <wp:extent cx="5143500" cy="3238500"/>
             <wp:effectExtent t="0" r="0" b="0" l="0"/>
             <wp:docPr id="1" name="" descr="" title=""/>
             <wp:cNvGraphicFramePr>
@@ -7455,7 +7942,7 @@
                   <pic:spPr bwMode="auto">
                     <a:xfrm>
                       <a:off x="0" y="0"/>
-                      <a:ext cx="2667000" cy="4572000"/>
+                      <a:ext cx="5143500" cy="3238500"/>
                     </a:xfrm>
                     <a:prstGeom prst="rect">
                       <a:avLst/>
@@ -7482,7 +7969,7 @@
           <w:sz w:val="18"/>
           <w:szCs w:val="18"/>
         </w:rPr>
-        <w:t xml:space="preserve">Figure 19: Mobile portrait layout with vertically stacked form controls and zero horizontal overflow.</w:t>
+        <w:t xml:space="preserve">Figure 12: Read-only Ticket Detail view showing Ticket Number, Status, Category, Related System, Requester 'Nara Kosiyaporn', and Contact Email 'nara.kosi@kmutt.ac.th'.</w:t>
       </w:r>
     </w:p>
     <w:p>
@@ -7491,7 +7978,7 @@
         <w:spacing w:after="100" w:before="260"/>
       </w:pPr>
       <w:r>
-        <w:t xml:space="preserve">Figure 20: Mobile Viewport (375px Wide) — My Tickets Cards</w:t>
+        <w:t xml:space="preserve">Figure 13: Unsupported Attachment Format Rejection</w:t>
       </w:r>
     </w:p>
     <w:p>
@@ -7502,7 +7989,7 @@
       <w:r>
         <w:drawing>
           <wp:inline distT="0" distB="0" distL="0" distR="0">
-            <wp:extent cx="2667000" cy="4572000"/>
+            <wp:extent cx="5143500" cy="3238500"/>
             <wp:effectExtent t="0" r="0" b="0" l="0"/>
             <wp:docPr id="1" name="" descr="" title=""/>
             <wp:cNvGraphicFramePr>
@@ -7527,6 +8014,830 @@
                   <pic:spPr bwMode="auto">
                     <a:xfrm>
                       <a:off x="0" y="0"/>
+                      <a:ext cx="5143500" cy="3238500"/>
+                    </a:xfrm>
+                    <a:prstGeom prst="rect">
+                      <a:avLst/>
+                    </a:prstGeom>
+                  </pic:spPr>
+                </pic:pic>
+              </a:graphicData>
+            </a:graphic>
+          </wp:inline>
+        </w:drawing>
+      </w:r>
+    </w:p>
+    <w:p>
+      <w:pPr>
+        <w:spacing w:after="180" w:before="60"/>
+        <w:jc w:val="center"/>
+      </w:pPr>
+      <w:r>
+        <w:rPr>
+          <w:rFonts w:ascii="Calibri" w:cs="Calibri" w:eastAsia="Calibri" w:hAnsi="Calibri"/>
+          <w:i/>
+          <w:iCs/>
+          <w:color w:val="556E60"/>
+          <w:sz w:val="18"/>
+          <w:szCs w:val="18"/>
+        </w:rPr>
+        <w:t xml:space="preserve">Figure 13: Selecting an unsupported .txt file triggers client-side validation error message.</w:t>
+      </w:r>
+    </w:p>
+    <w:p>
+      <w:pPr>
+        <w:pStyle w:val="Heading2"/>
+        <w:spacing w:after="100" w:before="260"/>
+      </w:pPr>
+      <w:r>
+        <w:t xml:space="preserve">Figure 14: Valid Attachment Uploaded (Active Count Updated)</w:t>
+      </w:r>
+    </w:p>
+    <w:p>
+      <w:pPr>
+        <w:spacing w:after="60" w:before="120"/>
+        <w:jc w:val="center"/>
+      </w:pPr>
+      <w:r>
+        <w:drawing>
+          <wp:inline distT="0" distB="0" distL="0" distR="0">
+            <wp:extent cx="5143500" cy="3238500"/>
+            <wp:effectExtent t="0" r="0" b="0" l="0"/>
+            <wp:docPr id="1" name="" descr="" title=""/>
+            <wp:cNvGraphicFramePr>
+              <a:graphicFrameLocks xmlns:a="http://schemas.openxmlformats.org/drawingml/2006/main" noChangeAspect="1"/>
+            </wp:cNvGraphicFramePr>
+            <a:graphic xmlns:a="http://schemas.openxmlformats.org/drawingml/2006/main">
+              <a:graphicData uri="http://schemas.openxmlformats.org/drawingml/2006/picture">
+                <pic:pic xmlns:pic="http://schemas.openxmlformats.org/drawingml/2006/picture">
+                  <pic:nvPicPr>
+                    <pic:cNvPr id="0" name="" descr=""/>
+                    <pic:cNvPicPr>
+                      <a:picLocks noChangeAspect="1" noChangeArrowheads="1"/>
+                    </pic:cNvPicPr>
+                  </pic:nvPicPr>
+                  <pic:blipFill>
+                    <a:blip r:embed="rId27" cstate="none"/>
+                    <a:srcRect/>
+                    <a:stretch>
+                      <a:fillRect/>
+                    </a:stretch>
+                  </pic:blipFill>
+                  <pic:spPr bwMode="auto">
+                    <a:xfrm>
+                      <a:off x="0" y="0"/>
+                      <a:ext cx="5143500" cy="3238500"/>
+                    </a:xfrm>
+                    <a:prstGeom prst="rect">
+                      <a:avLst/>
+                    </a:prstGeom>
+                  </pic:spPr>
+                </pic:pic>
+              </a:graphicData>
+            </a:graphic>
+          </wp:inline>
+        </w:drawing>
+      </w:r>
+    </w:p>
+    <w:p>
+      <w:pPr>
+        <w:spacing w:after="180" w:before="60"/>
+        <w:jc w:val="center"/>
+      </w:pPr>
+      <w:r>
+        <w:rPr>
+          <w:rFonts w:ascii="Calibri" w:cs="Calibri" w:eastAsia="Calibri" w:hAnsi="Calibri"/>
+          <w:i/>
+          <w:iCs/>
+          <w:color w:val="556E60"/>
+          <w:sz w:val="18"/>
+          <w:szCs w:val="18"/>
+        </w:rPr>
+        <w:t xml:space="preserve">Figure 14: Uploading valid PNG screenshot updates active counter to '1 / 5 active attachments' and enables Download and Remove buttons.</w:t>
+      </w:r>
+    </w:p>
+    <w:p>
+      <w:pPr>
+        <w:pStyle w:val="Heading2"/>
+        <w:spacing w:after="100" w:before="260"/>
+      </w:pPr>
+      <w:r>
+        <w:t xml:space="preserve">Figure 15: Soft-Removal Modal with Mandatory Audit Reason</w:t>
+      </w:r>
+    </w:p>
+    <w:p>
+      <w:pPr>
+        <w:spacing w:after="60" w:before="120"/>
+        <w:jc w:val="center"/>
+      </w:pPr>
+      <w:r>
+        <w:drawing>
+          <wp:inline distT="0" distB="0" distL="0" distR="0">
+            <wp:extent cx="5143500" cy="3238500"/>
+            <wp:effectExtent t="0" r="0" b="0" l="0"/>
+            <wp:docPr id="1" name="" descr="" title=""/>
+            <wp:cNvGraphicFramePr>
+              <a:graphicFrameLocks xmlns:a="http://schemas.openxmlformats.org/drawingml/2006/main" noChangeAspect="1"/>
+            </wp:cNvGraphicFramePr>
+            <a:graphic xmlns:a="http://schemas.openxmlformats.org/drawingml/2006/main">
+              <a:graphicData uri="http://schemas.openxmlformats.org/drawingml/2006/picture">
+                <pic:pic xmlns:pic="http://schemas.openxmlformats.org/drawingml/2006/picture">
+                  <pic:nvPicPr>
+                    <pic:cNvPr id="0" name="" descr=""/>
+                    <pic:cNvPicPr>
+                      <a:picLocks noChangeAspect="1" noChangeArrowheads="1"/>
+                    </pic:cNvPicPr>
+                  </pic:nvPicPr>
+                  <pic:blipFill>
+                    <a:blip r:embed="rId28" cstate="none"/>
+                    <a:srcRect/>
+                    <a:stretch>
+                      <a:fillRect/>
+                    </a:stretch>
+                  </pic:blipFill>
+                  <pic:spPr bwMode="auto">
+                    <a:xfrm>
+                      <a:off x="0" y="0"/>
+                      <a:ext cx="5143500" cy="3238500"/>
+                    </a:xfrm>
+                    <a:prstGeom prst="rect">
+                      <a:avLst/>
+                    </a:prstGeom>
+                  </pic:spPr>
+                </pic:pic>
+              </a:graphicData>
+            </a:graphic>
+          </wp:inline>
+        </w:drawing>
+      </w:r>
+    </w:p>
+    <w:p>
+      <w:pPr>
+        <w:spacing w:after="180" w:before="60"/>
+        <w:jc w:val="center"/>
+      </w:pPr>
+      <w:r>
+        <w:rPr>
+          <w:rFonts w:ascii="Calibri" w:cs="Calibri" w:eastAsia="Calibri" w:hAnsi="Calibri"/>
+          <w:i/>
+          <w:iCs/>
+          <w:color w:val="556E60"/>
+          <w:sz w:val="18"/>
+          <w:szCs w:val="18"/>
+        </w:rPr>
+        <w:t xml:space="preserve">Figure 15: Soft-removal modal prompting for audit reason (minimum 5 characters).</w:t>
+      </w:r>
+    </w:p>
+    <w:p>
+      <w:pPr>
+        <w:pStyle w:val="Heading2"/>
+        <w:spacing w:after="100" w:before="260"/>
+      </w:pPr>
+      <w:r>
+        <w:t xml:space="preserve">Figure 16: Soft-Removed State (Audit Quote Displayed, Download Disabled)</w:t>
+      </w:r>
+    </w:p>
+    <w:p>
+      <w:pPr>
+        <w:spacing w:after="60" w:before="120"/>
+        <w:jc w:val="center"/>
+      </w:pPr>
+      <w:r>
+        <w:drawing>
+          <wp:inline distT="0" distB="0" distL="0" distR="0">
+            <wp:extent cx="5143500" cy="3238500"/>
+            <wp:effectExtent t="0" r="0" b="0" l="0"/>
+            <wp:docPr id="1" name="" descr="" title=""/>
+            <wp:cNvGraphicFramePr>
+              <a:graphicFrameLocks xmlns:a="http://schemas.openxmlformats.org/drawingml/2006/main" noChangeAspect="1"/>
+            </wp:cNvGraphicFramePr>
+            <a:graphic xmlns:a="http://schemas.openxmlformats.org/drawingml/2006/main">
+              <a:graphicData uri="http://schemas.openxmlformats.org/drawingml/2006/picture">
+                <pic:pic xmlns:pic="http://schemas.openxmlformats.org/drawingml/2006/picture">
+                  <pic:nvPicPr>
+                    <pic:cNvPr id="0" name="" descr=""/>
+                    <pic:cNvPicPr>
+                      <a:picLocks noChangeAspect="1" noChangeArrowheads="1"/>
+                    </pic:cNvPicPr>
+                  </pic:nvPicPr>
+                  <pic:blipFill>
+                    <a:blip r:embed="rId29" cstate="none"/>
+                    <a:srcRect/>
+                    <a:stretch>
+                      <a:fillRect/>
+                    </a:stretch>
+                  </pic:blipFill>
+                  <pic:spPr bwMode="auto">
+                    <a:xfrm>
+                      <a:off x="0" y="0"/>
+                      <a:ext cx="5143500" cy="3238500"/>
+                    </a:xfrm>
+                    <a:prstGeom prst="rect">
+                      <a:avLst/>
+                    </a:prstGeom>
+                  </pic:spPr>
+                </pic:pic>
+              </a:graphicData>
+            </a:graphic>
+          </wp:inline>
+        </w:drawing>
+      </w:r>
+    </w:p>
+    <w:p>
+      <w:pPr>
+        <w:spacing w:after="180" w:before="60"/>
+        <w:jc w:val="center"/>
+      </w:pPr>
+      <w:r>
+        <w:rPr>
+          <w:rFonts w:ascii="Calibri" w:cs="Calibri" w:eastAsia="Calibri" w:hAnsi="Calibri"/>
+          <w:i/>
+          <w:iCs/>
+          <w:color w:val="556E60"/>
+          <w:sz w:val="18"/>
+          <w:szCs w:val="18"/>
+        </w:rPr>
+        <w:t xml:space="preserve">Figure 16: Attachment displays 'Removed' badge, shows audit reason quote and timestamp; download button is disabled with 'Download unavailable' and 410 Gone backend protection.</w:t>
+      </w:r>
+    </w:p>
+    <w:p>
+      <w:pPr>
+        <w:pStyle w:val="Heading2"/>
+        <w:spacing w:after="100" w:before="260"/>
+      </w:pPr>
+      <w:r>
+        <w:t xml:space="preserve">8.1 Code Architecture: Attachment Lifecycle &amp; 410 Gone (server/src/app.ts)</w:t>
+      </w:r>
+    </w:p>
+    <w:p>
+      <w:pPr>
+        <w:spacing w:after="120"/>
+      </w:pPr>
+      <w:r>
+        <w:rPr>
+          <w:rFonts w:ascii="Calibri" w:cs="Calibri" w:eastAsia="Calibri" w:hAnsi="Calibri"/>
+          <w:b w:val="false"/>
+          <w:bCs w:val="false"/>
+          <w:i w:val="false"/>
+          <w:iCs w:val="false"/>
+          <w:color w:val="1B3A2A"/>
+          <w:sz w:val="22"/>
+          <w:szCs w:val="22"/>
+        </w:rPr>
+        <w:t xml:space="preserve">Attachment endpoints handle Multer 5MB limits, soft-removal audit stamping, and 410 Gone download protection:</w:t>
+      </w:r>
+    </w:p>
+    <w:p>
+      <w:pPr>
+        <w:spacing w:after="60" w:before="120"/>
+        <w:jc w:val="center"/>
+      </w:pPr>
+      <w:r>
+        <w:drawing>
+          <wp:inline distT="0" distB="0" distL="0" distR="0">
+            <wp:extent cx="5143500" cy="4000500"/>
+            <wp:effectExtent t="0" r="0" b="0" l="0"/>
+            <wp:docPr id="1" name="" descr="" title=""/>
+            <wp:cNvGraphicFramePr>
+              <a:graphicFrameLocks xmlns:a="http://schemas.openxmlformats.org/drawingml/2006/main" noChangeAspect="1"/>
+            </wp:cNvGraphicFramePr>
+            <a:graphic xmlns:a="http://schemas.openxmlformats.org/drawingml/2006/main">
+              <a:graphicData uri="http://schemas.openxmlformats.org/drawingml/2006/picture">
+                <pic:pic xmlns:pic="http://schemas.openxmlformats.org/drawingml/2006/picture">
+                  <pic:nvPicPr>
+                    <pic:cNvPr id="0" name="" descr=""/>
+                    <pic:cNvPicPr>
+                      <a:picLocks noChangeAspect="1" noChangeArrowheads="1"/>
+                    </pic:cNvPicPr>
+                  </pic:nvPicPr>
+                  <pic:blipFill>
+                    <a:blip r:embed="rId30" cstate="none"/>
+                    <a:srcRect/>
+                    <a:stretch>
+                      <a:fillRect/>
+                    </a:stretch>
+                  </pic:blipFill>
+                  <pic:spPr bwMode="auto">
+                    <a:xfrm>
+                      <a:off x="0" y="0"/>
+                      <a:ext cx="5143500" cy="4000500"/>
+                    </a:xfrm>
+                    <a:prstGeom prst="rect">
+                      <a:avLst/>
+                    </a:prstGeom>
+                  </pic:spPr>
+                </pic:pic>
+              </a:graphicData>
+            </a:graphic>
+          </wp:inline>
+        </w:drawing>
+      </w:r>
+    </w:p>
+    <w:p>
+      <w:pPr>
+        <w:spacing w:after="180" w:before="60"/>
+        <w:jc w:val="center"/>
+      </w:pPr>
+      <w:r>
+        <w:rPr>
+          <w:rFonts w:ascii="Calibri" w:cs="Calibri" w:eastAsia="Calibri" w:hAnsi="Calibri"/>
+          <w:i/>
+          <w:iCs/>
+          <w:color w:val="556E60"/>
+          <w:sz w:val="18"/>
+          <w:szCs w:val="18"/>
+        </w:rPr>
+        <w:t xml:space="preserve">Code Figure 8: Attachment lifecycle implementation: 5MB upload limit, soft-removal PATCH, and 410 Gone download response.</w:t>
+      </w:r>
+    </w:p>
+    <w:p>
+      <w:pPr>
+        <w:spacing w:after="120"/>
+      </w:pPr>
+      <w:r>
+        <w:rPr>
+          <w:rFonts w:ascii="Calibri" w:cs="Calibri" w:eastAsia="Calibri" w:hAnsi="Calibri"/>
+          <w:b w:val="false"/>
+          <w:bCs w:val="false"/>
+          <w:i w:val="false"/>
+          <w:iCs w:val="false"/>
+          <w:color w:val="1B3A2A"/>
+          <w:sz w:val="22"/>
+          <w:szCs w:val="22"/>
+        </w:rPr>
+        <w:t xml:space="preserve">Attachment Security &amp; Compliance Highlights:</w:t>
+      </w:r>
+    </w:p>
+    <w:p>
+      <w:pPr>
+        <w:spacing w:after="120"/>
+      </w:pPr>
+      <w:r>
+        <w:rPr>
+          <w:rFonts w:ascii="Calibri" w:cs="Calibri" w:eastAsia="Calibri" w:hAnsi="Calibri"/>
+          <w:b w:val="false"/>
+          <w:bCs w:val="false"/>
+          <w:i w:val="false"/>
+          <w:iCs w:val="false"/>
+          <w:color w:val="1B3A2A"/>
+          <w:sz w:val="22"/>
+          <w:szCs w:val="22"/>
+        </w:rPr>
+        <w:t xml:space="preserve">• Multer Disk Storage &amp; Limits: Enforces 5MB max file size and strictly whitelists image/jpeg, image/png, image/webp, application/pdf.</w:t>
+      </w:r>
+    </w:p>
+    <w:p>
+      <w:pPr>
+        <w:spacing w:after="120"/>
+      </w:pPr>
+      <w:r>
+        <w:rPr>
+          <w:rFonts w:ascii="Calibri" w:cs="Calibri" w:eastAsia="Calibri" w:hAnsi="Calibri"/>
+          <w:b w:val="false"/>
+          <w:bCs w:val="false"/>
+          <w:i w:val="false"/>
+          <w:iCs w:val="false"/>
+          <w:color w:val="1B3A2A"/>
+          <w:sz w:val="22"/>
+          <w:szCs w:val="22"/>
+        </w:rPr>
+        <w:t xml:space="preserve">• Active Limit (5): Rejects uploads if active count &gt;= 5 (BR-06).</w:t>
+      </w:r>
+    </w:p>
+    <w:p>
+      <w:pPr>
+        <w:spacing w:after="120"/>
+      </w:pPr>
+      <w:r>
+        <w:rPr>
+          <w:rFonts w:ascii="Calibri" w:cs="Calibri" w:eastAsia="Calibri" w:hAnsi="Calibri"/>
+          <w:b w:val="false"/>
+          <w:bCs w:val="false"/>
+          <w:i w:val="false"/>
+          <w:iCs w:val="false"/>
+          <w:color w:val="1B3A2A"/>
+          <w:sz w:val="22"/>
+          <w:szCs w:val="22"/>
+        </w:rPr>
+        <w:t xml:space="preserve">• Soft-Removal PATCH: Updates record with 'active: false', 'removalReason' (min 5 chars), and 'removedAt: new Date()' while preserving physical file for compliance audit (BR-07).</w:t>
+      </w:r>
+    </w:p>
+    <w:p>
+      <w:pPr>
+        <w:spacing w:after="120"/>
+      </w:pPr>
+      <w:r>
+        <w:rPr>
+          <w:rFonts w:ascii="Calibri" w:cs="Calibri" w:eastAsia="Calibri" w:hAnsi="Calibri"/>
+          <w:b w:val="false"/>
+          <w:bCs w:val="false"/>
+          <w:i w:val="false"/>
+          <w:iCs w:val="false"/>
+          <w:color w:val="1B3A2A"/>
+          <w:sz w:val="22"/>
+          <w:szCs w:val="22"/>
+        </w:rPr>
+        <w:t xml:space="preserve">• 410 Gone Protection: If a user attempts to download an inactive attachment, the server returns HTTP 410 Gone with error message 'Attachment has been removed' (FR-13).</w:t>
+      </w:r>
+    </w:p>
+    <w:p>
+      <w:pPr>
+        <w:pStyle w:val="Heading2"/>
+        <w:spacing w:after="100" w:before="260"/>
+      </w:pPr>
+      <w:r>
+        <w:t xml:space="preserve">8.2 Code Architecture: Frontend Soft-Removal Dialog (client/src/components/TicketDetail.tsx)</w:t>
+      </w:r>
+    </w:p>
+    <w:p>
+      <w:pPr>
+        <w:spacing w:after="120"/>
+      </w:pPr>
+      <w:r>
+        <w:rPr>
+          <w:rFonts w:ascii="Calibri" w:cs="Calibri" w:eastAsia="Calibri" w:hAnsi="Calibri"/>
+          <w:b w:val="false"/>
+          <w:bCs w:val="false"/>
+          <w:i w:val="false"/>
+          <w:iCs w:val="false"/>
+          <w:color w:val="1B3A2A"/>
+          <w:sz w:val="22"/>
+          <w:szCs w:val="22"/>
+        </w:rPr>
+        <w:t xml:space="preserve">TicketDetail.tsx renders the soft-removal modal requiring an audit reason before executing the PATCH request:</w:t>
+      </w:r>
+    </w:p>
+    <w:p>
+      <w:pPr>
+        <w:spacing w:after="60" w:before="120"/>
+        <w:jc w:val="center"/>
+      </w:pPr>
+      <w:r>
+        <w:drawing>
+          <wp:inline distT="0" distB="0" distL="0" distR="0">
+            <wp:extent cx="5143500" cy="2171700"/>
+            <wp:effectExtent t="0" r="0" b="0" l="0"/>
+            <wp:docPr id="1" name="" descr="" title=""/>
+            <wp:cNvGraphicFramePr>
+              <a:graphicFrameLocks xmlns:a="http://schemas.openxmlformats.org/drawingml/2006/main" noChangeAspect="1"/>
+            </wp:cNvGraphicFramePr>
+            <a:graphic xmlns:a="http://schemas.openxmlformats.org/drawingml/2006/main">
+              <a:graphicData uri="http://schemas.openxmlformats.org/drawingml/2006/picture">
+                <pic:pic xmlns:pic="http://schemas.openxmlformats.org/drawingml/2006/picture">
+                  <pic:nvPicPr>
+                    <pic:cNvPr id="0" name="" descr=""/>
+                    <pic:cNvPicPr>
+                      <a:picLocks noChangeAspect="1" noChangeArrowheads="1"/>
+                    </pic:cNvPicPr>
+                  </pic:nvPicPr>
+                  <pic:blipFill>
+                    <a:blip r:embed="rId31" cstate="none"/>
+                    <a:srcRect/>
+                    <a:stretch>
+                      <a:fillRect/>
+                    </a:stretch>
+                  </pic:blipFill>
+                  <pic:spPr bwMode="auto">
+                    <a:xfrm>
+                      <a:off x="0" y="0"/>
+                      <a:ext cx="5143500" cy="2171700"/>
+                    </a:xfrm>
+                    <a:prstGeom prst="rect">
+                      <a:avLst/>
+                    </a:prstGeom>
+                  </pic:spPr>
+                </pic:pic>
+              </a:graphicData>
+            </a:graphic>
+          </wp:inline>
+        </w:drawing>
+      </w:r>
+    </w:p>
+    <w:p>
+      <w:pPr>
+        <w:spacing w:after="180" w:before="60"/>
+        <w:jc w:val="center"/>
+      </w:pPr>
+      <w:r>
+        <w:rPr>
+          <w:rFonts w:ascii="Calibri" w:cs="Calibri" w:eastAsia="Calibri" w:hAnsi="Calibri"/>
+          <w:i/>
+          <w:iCs/>
+          <w:color w:val="556E60"/>
+          <w:sz w:val="18"/>
+          <w:szCs w:val="18"/>
+        </w:rPr>
+        <w:t xml:space="preserve">Code Figure 9: TicketDetail.tsx soft-removal modal dialog requiring minimum 5-character audit reason.</w:t>
+      </w:r>
+    </w:p>
+    <w:p>
+      <w:pPr>
+        <w:spacing w:after="200"/>
+      </w:pPr>
+    </w:p>
+    <w:p>
+      <w:pPr>
+        <w:pStyle w:val="Heading1"/>
+        <w:spacing w:after="140" w:before="360"/>
+      </w:pPr>
+      <w:r>
+        <w:t xml:space="preserve">Answer Part 9: Zen Green UI and Responsive Evidence (5 Points)</w:t>
+      </w:r>
+    </w:p>
+    <w:p>
+      <w:pPr>
+        <w:spacing w:after="120"/>
+      </w:pPr>
+      <w:r>
+        <w:rPr>
+          <w:rFonts w:ascii="Calibri" w:cs="Calibri" w:eastAsia="Calibri" w:hAnsi="Calibri"/>
+          <w:b w:val="false"/>
+          <w:bCs w:val="false"/>
+          <w:i w:val="false"/>
+          <w:iCs w:val="false"/>
+          <w:color w:val="1B3A2A"/>
+          <w:sz w:val="22"/>
+          <w:szCs w:val="22"/>
+        </w:rPr>
+        <w:t xml:space="preserve">UI Specification Link: https://github.com/narakosi-dev/toktickit/blob/main/docs/lab-02/ui-spec.md</w:t>
+      </w:r>
+    </w:p>
+    <w:p>
+      <w:pPr>
+        <w:spacing w:after="120"/>
+      </w:pPr>
+      <w:r>
+        <w:rPr>
+          <w:rFonts w:ascii="Calibri" w:cs="Calibri" w:eastAsia="Calibri" w:hAnsi="Calibri"/>
+          <w:b w:val="false"/>
+          <w:bCs w:val="false"/>
+          <w:i w:val="false"/>
+          <w:iCs w:val="false"/>
+          <w:color w:val="1B3A2A"/>
+          <w:sz w:val="22"/>
+          <w:szCs w:val="22"/>
+        </w:rPr>
+        <w:t xml:space="preserve">Validates the Zen Green Design System tokens (#006B3C primary, #0B7A46 secondary, #EAF6EF pale, #F5F7F6 canvas) and responsive layout across Desktop (1200px), Tablet (800px), and Mobile (375px) with zero horizontal overflow.</w:t>
+      </w:r>
+    </w:p>
+    <w:p>
+      <w:pPr>
+        <w:pStyle w:val="Heading2"/>
+        <w:spacing w:after="100" w:before="260"/>
+      </w:pPr>
+      <w:r>
+        <w:t xml:space="preserve">Figure 17: Desktop Viewport (1200px Wide)</w:t>
+      </w:r>
+    </w:p>
+    <w:p>
+      <w:pPr>
+        <w:spacing w:after="60" w:before="120"/>
+        <w:jc w:val="center"/>
+      </w:pPr>
+      <w:r>
+        <w:drawing>
+          <wp:inline distT="0" distB="0" distL="0" distR="0">
+            <wp:extent cx="5143500" cy="3238500"/>
+            <wp:effectExtent t="0" r="0" b="0" l="0"/>
+            <wp:docPr id="1" name="" descr="" title=""/>
+            <wp:cNvGraphicFramePr>
+              <a:graphicFrameLocks xmlns:a="http://schemas.openxmlformats.org/drawingml/2006/main" noChangeAspect="1"/>
+            </wp:cNvGraphicFramePr>
+            <a:graphic xmlns:a="http://schemas.openxmlformats.org/drawingml/2006/main">
+              <a:graphicData uri="http://schemas.openxmlformats.org/drawingml/2006/picture">
+                <pic:pic xmlns:pic="http://schemas.openxmlformats.org/drawingml/2006/picture">
+                  <pic:nvPicPr>
+                    <pic:cNvPr id="0" name="" descr=""/>
+                    <pic:cNvPicPr>
+                      <a:picLocks noChangeAspect="1" noChangeArrowheads="1"/>
+                    </pic:cNvPicPr>
+                  </pic:nvPicPr>
+                  <pic:blipFill>
+                    <a:blip r:embed="rId32" cstate="none"/>
+                    <a:srcRect/>
+                    <a:stretch>
+                      <a:fillRect/>
+                    </a:stretch>
+                  </pic:blipFill>
+                  <pic:spPr bwMode="auto">
+                    <a:xfrm>
+                      <a:off x="0" y="0"/>
+                      <a:ext cx="5143500" cy="3238500"/>
+                    </a:xfrm>
+                    <a:prstGeom prst="rect">
+                      <a:avLst/>
+                    </a:prstGeom>
+                  </pic:spPr>
+                </pic:pic>
+              </a:graphicData>
+            </a:graphic>
+          </wp:inline>
+        </w:drawing>
+      </w:r>
+    </w:p>
+    <w:p>
+      <w:pPr>
+        <w:spacing w:after="180" w:before="60"/>
+        <w:jc w:val="center"/>
+      </w:pPr>
+      <w:r>
+        <w:rPr>
+          <w:rFonts w:ascii="Calibri" w:cs="Calibri" w:eastAsia="Calibri" w:hAnsi="Calibri"/>
+          <w:i/>
+          <w:iCs/>
+          <w:color w:val="556E60"/>
+          <w:sz w:val="18"/>
+          <w:szCs w:val="18"/>
+        </w:rPr>
+        <w:t xml:space="preserve">Figure 17: Desktop two-column form layout and wide navbar.</w:t>
+      </w:r>
+    </w:p>
+    <w:p>
+      <w:pPr>
+        <w:pStyle w:val="Heading2"/>
+        <w:spacing w:after="100" w:before="260"/>
+      </w:pPr>
+      <w:r>
+        <w:t xml:space="preserve">Figure 18: Tablet Viewport (800px Wide)</w:t>
+      </w:r>
+    </w:p>
+    <w:p>
+      <w:pPr>
+        <w:spacing w:after="60" w:before="120"/>
+        <w:jc w:val="center"/>
+      </w:pPr>
+      <w:r>
+        <w:drawing>
+          <wp:inline distT="0" distB="0" distL="0" distR="0">
+            <wp:extent cx="4000500" cy="4953000"/>
+            <wp:effectExtent t="0" r="0" b="0" l="0"/>
+            <wp:docPr id="1" name="" descr="" title=""/>
+            <wp:cNvGraphicFramePr>
+              <a:graphicFrameLocks xmlns:a="http://schemas.openxmlformats.org/drawingml/2006/main" noChangeAspect="1"/>
+            </wp:cNvGraphicFramePr>
+            <a:graphic xmlns:a="http://schemas.openxmlformats.org/drawingml/2006/main">
+              <a:graphicData uri="http://schemas.openxmlformats.org/drawingml/2006/picture">
+                <pic:pic xmlns:pic="http://schemas.openxmlformats.org/drawingml/2006/picture">
+                  <pic:nvPicPr>
+                    <pic:cNvPr id="0" name="" descr=""/>
+                    <pic:cNvPicPr>
+                      <a:picLocks noChangeAspect="1" noChangeArrowheads="1"/>
+                    </pic:cNvPicPr>
+                  </pic:nvPicPr>
+                  <pic:blipFill>
+                    <a:blip r:embed="rId33" cstate="none"/>
+                    <a:srcRect/>
+                    <a:stretch>
+                      <a:fillRect/>
+                    </a:stretch>
+                  </pic:blipFill>
+                  <pic:spPr bwMode="auto">
+                    <a:xfrm>
+                      <a:off x="0" y="0"/>
+                      <a:ext cx="4000500" cy="4953000"/>
+                    </a:xfrm>
+                    <a:prstGeom prst="rect">
+                      <a:avLst/>
+                    </a:prstGeom>
+                  </pic:spPr>
+                </pic:pic>
+              </a:graphicData>
+            </a:graphic>
+          </wp:inline>
+        </w:drawing>
+      </w:r>
+    </w:p>
+    <w:p>
+      <w:pPr>
+        <w:spacing w:after="180" w:before="60"/>
+        <w:jc w:val="center"/>
+      </w:pPr>
+      <w:r>
+        <w:rPr>
+          <w:rFonts w:ascii="Calibri" w:cs="Calibri" w:eastAsia="Calibri" w:hAnsi="Calibri"/>
+          <w:i/>
+          <w:iCs/>
+          <w:color w:val="556E60"/>
+          <w:sz w:val="18"/>
+          <w:szCs w:val="18"/>
+        </w:rPr>
+        <w:t xml:space="preserve">Figure 18: Tablet adaptive layout with touch-friendly controls.</w:t>
+      </w:r>
+    </w:p>
+    <w:p>
+      <w:pPr>
+        <w:pStyle w:val="Heading2"/>
+        <w:spacing w:after="100" w:before="260"/>
+      </w:pPr>
+      <w:r>
+        <w:t xml:space="preserve">Figure 19: Mobile Viewport (375px Wide) — Create Ticket</w:t>
+      </w:r>
+    </w:p>
+    <w:p>
+      <w:pPr>
+        <w:spacing w:after="60" w:before="120"/>
+        <w:jc w:val="center"/>
+      </w:pPr>
+      <w:r>
+        <w:drawing>
+          <wp:inline distT="0" distB="0" distL="0" distR="0">
+            <wp:extent cx="2667000" cy="4572000"/>
+            <wp:effectExtent t="0" r="0" b="0" l="0"/>
+            <wp:docPr id="1" name="" descr="" title=""/>
+            <wp:cNvGraphicFramePr>
+              <a:graphicFrameLocks xmlns:a="http://schemas.openxmlformats.org/drawingml/2006/main" noChangeAspect="1"/>
+            </wp:cNvGraphicFramePr>
+            <a:graphic xmlns:a="http://schemas.openxmlformats.org/drawingml/2006/main">
+              <a:graphicData uri="http://schemas.openxmlformats.org/drawingml/2006/picture">
+                <pic:pic xmlns:pic="http://schemas.openxmlformats.org/drawingml/2006/picture">
+                  <pic:nvPicPr>
+                    <pic:cNvPr id="0" name="" descr=""/>
+                    <pic:cNvPicPr>
+                      <a:picLocks noChangeAspect="1" noChangeArrowheads="1"/>
+                    </pic:cNvPicPr>
+                  </pic:nvPicPr>
+                  <pic:blipFill>
+                    <a:blip r:embed="rId34" cstate="none"/>
+                    <a:srcRect/>
+                    <a:stretch>
+                      <a:fillRect/>
+                    </a:stretch>
+                  </pic:blipFill>
+                  <pic:spPr bwMode="auto">
+                    <a:xfrm>
+                      <a:off x="0" y="0"/>
+                      <a:ext cx="2667000" cy="4572000"/>
+                    </a:xfrm>
+                    <a:prstGeom prst="rect">
+                      <a:avLst/>
+                    </a:prstGeom>
+                  </pic:spPr>
+                </pic:pic>
+              </a:graphicData>
+            </a:graphic>
+          </wp:inline>
+        </w:drawing>
+      </w:r>
+    </w:p>
+    <w:p>
+      <w:pPr>
+        <w:spacing w:after="180" w:before="60"/>
+        <w:jc w:val="center"/>
+      </w:pPr>
+      <w:r>
+        <w:rPr>
+          <w:rFonts w:ascii="Calibri" w:cs="Calibri" w:eastAsia="Calibri" w:hAnsi="Calibri"/>
+          <w:i/>
+          <w:iCs/>
+          <w:color w:val="556E60"/>
+          <w:sz w:val="18"/>
+          <w:szCs w:val="18"/>
+        </w:rPr>
+        <w:t xml:space="preserve">Figure 19: Mobile portrait layout with vertically stacked form controls and zero horizontal overflow.</w:t>
+      </w:r>
+    </w:p>
+    <w:p>
+      <w:pPr>
+        <w:pStyle w:val="Heading2"/>
+        <w:spacing w:after="100" w:before="260"/>
+      </w:pPr>
+      <w:r>
+        <w:t xml:space="preserve">Figure 20: Mobile Viewport (375px Wide) — My Tickets Cards</w:t>
+      </w:r>
+    </w:p>
+    <w:p>
+      <w:pPr>
+        <w:spacing w:after="60" w:before="120"/>
+        <w:jc w:val="center"/>
+      </w:pPr>
+      <w:r>
+        <w:drawing>
+          <wp:inline distT="0" distB="0" distL="0" distR="0">
+            <wp:extent cx="2667000" cy="4572000"/>
+            <wp:effectExtent t="0" r="0" b="0" l="0"/>
+            <wp:docPr id="1" name="" descr="" title=""/>
+            <wp:cNvGraphicFramePr>
+              <a:graphicFrameLocks xmlns:a="http://schemas.openxmlformats.org/drawingml/2006/main" noChangeAspect="1"/>
+            </wp:cNvGraphicFramePr>
+            <a:graphic xmlns:a="http://schemas.openxmlformats.org/drawingml/2006/main">
+              <a:graphicData uri="http://schemas.openxmlformats.org/drawingml/2006/picture">
+                <pic:pic xmlns:pic="http://schemas.openxmlformats.org/drawingml/2006/picture">
+                  <pic:nvPicPr>
+                    <pic:cNvPr id="0" name="" descr=""/>
+                    <pic:cNvPicPr>
+                      <a:picLocks noChangeAspect="1" noChangeArrowheads="1"/>
+                    </pic:cNvPicPr>
+                  </pic:nvPicPr>
+                  <pic:blipFill>
+                    <a:blip r:embed="rId35" cstate="none"/>
+                    <a:srcRect/>
+                    <a:stretch>
+                      <a:fillRect/>
+                    </a:stretch>
+                  </pic:blipFill>
+                  <pic:spPr bwMode="auto">
+                    <a:xfrm>
+                      <a:off x="0" y="0"/>
                       <a:ext cx="2667000" cy="4572000"/>
                     </a:xfrm>
                     <a:prstGeom prst="rect">
@@ -7959,6 +9270,760 @@
                 <w:szCs w:val="20"/>
               </w:rPr>
               <w:t xml:space="preserve">Pass</w:t>
+            </w:r>
+          </w:p>
+        </w:tc>
+      </w:tr>
+    </w:tbl>
+    <w:p>
+      <w:pPr>
+        <w:spacing w:after="200"/>
+      </w:pPr>
+    </w:p>
+    <w:p>
+      <w:pPr>
+        <w:pStyle w:val="Heading1"/>
+        <w:spacing w:after="140" w:before="360"/>
+      </w:pPr>
+      <w:r>
+        <w:t xml:space="preserve">Summary: Complete Lab 2 Code Additions Inventory</w:t>
+      </w:r>
+    </w:p>
+    <w:p>
+      <w:pPr>
+        <w:spacing w:after="120"/>
+      </w:pPr>
+      <w:r>
+        <w:rPr>
+          <w:rFonts w:ascii="Calibri" w:cs="Calibri" w:eastAsia="Calibri" w:hAnsi="Calibri"/>
+          <w:b w:val="false"/>
+          <w:bCs w:val="false"/>
+          <w:i w:val="false"/>
+          <w:iCs w:val="false"/>
+          <w:color w:val="1B3A2A"/>
+          <w:sz w:val="22"/>
+          <w:szCs w:val="22"/>
+        </w:rPr>
+        <w:t xml:space="preserve">Below is the complete inventory of all files added or enhanced during the Lab 2 Sprint:</w:t>
+      </w:r>
+    </w:p>
+    <w:tbl>
+      <w:tblPr>
+        <w:tblW w:type="pct" w:w="100%"/>
+        <w:tblBorders>
+          <w:top w:val="single" w:color="auto" w:sz="4"/>
+          <w:left w:val="single" w:color="auto" w:sz="4"/>
+          <w:bottom w:val="single" w:color="auto" w:sz="4"/>
+          <w:right w:val="single" w:color="auto" w:sz="4"/>
+          <w:insideH w:val="single" w:color="auto" w:sz="4"/>
+          <w:insideV w:val="single" w:color="auto" w:sz="4"/>
+        </w:tblBorders>
+      </w:tblPr>
+      <w:tblGrid>
+        <w:gridCol w:w="100"/>
+        <w:gridCol w:w="100"/>
+        <w:gridCol w:w="100"/>
+        <w:gridCol w:w="100"/>
+      </w:tblGrid>
+      <w:tr>
+        <w:trPr>
+          <w:tblHeader/>
+        </w:trPr>
+        <w:tc>
+          <w:tcPr>
+            <w:tcW w:type="pct" w:w="25%"/>
+            <w:shd w:fill="006B3C" w:val="clear"/>
+          </w:tcPr>
+          <w:p>
+            <w:pPr>
+              <w:jc w:val="center"/>
+            </w:pPr>
+            <w:r>
+              <w:rPr>
+                <w:rFonts w:ascii="Calibri" w:cs="Calibri" w:eastAsia="Calibri" w:hAnsi="Calibri"/>
+                <w:b/>
+                <w:bCs/>
+                <w:color w:val="FFFFFF"/>
+                <w:sz w:val="20"/>
+                <w:szCs w:val="20"/>
+              </w:rPr>
+              <w:t xml:space="preserve">Layer / Path</w:t>
+            </w:r>
+          </w:p>
+        </w:tc>
+        <w:tc>
+          <w:tcPr>
+            <w:tcW w:type="pct" w:w="18%"/>
+            <w:shd w:fill="006B3C" w:val="clear"/>
+          </w:tcPr>
+          <w:p>
+            <w:pPr>
+              <w:jc w:val="center"/>
+            </w:pPr>
+            <w:r>
+              <w:rPr>
+                <w:rFonts w:ascii="Calibri" w:cs="Calibri" w:eastAsia="Calibri" w:hAnsi="Calibri"/>
+                <w:b/>
+                <w:bCs/>
+                <w:color w:val="FFFFFF"/>
+                <w:sz w:val="20"/>
+                <w:szCs w:val="20"/>
+              </w:rPr>
+              <w:t xml:space="preserve">Component / Module</w:t>
+            </w:r>
+          </w:p>
+        </w:tc>
+        <w:tc>
+          <w:tcPr>
+            <w:tcW w:type="pct" w:w="12%"/>
+            <w:shd w:fill="006B3C" w:val="clear"/>
+          </w:tcPr>
+          <w:p>
+            <w:pPr>
+              <w:jc w:val="center"/>
+            </w:pPr>
+            <w:r>
+              <w:rPr>
+                <w:rFonts w:ascii="Calibri" w:cs="Calibri" w:eastAsia="Calibri" w:hAnsi="Calibri"/>
+                <w:b/>
+                <w:bCs/>
+                <w:color w:val="FFFFFF"/>
+                <w:sz w:val="20"/>
+                <w:szCs w:val="20"/>
+              </w:rPr>
+              <w:t xml:space="preserve">Issue #</w:t>
+            </w:r>
+          </w:p>
+        </w:tc>
+        <w:tc>
+          <w:tcPr>
+            <w:tcW w:type="pct" w:w="45%"/>
+            <w:shd w:fill="006B3C" w:val="clear"/>
+          </w:tcPr>
+          <w:p>
+            <w:pPr>
+              <w:jc w:val="center"/>
+            </w:pPr>
+            <w:r>
+              <w:rPr>
+                <w:rFonts w:ascii="Calibri" w:cs="Calibri" w:eastAsia="Calibri" w:hAnsi="Calibri"/>
+                <w:b/>
+                <w:bCs/>
+                <w:color w:val="FFFFFF"/>
+                <w:sz w:val="20"/>
+                <w:szCs w:val="20"/>
+              </w:rPr>
+              <w:t xml:space="preserve">Key Additions &amp; Capabilities</w:t>
+            </w:r>
+          </w:p>
+        </w:tc>
+      </w:tr>
+      <w:tr>
+        <w:tc>
+          <w:tcPr>
+            <w:tcW w:type="pct" w:w="25%"/>
+          </w:tcPr>
+          <w:p>
+            <w:r>
+              <w:rPr>
+                <w:rFonts w:ascii="Calibri" w:cs="Calibri" w:eastAsia="Calibri" w:hAnsi="Calibri"/>
+                <w:color w:val="1B3A2A"/>
+                <w:sz w:val="20"/>
+                <w:szCs w:val="20"/>
+              </w:rPr>
+              <w:t xml:space="preserve">server/prisma/schema.prisma</w:t>
+            </w:r>
+          </w:p>
+        </w:tc>
+        <w:tc>
+          <w:tcPr>
+            <w:tcW w:type="pct" w:w="18%"/>
+          </w:tcPr>
+          <w:p>
+            <w:r>
+              <w:rPr>
+                <w:rFonts w:ascii="Calibri" w:cs="Calibri" w:eastAsia="Calibri" w:hAnsi="Calibri"/>
+                <w:color w:val="1B3A2A"/>
+                <w:sz w:val="20"/>
+                <w:szCs w:val="20"/>
+              </w:rPr>
+              <w:t xml:space="preserve">Prisma ORM</w:t>
+            </w:r>
+          </w:p>
+        </w:tc>
+        <w:tc>
+          <w:tcPr>
+            <w:tcW w:type="pct" w:w="12%"/>
+          </w:tcPr>
+          <w:p>
+            <w:r>
+              <w:rPr>
+                <w:rFonts w:ascii="Calibri" w:cs="Calibri" w:eastAsia="Calibri" w:hAnsi="Calibri"/>
+                <w:color w:val="1B3A2A"/>
+                <w:sz w:val="20"/>
+                <w:szCs w:val="20"/>
+              </w:rPr>
+              <w:t xml:space="preserve">Issue 2 &amp; 5</w:t>
+            </w:r>
+          </w:p>
+        </w:tc>
+        <w:tc>
+          <w:tcPr>
+            <w:tcW w:type="pct" w:w="45%"/>
+          </w:tcPr>
+          <w:p>
+            <w:r>
+              <w:rPr>
+                <w:rFonts w:ascii="Calibri" w:cs="Calibri" w:eastAsia="Calibri" w:hAnsi="Calibri"/>
+                <w:color w:val="1B3A2A"/>
+                <w:sz w:val="20"/>
+                <w:szCs w:val="20"/>
+              </w:rPr>
+              <w:t xml:space="preserve">Added Requester (active), RelatedSystem, Ticket (ticketNumber, status: New), and Attachment (active, removalReason, removedAt).</w:t>
+            </w:r>
+          </w:p>
+        </w:tc>
+      </w:tr>
+      <w:tr>
+        <w:tc>
+          <w:tcPr>
+            <w:tcW w:type="pct" w:w="25%"/>
+            <w:shd w:fill="EAF6EF" w:val="clear"/>
+          </w:tcPr>
+          <w:p>
+            <w:r>
+              <w:rPr>
+                <w:rFonts w:ascii="Calibri" w:cs="Calibri" w:eastAsia="Calibri" w:hAnsi="Calibri"/>
+                <w:color w:val="1B3A2A"/>
+                <w:sz w:val="20"/>
+                <w:szCs w:val="20"/>
+              </w:rPr>
+              <w:t xml:space="preserve">server/prisma/seed.ts</w:t>
+            </w:r>
+          </w:p>
+        </w:tc>
+        <w:tc>
+          <w:tcPr>
+            <w:tcW w:type="pct" w:w="18%"/>
+            <w:shd w:fill="EAF6EF" w:val="clear"/>
+          </w:tcPr>
+          <w:p>
+            <w:r>
+              <w:rPr>
+                <w:rFonts w:ascii="Calibri" w:cs="Calibri" w:eastAsia="Calibri" w:hAnsi="Calibri"/>
+                <w:color w:val="1B3A2A"/>
+                <w:sz w:val="20"/>
+                <w:szCs w:val="20"/>
+              </w:rPr>
+              <w:t xml:space="preserve">Database Seed</w:t>
+            </w:r>
+          </w:p>
+        </w:tc>
+        <w:tc>
+          <w:tcPr>
+            <w:tcW w:type="pct" w:w="12%"/>
+            <w:shd w:fill="EAF6EF" w:val="clear"/>
+          </w:tcPr>
+          <w:p>
+            <w:r>
+              <w:rPr>
+                <w:rFonts w:ascii="Calibri" w:cs="Calibri" w:eastAsia="Calibri" w:hAnsi="Calibri"/>
+                <w:color w:val="1B3A2A"/>
+                <w:sz w:val="20"/>
+                <w:szCs w:val="20"/>
+              </w:rPr>
+              <w:t xml:space="preserve">Issue 2</w:t>
+            </w:r>
+          </w:p>
+        </w:tc>
+        <w:tc>
+          <w:tcPr>
+            <w:tcW w:type="pct" w:w="45%"/>
+            <w:shd w:fill="EAF6EF" w:val="clear"/>
+          </w:tcPr>
+          <w:p>
+            <w:r>
+              <w:rPr>
+                <w:rFonts w:ascii="Calibri" w:cs="Calibri" w:eastAsia="Calibri" w:hAnsi="Calibri"/>
+                <w:color w:val="1B3A2A"/>
+                <w:sz w:val="20"/>
+                <w:szCs w:val="20"/>
+              </w:rPr>
+              <w:t xml:space="preserve">Populated Nara Kosiyaporn (primary), Sunny farmhouse (secondary), active/inactive testers, 4 categories, and 6 related systems.</w:t>
+            </w:r>
+          </w:p>
+        </w:tc>
+      </w:tr>
+      <w:tr>
+        <w:tc>
+          <w:tcPr>
+            <w:tcW w:type="pct" w:w="25%"/>
+          </w:tcPr>
+          <w:p>
+            <w:r>
+              <w:rPr>
+                <w:rFonts w:ascii="Calibri" w:cs="Calibri" w:eastAsia="Calibri" w:hAnsi="Calibri"/>
+                <w:color w:val="1B3A2A"/>
+                <w:sz w:val="20"/>
+                <w:szCs w:val="20"/>
+              </w:rPr>
+              <w:t xml:space="preserve">server/src/app.ts</w:t>
+            </w:r>
+          </w:p>
+        </w:tc>
+        <w:tc>
+          <w:tcPr>
+            <w:tcW w:type="pct" w:w="18%"/>
+          </w:tcPr>
+          <w:p>
+            <w:r>
+              <w:rPr>
+                <w:rFonts w:ascii="Calibri" w:cs="Calibri" w:eastAsia="Calibri" w:hAnsi="Calibri"/>
+                <w:color w:val="1B3A2A"/>
+                <w:sz w:val="20"/>
+                <w:szCs w:val="20"/>
+              </w:rPr>
+              <w:t xml:space="preserve">Express REST API</w:t>
+            </w:r>
+          </w:p>
+        </w:tc>
+        <w:tc>
+          <w:tcPr>
+            <w:tcW w:type="pct" w:w="12%"/>
+          </w:tcPr>
+          <w:p>
+            <w:r>
+              <w:rPr>
+                <w:rFonts w:ascii="Calibri" w:cs="Calibri" w:eastAsia="Calibri" w:hAnsi="Calibri"/>
+                <w:color w:val="1B3A2A"/>
+                <w:sz w:val="20"/>
+                <w:szCs w:val="20"/>
+              </w:rPr>
+              <w:t xml:space="preserve">Issues 2, 3, 4, 5</w:t>
+            </w:r>
+          </w:p>
+        </w:tc>
+        <w:tc>
+          <w:tcPr>
+            <w:tcW w:type="pct" w:w="45%"/>
+          </w:tcPr>
+          <w:p>
+            <w:r>
+              <w:rPr>
+                <w:rFonts w:ascii="Calibri" w:cs="Calibri" w:eastAsia="Calibri" w:hAnsi="Calibri"/>
+                <w:color w:val="1B3A2A"/>
+                <w:sz w:val="20"/>
+                <w:szCs w:val="20"/>
+              </w:rPr>
+              <w:t xml:space="preserve">Added POST /api/tickets (TKT-YYYY-NNNNNN), GET /api/tickets (scoped by requesterId), GET /api/tickets/:id, POST attachments (Multer 5MB, limit 5), PATCH soft-removal, and 410 Gone download.</w:t>
+            </w:r>
+          </w:p>
+        </w:tc>
+      </w:tr>
+      <w:tr>
+        <w:tc>
+          <w:tcPr>
+            <w:tcW w:type="pct" w:w="25%"/>
+            <w:shd w:fill="EAF6EF" w:val="clear"/>
+          </w:tcPr>
+          <w:p>
+            <w:r>
+              <w:rPr>
+                <w:rFonts w:ascii="Calibri" w:cs="Calibri" w:eastAsia="Calibri" w:hAnsi="Calibri"/>
+                <w:color w:val="1B3A2A"/>
+                <w:sz w:val="20"/>
+                <w:szCs w:val="20"/>
+              </w:rPr>
+              <w:t xml:space="preserve">client/src/context/RequesterContext.tsx</w:t>
+            </w:r>
+          </w:p>
+        </w:tc>
+        <w:tc>
+          <w:tcPr>
+            <w:tcW w:type="pct" w:w="18%"/>
+            <w:shd w:fill="EAF6EF" w:val="clear"/>
+          </w:tcPr>
+          <w:p>
+            <w:r>
+              <w:rPr>
+                <w:rFonts w:ascii="Calibri" w:cs="Calibri" w:eastAsia="Calibri" w:hAnsi="Calibri"/>
+                <w:color w:val="1B3A2A"/>
+                <w:sz w:val="20"/>
+                <w:szCs w:val="20"/>
+              </w:rPr>
+              <w:t xml:space="preserve">React Context</w:t>
+            </w:r>
+          </w:p>
+        </w:tc>
+        <w:tc>
+          <w:tcPr>
+            <w:tcW w:type="pct" w:w="12%"/>
+            <w:shd w:fill="EAF6EF" w:val="clear"/>
+          </w:tcPr>
+          <w:p>
+            <w:r>
+              <w:rPr>
+                <w:rFonts w:ascii="Calibri" w:cs="Calibri" w:eastAsia="Calibri" w:hAnsi="Calibri"/>
+                <w:color w:val="1B3A2A"/>
+                <w:sz w:val="20"/>
+                <w:szCs w:val="20"/>
+              </w:rPr>
+              <w:t xml:space="preserve">Issue 2</w:t>
+            </w:r>
+          </w:p>
+        </w:tc>
+        <w:tc>
+          <w:tcPr>
+            <w:tcW w:type="pct" w:w="45%"/>
+            <w:shd w:fill="EAF6EF" w:val="clear"/>
+          </w:tcPr>
+          <w:p>
+            <w:r>
+              <w:rPr>
+                <w:rFonts w:ascii="Calibri" w:cs="Calibri" w:eastAsia="Calibri" w:hAnsi="Calibri"/>
+                <w:color w:val="1B3A2A"/>
+                <w:sz w:val="20"/>
+                <w:szCs w:val="20"/>
+              </w:rPr>
+              <w:t xml:space="preserve">Created development requester context, localStorage persistence, and multi-user switcher modal.</w:t>
+            </w:r>
+          </w:p>
+        </w:tc>
+      </w:tr>
+      <w:tr>
+        <w:tc>
+          <w:tcPr>
+            <w:tcW w:type="pct" w:w="25%"/>
+          </w:tcPr>
+          <w:p>
+            <w:r>
+              <w:rPr>
+                <w:rFonts w:ascii="Calibri" w:cs="Calibri" w:eastAsia="Calibri" w:hAnsi="Calibri"/>
+                <w:color w:val="1B3A2A"/>
+                <w:sz w:val="20"/>
+                <w:szCs w:val="20"/>
+              </w:rPr>
+              <w:t xml:space="preserve">client/src/components/CreateTicket.tsx</w:t>
+            </w:r>
+          </w:p>
+        </w:tc>
+        <w:tc>
+          <w:tcPr>
+            <w:tcW w:type="pct" w:w="18%"/>
+          </w:tcPr>
+          <w:p>
+            <w:r>
+              <w:rPr>
+                <w:rFonts w:ascii="Calibri" w:cs="Calibri" w:eastAsia="Calibri" w:hAnsi="Calibri"/>
+                <w:color w:val="1B3A2A"/>
+                <w:sz w:val="20"/>
+                <w:szCs w:val="20"/>
+              </w:rPr>
+              <w:t xml:space="preserve">React Component</w:t>
+            </w:r>
+          </w:p>
+        </w:tc>
+        <w:tc>
+          <w:tcPr>
+            <w:tcW w:type="pct" w:w="12%"/>
+          </w:tcPr>
+          <w:p>
+            <w:r>
+              <w:rPr>
+                <w:rFonts w:ascii="Calibri" w:cs="Calibri" w:eastAsia="Calibri" w:hAnsi="Calibri"/>
+                <w:color w:val="1B3A2A"/>
+                <w:sz w:val="20"/>
+                <w:szCs w:val="20"/>
+              </w:rPr>
+              <w:t xml:space="preserve">Issue 3</w:t>
+            </w:r>
+          </w:p>
+        </w:tc>
+        <w:tc>
+          <w:tcPr>
+            <w:tcW w:type="pct" w:w="45%"/>
+          </w:tcPr>
+          <w:p>
+            <w:r>
+              <w:rPr>
+                <w:rFonts w:ascii="Calibri" w:cs="Calibri" w:eastAsia="Calibri" w:hAnsi="Calibri"/>
+                <w:color w:val="1B3A2A"/>
+                <w:sz w:val="20"/>
+                <w:szCs w:val="20"/>
+              </w:rPr>
+              <w:t xml:space="preserve">Built ticket creation form, field validations, 500 error state preservation, and success dialog with official ticket number.</w:t>
+            </w:r>
+          </w:p>
+        </w:tc>
+      </w:tr>
+      <w:tr>
+        <w:tc>
+          <w:tcPr>
+            <w:tcW w:type="pct" w:w="25%"/>
+            <w:shd w:fill="EAF6EF" w:val="clear"/>
+          </w:tcPr>
+          <w:p>
+            <w:r>
+              <w:rPr>
+                <w:rFonts w:ascii="Calibri" w:cs="Calibri" w:eastAsia="Calibri" w:hAnsi="Calibri"/>
+                <w:color w:val="1B3A2A"/>
+                <w:sz w:val="20"/>
+                <w:szCs w:val="20"/>
+              </w:rPr>
+              <w:t xml:space="preserve">client/src/components/MyTickets.tsx</w:t>
+            </w:r>
+          </w:p>
+        </w:tc>
+        <w:tc>
+          <w:tcPr>
+            <w:tcW w:type="pct" w:w="18%"/>
+            <w:shd w:fill="EAF6EF" w:val="clear"/>
+          </w:tcPr>
+          <w:p>
+            <w:r>
+              <w:rPr>
+                <w:rFonts w:ascii="Calibri" w:cs="Calibri" w:eastAsia="Calibri" w:hAnsi="Calibri"/>
+                <w:color w:val="1B3A2A"/>
+                <w:sz w:val="20"/>
+                <w:szCs w:val="20"/>
+              </w:rPr>
+              <w:t xml:space="preserve">React Component</w:t>
+            </w:r>
+          </w:p>
+        </w:tc>
+        <w:tc>
+          <w:tcPr>
+            <w:tcW w:type="pct" w:w="12%"/>
+            <w:shd w:fill="EAF6EF" w:val="clear"/>
+          </w:tcPr>
+          <w:p>
+            <w:r>
+              <w:rPr>
+                <w:rFonts w:ascii="Calibri" w:cs="Calibri" w:eastAsia="Calibri" w:hAnsi="Calibri"/>
+                <w:color w:val="1B3A2A"/>
+                <w:sz w:val="20"/>
+                <w:szCs w:val="20"/>
+              </w:rPr>
+              <w:t xml:space="preserve">Issue 4</w:t>
+            </w:r>
+          </w:p>
+        </w:tc>
+        <w:tc>
+          <w:tcPr>
+            <w:tcW w:type="pct" w:w="45%"/>
+            <w:shd w:fill="EAF6EF" w:val="clear"/>
+          </w:tcPr>
+          <w:p>
+            <w:r>
+              <w:rPr>
+                <w:rFonts w:ascii="Calibri" w:cs="Calibri" w:eastAsia="Calibri" w:hAnsi="Calibri"/>
+                <w:color w:val="1B3A2A"/>
+                <w:sz w:val="20"/>
+                <w:szCs w:val="20"/>
+              </w:rPr>
+              <w:t xml:space="preserve">Implemented ticket list, real-time keyword search, category/priority/status filters, pagination, and mobile card transforms.</w:t>
+            </w:r>
+          </w:p>
+        </w:tc>
+      </w:tr>
+      <w:tr>
+        <w:tc>
+          <w:tcPr>
+            <w:tcW w:type="pct" w:w="25%"/>
+          </w:tcPr>
+          <w:p>
+            <w:r>
+              <w:rPr>
+                <w:rFonts w:ascii="Calibri" w:cs="Calibri" w:eastAsia="Calibri" w:hAnsi="Calibri"/>
+                <w:color w:val="1B3A2A"/>
+                <w:sz w:val="20"/>
+                <w:szCs w:val="20"/>
+              </w:rPr>
+              <w:t xml:space="preserve">client/src/components/TicketDetail.tsx</w:t>
+            </w:r>
+          </w:p>
+        </w:tc>
+        <w:tc>
+          <w:tcPr>
+            <w:tcW w:type="pct" w:w="18%"/>
+          </w:tcPr>
+          <w:p>
+            <w:r>
+              <w:rPr>
+                <w:rFonts w:ascii="Calibri" w:cs="Calibri" w:eastAsia="Calibri" w:hAnsi="Calibri"/>
+                <w:color w:val="1B3A2A"/>
+                <w:sz w:val="20"/>
+                <w:szCs w:val="20"/>
+              </w:rPr>
+              <w:t xml:space="preserve">React Component</w:t>
+            </w:r>
+          </w:p>
+        </w:tc>
+        <w:tc>
+          <w:tcPr>
+            <w:tcW w:type="pct" w:w="12%"/>
+          </w:tcPr>
+          <w:p>
+            <w:r>
+              <w:rPr>
+                <w:rFonts w:ascii="Calibri" w:cs="Calibri" w:eastAsia="Calibri" w:hAnsi="Calibri"/>
+                <w:color w:val="1B3A2A"/>
+                <w:sz w:val="20"/>
+                <w:szCs w:val="20"/>
+              </w:rPr>
+              <w:t xml:space="preserve">Issue 5</w:t>
+            </w:r>
+          </w:p>
+        </w:tc>
+        <w:tc>
+          <w:tcPr>
+            <w:tcW w:type="pct" w:w="45%"/>
+          </w:tcPr>
+          <w:p>
+            <w:r>
+              <w:rPr>
+                <w:rFonts w:ascii="Calibri" w:cs="Calibri" w:eastAsia="Calibri" w:hAnsi="Calibri"/>
+                <w:color w:val="1B3A2A"/>
+                <w:sz w:val="20"/>
+                <w:szCs w:val="20"/>
+              </w:rPr>
+              <w:t xml:space="preserve">Developed read-only detail view, attachment upload dropzone, 5-attachment counter, and soft-removal modal with audit reason.</w:t>
+            </w:r>
+          </w:p>
+        </w:tc>
+      </w:tr>
+      <w:tr>
+        <w:tc>
+          <w:tcPr>
+            <w:tcW w:type="pct" w:w="25%"/>
+            <w:shd w:fill="EAF6EF" w:val="clear"/>
+          </w:tcPr>
+          <w:p>
+            <w:r>
+              <w:rPr>
+                <w:rFonts w:ascii="Calibri" w:cs="Calibri" w:eastAsia="Calibri" w:hAnsi="Calibri"/>
+                <w:color w:val="1B3A2A"/>
+                <w:sz w:val="20"/>
+                <w:szCs w:val="20"/>
+              </w:rPr>
+              <w:t xml:space="preserve">client/src/zen-green.css</w:t>
+            </w:r>
+          </w:p>
+        </w:tc>
+        <w:tc>
+          <w:tcPr>
+            <w:tcW w:type="pct" w:w="18%"/>
+            <w:shd w:fill="EAF6EF" w:val="clear"/>
+          </w:tcPr>
+          <w:p>
+            <w:r>
+              <w:rPr>
+                <w:rFonts w:ascii="Calibri" w:cs="Calibri" w:eastAsia="Calibri" w:hAnsi="Calibri"/>
+                <w:color w:val="1B3A2A"/>
+                <w:sz w:val="20"/>
+                <w:szCs w:val="20"/>
+              </w:rPr>
+              <w:t xml:space="preserve">Design System CSS</w:t>
+            </w:r>
+          </w:p>
+        </w:tc>
+        <w:tc>
+          <w:tcPr>
+            <w:tcW w:type="pct" w:w="12%"/>
+            <w:shd w:fill="EAF6EF" w:val="clear"/>
+          </w:tcPr>
+          <w:p>
+            <w:r>
+              <w:rPr>
+                <w:rFonts w:ascii="Calibri" w:cs="Calibri" w:eastAsia="Calibri" w:hAnsi="Calibri"/>
+                <w:color w:val="1B3A2A"/>
+                <w:sz w:val="20"/>
+                <w:szCs w:val="20"/>
+              </w:rPr>
+              <w:t xml:space="preserve">Issue 1 &amp; 6</w:t>
+            </w:r>
+          </w:p>
+        </w:tc>
+        <w:tc>
+          <w:tcPr>
+            <w:tcW w:type="pct" w:w="45%"/>
+            <w:shd w:fill="EAF6EF" w:val="clear"/>
+          </w:tcPr>
+          <w:p>
+            <w:r>
+              <w:rPr>
+                <w:rFonts w:ascii="Calibri" w:cs="Calibri" w:eastAsia="Calibri" w:hAnsi="Calibri"/>
+                <w:color w:val="1B3A2A"/>
+                <w:sz w:val="20"/>
+                <w:szCs w:val="20"/>
+              </w:rPr>
+              <w:t xml:space="preserve">Implemented Zen Green design tokens, responsive breakpoints (1200px, 800px, 375px), badges, and zero horizontal scroll.</w:t>
+            </w:r>
+          </w:p>
+        </w:tc>
+      </w:tr>
+      <w:tr>
+        <w:tc>
+          <w:tcPr>
+            <w:tcW w:type="pct" w:w="25%"/>
+          </w:tcPr>
+          <w:p>
+            <w:r>
+              <w:rPr>
+                <w:rFonts w:ascii="Calibri" w:cs="Calibri" w:eastAsia="Calibri" w:hAnsi="Calibri"/>
+                <w:color w:val="1B3A2A"/>
+                <w:sz w:val="20"/>
+                <w:szCs w:val="20"/>
+              </w:rPr>
+              <w:t xml:space="preserve">e2e/lab-02/requester-ticket-flow.spec.ts</w:t>
+            </w:r>
+          </w:p>
+        </w:tc>
+        <w:tc>
+          <w:tcPr>
+            <w:tcW w:type="pct" w:w="18%"/>
+          </w:tcPr>
+          <w:p>
+            <w:r>
+              <w:rPr>
+                <w:rFonts w:ascii="Calibri" w:cs="Calibri" w:eastAsia="Calibri" w:hAnsi="Calibri"/>
+                <w:color w:val="1B3A2A"/>
+                <w:sz w:val="20"/>
+                <w:szCs w:val="20"/>
+              </w:rPr>
+              <w:t xml:space="preserve">Playwright E2E</w:t>
+            </w:r>
+          </w:p>
+        </w:tc>
+        <w:tc>
+          <w:tcPr>
+            <w:tcW w:type="pct" w:w="12%"/>
+          </w:tcPr>
+          <w:p>
+            <w:r>
+              <w:rPr>
+                <w:rFonts w:ascii="Calibri" w:cs="Calibri" w:eastAsia="Calibri" w:hAnsi="Calibri"/>
+                <w:color w:val="1B3A2A"/>
+                <w:sz w:val="20"/>
+                <w:szCs w:val="20"/>
+              </w:rPr>
+              <w:t xml:space="preserve">Issue 6</w:t>
+            </w:r>
+          </w:p>
+        </w:tc>
+        <w:tc>
+          <w:tcPr>
+            <w:tcW w:type="pct" w:w="45%"/>
+          </w:tcPr>
+          <w:p>
+            <w:r>
+              <w:rPr>
+                <w:rFonts w:ascii="Calibri" w:cs="Calibri" w:eastAsia="Calibri" w:hAnsi="Calibri"/>
+                <w:color w:val="1B3A2A"/>
+                <w:sz w:val="20"/>
+                <w:szCs w:val="20"/>
+              </w:rPr>
+              <w:t xml:space="preserve">Automated full requester journey assertions and responsive viewport layout verification.</w:t>
             </w:r>
           </w:p>
         </w:tc>
